--- a/policies/build/preview/FMS.2_v2_preview.docx
+++ b/policies/build/preview/FMS.2_v2_preview.docx
@@ -44,7 +44,7 @@
           <w:sz w:val="20"/>
           <w:szCs w:val="20"/>
         </w:rPr>
-        <w:t xml:space="preserve">Standards for a walkable, labelled, electrically sound building.</w:t>
+        <w:t xml:space="preserve">Standards for facility safety of people in the building.</w:t>
       </w:r>
     </w:p>
     <w:p>
@@ -175,7 +175,7 @@
                 <w:sz w:val="18"/>
                 <w:szCs w:val="18"/>
               </w:rPr>
-              <w:t xml:space="preserve">2.0</w:t>
+              <w:t xml:space="preserve">2.1</w:t>
             </w:r>
           </w:p>
         </w:tc>
@@ -640,6 +640,98 @@
           </w:p>
         </w:tc>
       </w:tr>
+      <w:tr>
+        <w:tc>
+          <w:tcPr>
+            <w:tcW w:type="pct" w:w="22%"/>
+            <w:tcBorders>
+              <w:top w:val="single" w:color="999999" w:sz="4"/>
+              <w:left w:val="single" w:color="999999" w:sz="4"/>
+              <w:bottom w:val="single" w:color="999999" w:sz="4"/>
+              <w:right w:val="single" w:color="999999" w:sz="4"/>
+            </w:tcBorders>
+            <w:shd w:fill="E8E8E8" w:val="clear"/>
+          </w:tcPr>
+          <w:p>
+            <w:r>
+              <w:rPr>
+                <w:b/>
+                <w:bCs/>
+                <w:sz w:val="18"/>
+                <w:szCs w:val="18"/>
+              </w:rPr>
+              <w:t xml:space="preserve">Monthly-round circuit</w:t>
+            </w:r>
+          </w:p>
+        </w:tc>
+        <w:tc>
+          <w:tcPr>
+            <w:tcW w:type="pct" w:w="28%"/>
+            <w:tcBorders>
+              <w:top w:val="single" w:color="999999" w:sz="4"/>
+              <w:left w:val="single" w:color="999999" w:sz="4"/>
+              <w:bottom w:val="single" w:color="999999" w:sz="4"/>
+              <w:right w:val="single" w:color="999999" w:sz="4"/>
+            </w:tcBorders>
+          </w:tcPr>
+          <w:p>
+            <w:r>
+              <w:rPr>
+                <w:b w:val="false"/>
+                <w:bCs w:val="false"/>
+                <w:sz w:val="18"/>
+                <w:szCs w:val="18"/>
+              </w:rPr>
+              <w:t xml:space="preserve">«________»</w:t>
+            </w:r>
+          </w:p>
+        </w:tc>
+        <w:tc>
+          <w:tcPr>
+            <w:tcW w:type="pct" w:w="22%"/>
+            <w:tcBorders>
+              <w:top w:val="single" w:color="999999" w:sz="4"/>
+              <w:left w:val="single" w:color="999999" w:sz="4"/>
+              <w:bottom w:val="single" w:color="999999" w:sz="4"/>
+              <w:right w:val="single" w:color="999999" w:sz="4"/>
+            </w:tcBorders>
+            <w:shd w:fill="E8E8E8" w:val="clear"/>
+          </w:tcPr>
+          <w:p>
+            <w:r>
+              <w:rPr>
+                <w:b/>
+                <w:bCs/>
+                <w:sz w:val="18"/>
+                <w:szCs w:val="18"/>
+              </w:rPr>
+              <w:t xml:space="preserve">Extra-security areas</w:t>
+            </w:r>
+          </w:p>
+        </w:tc>
+        <w:tc>
+          <w:tcPr>
+            <w:tcW w:type="pct" w:w="28%"/>
+            <w:tcBorders>
+              <w:top w:val="single" w:color="999999" w:sz="4"/>
+              <w:left w:val="single" w:color="999999" w:sz="4"/>
+              <w:bottom w:val="single" w:color="999999" w:sz="4"/>
+              <w:right w:val="single" w:color="999999" w:sz="4"/>
+            </w:tcBorders>
+          </w:tcPr>
+          <w:p>
+            <w:r>
+              <w:rPr>
+                <w:b w:val="false"/>
+                <w:bCs w:val="false"/>
+                <w:sz w:val="18"/>
+                <w:szCs w:val="18"/>
+              </w:rPr>
+              <w:t xml:space="preserve">«________»</w:t>
+            </w:r>
+          </w:p>
+        </w:tc>
+      </w:tr>
     </w:tbl>
     <w:p>
       <w:pPr>
@@ -659,7 +751,7 @@
           <w:sz w:val="22"/>
           <w:szCs w:val="22"/>
         </w:rPr>
-        <w:t xml:space="preserve">A round is a walk. An unlabelled jerry-can is not a programme. A condemned bed does not stay in a patient bay.</w:t>
+        <w:t xml:space="preserve">A grab rail that is still in the wall, a round that actually walked the ward, and a chemical that still has its label. A register signed from the engineering office is not a round.</w:t>
       </w:r>
     </w:p>
     <w:p>
@@ -680,31 +772,31 @@
           <w:sz w:val="22"/>
           <w:szCs w:val="22"/>
         </w:rPr>
-        <w:t xml:space="preserve">This policy governs how Preview Hospital keeps the building safe for patients, families, staff and visitors: patient-safety devices and infrastructure, access for the differently-abled, extra-security areas, monthly facility inspection rounds, electrical-installation audits, unused material, and building hazardous materials.</w:t>
-      </w:r>
-    </w:p>
-    <w:p>
-      <w:pPr>
-        <w:spacing w:after="140"/>
-      </w:pPr>
-      <w:r>
-        <w:rPr>
-          <w:sz w:val="22"/>
-          <w:szCs w:val="22"/>
-        </w:rPr>
-        <w:t xml:space="preserve">It is not a generator-load test, a medical-equipment PPM file, a medical-gas SOP, or a fire plan. A finding on a round is recorded here and closed by the programme that owns the plant, the device, the gas or the fire provision.</w:t>
-      </w:r>
-    </w:p>
-    <w:p>
-      <w:pPr>
-        <w:spacing w:after="140"/>
-      </w:pPr>
-      <w:r>
-        <w:rPr>
-          <w:sz w:val="22"/>
-          <w:szCs w:val="22"/>
-        </w:rPr>
-        <w:t xml:space="preserve">Editable defaults are marked «like this». True blanks — «________» — have no sensible default and must be completed before this document is signed.</w:t>
+        <w:t xml:space="preserve">This policy governs how Preview Hospital keeps the building safe for patients, their families, staff and visitors: how patient-safety devices and infrastructure are installed and inspected; how facilities for the differently-abled are provided and kept usable; how extra-security areas are named and access is described; how facility inspection rounds are walked at least once a month; how the electrical installation is audited; how material not in use is identified and disposed of; and how hazardous materials used in the building are identified and used safely.</w:t>
+      </w:r>
+    </w:p>
+    <w:p>
+      <w:pPr>
+        <w:spacing w:after="140"/>
+      </w:pPr>
+      <w:r>
+        <w:rPr>
+          <w:sz w:val="22"/>
+          <w:szCs w:val="22"/>
+        </w:rPr>
+        <w:t xml:space="preserve">It is facility safety of people in the building. It is not a fire-drill script, not biomedical-waste colour code, not the equipment preventive-maintenance programme, and not the care process for matching a neonate or observing a vulnerable adult.</w:t>
+      </w:r>
+    </w:p>
+    <w:p>
+      <w:pPr>
+        <w:spacing w:after="140"/>
+      </w:pPr>
+      <w:r>
+        <w:rPr>
+          <w:sz w:val="22"/>
+          <w:szCs w:val="22"/>
+        </w:rPr>
+        <w:t xml:space="preserve">Editable defaults in this document are marked «like this». A hospital that adopts the default keeps the wording. A hospital that needs a different owner, interval or arrangement replaces the marked text before issue. True blanks — «________» — have no sensible default and must be completed before this document is signed.</w:t>
       </w:r>
     </w:p>
     <w:p>
@@ -725,31 +817,127 @@
           <w:sz w:val="22"/>
           <w:szCs w:val="22"/>
         </w:rPr>
-        <w:t xml:space="preserve">This policy applies to the buildings, grounds and occupied spaces of Preview Hospital and to the people who inspect devices, keep access usable, control extra-security areas, walk monthly rounds, audit the electrical installation, condemn unused material, and identify building hazardous materials.</w:t>
-      </w:r>
-    </w:p>
-    <w:p>
-      <w:pPr>
-        <w:spacing w:after="140"/>
-      </w:pPr>
-      <w:r>
-        <w:rPr>
-          <w:sz w:val="22"/>
-          <w:szCs w:val="22"/>
-        </w:rPr>
-        <w:t xml:space="preserve">It covers grab rails, wet-area flooring, window restrictors, call-bell hardware and similar fabric; ramps, lifts and accessible toilets this building actually has; locks, access descriptions and CCTV if installed; facility inspection rounds at least once a month; electrical safety audits of the installation; identification and disposal of material not in use; and identification and safe use of housekeeping chemicals, water-treatment chemicals, diesel, mercury if still present, and engineering solvents.</w:t>
-      </w:r>
-    </w:p>
-    <w:p>
-      <w:pPr>
-        <w:spacing w:after="140"/>
-      </w:pPr>
-      <w:r>
-        <w:rPr>
-          <w:sz w:val="22"/>
-          <w:szCs w:val="22"/>
-        </w:rPr>
-        <w:t xml:space="preserve">It does not govern planned utilities and energy initiatives, medical-equipment PPM, medical gases, or fire-equipment maintenance. Fire extinguishers found missing on a round are a finding here that the fire programme must close. Laboratory bench chemical hygiene, blood and body-fluid spills, cytotoxic bench spills, and biomedical-waste colours stay those programmes. Locks and cameras are here; matching a neonate and observing a vulnerable adult stay those care policies. PESO and gas-cylinder rules, if they apply, live on the applicable-legislation register — not as this chemical list counted twice.</w:t>
+        <w:t xml:space="preserve">This policy applies to the buildings, grounds and occupied spaces of Preview Hospital, and to the people who install and inspect patient-safety fabric, keep access for the differently-abled usable, plan extra-security and access control, walk monthly facility inspection rounds, audit the electrical installation, condemn and dispose of material not in use, and identify and control hazardous materials used in the facility.</w:t>
+      </w:r>
+    </w:p>
+    <w:p>
+      <w:pPr>
+        <w:spacing w:after="140"/>
+      </w:pPr>
+      <w:r>
+        <w:rPr>
+          <w:sz w:val="22"/>
+          <w:szCs w:val="22"/>
+        </w:rPr>
+        <w:t xml:space="preserve">It covers: patient-safety devices and infrastructure and their periodic inspection; facilities for the differently-abled; extra-security areas and access by staff, patients and visitors; facility inspection rounds at least once a month; electrical safety audits; identification and disposal of material not in use; and identification and safe use of hazardous materials.</w:t>
+      </w:r>
+    </w:p>
+    <w:p>
+      <w:pPr>
+        <w:spacing w:after="140"/>
+      </w:pPr>
+      <w:r>
+        <w:rPr>
+          <w:sz w:val="22"/>
+          <w:szCs w:val="22"/>
+        </w:rPr>
+        <w:t xml:space="preserve">It does not govern planned space, drawings, wayfinding, round-the-clock water and electricity, backup testing or energy initiatives — those belong to the utilities programme. A backup-test failure found on a round is recorded here as a safety finding and handed back to that programme to fix the plant.</w:t>
+      </w:r>
+    </w:p>
+    <w:p>
+      <w:pPr>
+        <w:spacing w:after="140"/>
+      </w:pPr>
+      <w:r>
+        <w:rPr>
+          <w:sz w:val="22"/>
+          <w:szCs w:val="22"/>
+        </w:rPr>
+        <w:t xml:space="preserve">A broken grab-rail is this policy's infrastructure. A failed ventilator is the equipment programme. A leaking medical-gas cylinder found on a round is handed to the gas programme.</w:t>
+      </w:r>
+    </w:p>
+    <w:p>
+      <w:pPr>
+        <w:spacing w:after="140"/>
+      </w:pPr>
+      <w:r>
+        <w:rPr>
+          <w:sz w:val="22"/>
+          <w:szCs w:val="22"/>
+        </w:rPr>
+        <w:t xml:space="preserve">Fire detection, alarms, extinguishers and suppression are fire provisions, maintained under the fire programme. A blocked exit found on a monthly round is a finding here that the fire programme must close. Management's duty that proactive risk exists across the organisation remains that management-risk programme; this policy writes the monthly facility walk.</w:t>
+      </w:r>
+    </w:p>
+    <w:p>
+      <w:pPr>
+        <w:spacing w:after="140"/>
+      </w:pPr>
+      <w:r>
+        <w:rPr>
+          <w:sz w:val="22"/>
+          <w:szCs w:val="22"/>
+        </w:rPr>
+        <w:t xml:space="preserve">Laboratory result and imaging no-report rules for overdue calibrators remain those diagnostic programmes. Laboratory bench chemical hygiene remains the laboratory safety programme. This policy owns hospital-wide hazardous materials and the monthly facility walk. Building chemical stores, diesel, mercury if still present, and housekeeping chemicals are here.</w:t>
+      </w:r>
+    </w:p>
+    <w:p>
+      <w:pPr>
+        <w:spacing w:after="140"/>
+      </w:pPr>
+      <w:r>
+        <w:rPr>
+          <w:sz w:val="22"/>
+          <w:szCs w:val="22"/>
+        </w:rPr>
+        <w:t xml:space="preserve">Radiation and PC-PNDT signs remain the laboratory and imaging safety programme. Wayfinding is the utilities programme.</w:t>
+      </w:r>
+    </w:p>
+    <w:p>
+      <w:pPr>
+        <w:spacing w:after="140"/>
+      </w:pPr>
+      <w:r>
+        <w:rPr>
+          <w:sz w:val="22"/>
+          <w:szCs w:val="22"/>
+        </w:rPr>
+        <w:t xml:space="preserve">Matching, handing-over and missing-child response for a neonate, and bedside observation of a vulnerable adult, remain those care policies. This policy owns locks, cameras, door hardware and the written access description.</w:t>
+      </w:r>
+    </w:p>
+    <w:p>
+      <w:pPr>
+        <w:spacing w:after="140"/>
+      </w:pPr>
+      <w:r>
+        <w:rPr>
+          <w:sz w:val="22"/>
+          <w:szCs w:val="22"/>
+        </w:rPr>
+        <w:t xml:space="preserve">Blood and body-fluid spills remain the infection-control spill programme. Cytotoxic spill at preparation and administration remains that medication programme. Biomedical-waste colour, internal transport and authorisation remain the infection-control waste programme. Material not in use here is condemned furniture, obsolete non-device equipment, unused construction debris and expired non-waste stores — not the four-colour clinical waste stream.</w:t>
+      </w:r>
+    </w:p>
+    <w:p>
+      <w:pPr>
+        <w:spacing w:after="140"/>
+      </w:pPr>
+      <w:r>
+        <w:rPr>
+          <w:sz w:val="22"/>
+          <w:szCs w:val="22"/>
+        </w:rPr>
+        <w:t xml:space="preserve">WHO Safe Management of Wastes from Health-Care Activities is a waste framework only; colours stay the waste programme. Gudlavalleti is the disability-access framework, not a pasted accessibility-audit form. NBC 2016 is the building, access and electrical-installation framework as the local authority applied it. IS 732, IS 3043 and IS 2190 are NBC-pointed practice, not extra disclaimer statutes. Hospital Safety Index is an evaluator framework, not a mandated score.</w:t>
+      </w:r>
+    </w:p>
+    <w:p>
+      <w:pPr>
+        <w:spacing w:after="140"/>
+      </w:pPr>
+      <w:r>
+        <w:rPr>
+          <w:sz w:val="22"/>
+          <w:szCs w:val="22"/>
+        </w:rPr>
+        <w:t xml:space="preserve">Patient-facing expected cost is not a safety round. A safety finding that caused harm is also an incident; the round remains this policy.</w:t>
       </w:r>
     </w:p>
     <w:p>
@@ -770,79 +958,91 @@
           <w:sz w:val="22"/>
           <w:szCs w:val="22"/>
         </w:rPr>
-        <w:t xml:space="preserve">Patient-safety devices that prevent a foreseeable harm in the building are installed and inspected. Grab rails in toilets and wet areas, anti-skid flooring where water is expected, window restrictors on upper floors, bumper guards on trolley routes, and nurse-call hardware as fabric, are this policy. Fire detection and extinguishers are the fire programme; they appear on a round as found, blocked or missing, not as this install-and-inspect list counted twice. Bed-rail use as a falls decision stays the vulnerable-adult care policy; this policy owns that the hardware exists and is fixed.</w:t>
-      </w:r>
-    </w:p>
-    <w:p>
-      <w:pPr>
-        <w:spacing w:after="140"/>
-      </w:pPr>
-      <w:r>
-        <w:rPr>
-          <w:sz w:val="22"/>
-          <w:szCs w:val="22"/>
-        </w:rPr>
-        <w:t xml:space="preserve">Facilities for the differently-abled that this building actually provides — ramps or a working lift to floors used by patients, an accessible toilet, wayfinding a wheelchair user can follow — are kept usable. A single ramp to a locked side door is not that provision. Gudlavalleti (2018) and NBC 2016 access, as the local authority applied them, are the frameworks. This policy does not invent a NABH gradient or door-width for every small hospital.</w:t>
-      </w:r>
-    </w:p>
-    <w:p>
-      <w:pPr>
-        <w:spacing w:after="140"/>
-      </w:pPr>
-      <w:r>
-        <w:rPr>
-          <w:sz w:val="22"/>
-          <w:szCs w:val="22"/>
-        </w:rPr>
-        <w:t xml:space="preserve">Areas that need extra security are named: pharmacy stores, medical records if held on site, nursery and labour, server or plant rooms, the gas manifold, and any other area the Medical Superintendent adds. Access by staff, patients and visitors is described. A CCTV monitor that is never watched is not extra security. Matching and handing over a neonate, and bedside observation of a vulnerable adult, stay those care policies; this policy owns the locks and the door.</w:t>
-      </w:r>
-    </w:p>
-    <w:p>
-      <w:pPr>
-        <w:spacing w:after="140"/>
-      </w:pPr>
-      <w:r>
-        <w:rPr>
-          <w:sz w:val="22"/>
-          <w:szCs w:val="22"/>
-        </w:rPr>
-        <w:t xml:space="preserve">Facility inspection rounds walk occupied clinical and support spaces at least once a month. That interval is in the standard and is not optional. A register signed from the engineering office with no ward walk has not been held.</w:t>
-      </w:r>
-    </w:p>
-    <w:p>
-      <w:pPr>
-        <w:spacing w:after="140"/>
-      </w:pPr>
-      <w:r>
-        <w:rPr>
-          <w:sz w:val="22"/>
-          <w:szCs w:val="22"/>
-        </w:rPr>
-        <w:t xml:space="preserve">Electrical safety audits cover the installation: earthing continuity, residual-current protection on wet-area and patient-care circuits, damaged flexible cords, sockets in wet areas, panel labelling and lockability, and isolated-power or equivalent in OT if an OT exists. IS 732 and IS 3043 are NBC-pointed frameworks. A megger reading from commissioning with no subsequent audit is not this audit. A failed medical device is the equipment programme; a failed building circuit is here.</w:t>
-      </w:r>
-    </w:p>
-    <w:p>
-      <w:pPr>
-        <w:spacing w:after="140"/>
-      </w:pPr>
-      <w:r>
-        <w:rPr>
-          <w:sz w:val="22"/>
-          <w:szCs w:val="22"/>
-        </w:rPr>
-        <w:t xml:space="preserve">Material not in use — condemned furniture, obsolete equipment struck off the equipment inventory, unused building materials, expired non-biomedical stores — is identified, quarantined so it cannot be reused on a patient, and disposed of or sold. The four-colour clinical waste stream is not this procedure.</w:t>
-      </w:r>
-    </w:p>
-    <w:p>
-      <w:pPr>
-        <w:spacing w:after="140"/>
-      </w:pPr>
-      <w:r>
-        <w:rPr>
-          <w:sz w:val="22"/>
-          <w:szCs w:val="22"/>
-        </w:rPr>
-        <w:t xml:space="preserve">Hazardous materials this hospital actually holds are listed, labelled, segregated and used with the PPE and spill method for building chemical, mercury and fuel. An SDS folder in quality with an unlabelled jerry-can is not identification. Blood spills, cytotoxic bench spills, biomedical waste and laboratory bench hygiene stay those programmes. Dual entry when a spill meets two definitions.</w:t>
+        <w:t xml:space="preserve">Preview Hospital installs patient-safety devices and infrastructure across the organisation and inspects them periodically. Fabric that prevents a foreseeable harm in the building — grab rails, wet-area flooring, window restrictors, call-bell hardware, bed-rail hardware as furniture — exists and works. Fire extinguishers are not this install-and-inspect programme counted twice.</w:t>
+      </w:r>
+    </w:p>
+    <w:p>
+      <w:pPr>
+        <w:spacing w:after="140"/>
+      </w:pPr>
+      <w:r>
+        <w:rPr>
+          <w:sz w:val="22"/>
+          <w:szCs w:val="22"/>
+        </w:rPr>
+        <w:t xml:space="preserve">Preview Hospital has facilities for the differently-abled and keeps them usable. A single ramp to a locked side door is not that provision.</w:t>
+      </w:r>
+    </w:p>
+    <w:p>
+      <w:pPr>
+        <w:spacing w:after="140"/>
+      </w:pPr>
+      <w:r>
+        <w:rPr>
+          <w:sz w:val="22"/>
+          <w:szCs w:val="22"/>
+        </w:rPr>
+        <w:t xml:space="preserve">Preview Hospital identifies areas that need extra security and describes access to different areas by staff, patients and visitors, with the hardware that enforces it. A camera that is never watched is not extra security. Matching a neonate and observing a vulnerable adult remain those care policies.</w:t>
+      </w:r>
+    </w:p>
+    <w:p>
+      <w:pPr>
+        <w:spacing w:after="140"/>
+      </w:pPr>
+      <w:r>
+        <w:rPr>
+          <w:sz w:val="22"/>
+          <w:szCs w:val="22"/>
+        </w:rPr>
+        <w:t xml:space="preserve">Preview Hospital walks facility inspection rounds to ensure safety at least once a month. That interval is in the requirement and is not optional. A register signed from the engineering office with no ward walk is not a round.</w:t>
+      </w:r>
+    </w:p>
+    <w:p>
+      <w:pPr>
+        <w:spacing w:after="140"/>
+      </w:pPr>
+      <w:r>
+        <w:rPr>
+          <w:sz w:val="22"/>
+          <w:szCs w:val="22"/>
+        </w:rPr>
+        <w:t xml:space="preserve">Preview Hospital conducts electrical safety audits of the facility: earthing, residual-current protection, wet-area sockets, panel lockability. This is not the utilities programme's loaded generator test and not the equipment programme's device calibration.</w:t>
+      </w:r>
+    </w:p>
+    <w:p>
+      <w:pPr>
+        <w:spacing w:after="140"/>
+      </w:pPr>
+      <w:r>
+        <w:rPr>
+          <w:sz w:val="22"/>
+          <w:szCs w:val="22"/>
+        </w:rPr>
+        <w:t xml:space="preserve">Preview Hospital identifies material not in use and disposes of it so it cannot be reused on a patient. Biomedical-waste colours are not that procedure.</w:t>
+      </w:r>
+    </w:p>
+    <w:p>
+      <w:pPr>
+        <w:spacing w:after="140"/>
+      </w:pPr>
+      <w:r>
+        <w:rPr>
+          <w:sz w:val="22"/>
+          <w:szCs w:val="22"/>
+        </w:rPr>
+        <w:t xml:space="preserve">Preview Hospital identifies hazardous materials it actually holds and uses them safely, with labels, segregation, PPE and a spill method for building chemicals, fuels and mercury if still present. Blood spills, cytotoxic bench spills, laboratory bench hygiene and biomedical-waste colours remain those other programmes.</w:t>
+      </w:r>
+    </w:p>
+    <w:p>
+      <w:pPr>
+        <w:spacing w:after="140"/>
+      </w:pPr>
+      <w:r>
+        <w:rPr>
+          <w:sz w:val="22"/>
+          <w:szCs w:val="22"/>
+        </w:rPr>
+        <w:t xml:space="preserve">Preview Hospital does not treat a monthly register signed without a walk, biomedical-waste colours offered as unused-material disposal, or a chemical store with no identification, as that duty.</w:t>
       </w:r>
     </w:p>
     <w:p>
@@ -863,7 +1063,7 @@
           <w:sz w:val="22"/>
           <w:szCs w:val="22"/>
         </w:rPr>
-        <w:t xml:space="preserve">The following are prohibited.</w:t>
+        <w:t xml:space="preserve">The following are prohibited. There is no operational exception and no "until the vendor comes" exception.</w:t>
       </w:r>
     </w:p>
     <w:p>
@@ -875,7 +1075,7 @@
           <w:sz w:val="22"/>
           <w:szCs w:val="22"/>
         </w:rPr>
-        <w:t xml:space="preserve">1. Signing a monthly facility inspection round without walking occupied clinical space.</w:t>
+        <w:t xml:space="preserve">1. Signing the monthly facility inspection round from the engineering office, or on the last day of the month, without walking occupied clinical and support spaces.</w:t>
       </w:r>
     </w:p>
     <w:p>
@@ -887,7 +1087,7 @@
           <w:sz w:val="22"/>
           <w:szCs w:val="22"/>
         </w:rPr>
-        <w:t xml:space="preserve">2. Leaving tagged or condemned unused material in a patient bay.</w:t>
+        <w:t xml:space="preserve">2. Missing a calendar month. At least once a month is the floor.</w:t>
       </w:r>
     </w:p>
     <w:p>
@@ -899,7 +1099,7 @@
           <w:sz w:val="22"/>
           <w:szCs w:val="22"/>
         </w:rPr>
-        <w:t xml:space="preserve">3. Using an unlabelled hazardous material, or treating an SDS folder as identification when the container at the point of use has no label.</w:t>
+        <w:t xml:space="preserve">3. Inspecting patient-safety fabric from a purchase invoice. A grab rail that has pulled out of a wet-wall fixing, or a call bell that rings at the panel but not in the room, is a failed device.</w:t>
       </w:r>
     </w:p>
     <w:p>
@@ -911,7 +1111,7 @@
           <w:sz w:val="22"/>
           <w:szCs w:val="22"/>
         </w:rPr>
-        <w:t xml:space="preserve">4. Offering biomedical-waste colours as the unused-material procedure.</w:t>
+        <w:t xml:space="preserve">4. Blocking a ramp, accessible toilet, or other differently-abled facility with a trolley bay, stores or a parked vehicle.</w:t>
       </w:r>
     </w:p>
     <w:p>
@@ -923,19 +1123,103 @@
           <w:sz w:val="22"/>
           <w:szCs w:val="22"/>
         </w:rPr>
-        <w:t xml:space="preserve">5. Blocking a ramp, accessible toilet or extra-security door, or treating unwatched CCTV as extra security.</w:t>
-      </w:r>
-    </w:p>
-    <w:p>
-      <w:pPr>
-        <w:spacing w:after="140"/>
-      </w:pPr>
-      <w:r>
-        <w:rPr>
-          <w:sz w:val="22"/>
-          <w:szCs w:val="22"/>
-        </w:rPr>
-        <w:t xml:space="preserve">Anyone who sees a prohibited act stops it under the stop-work clause and reports it the same shift to the «Maintenance In-Charge» or, at night, the Night Duty Officer.</w:t>
+        <w:t xml:space="preserve">5. Treating a camera that is never watched, or a lock whose key is on an open hook, as extra security.</w:t>
+      </w:r>
+    </w:p>
+    <w:p>
+      <w:pPr>
+        <w:spacing w:after="80"/>
+      </w:pPr>
+      <w:r>
+        <w:rPr>
+          <w:sz w:val="22"/>
+          <w:szCs w:val="22"/>
+        </w:rPr>
+        <w:t xml:space="preserve">6. Absorbing neonatal matching, missing-child response, or bedside observation of a vulnerable adult into this hardware description. Those remain the care policies.</w:t>
+      </w:r>
+    </w:p>
+    <w:p>
+      <w:pPr>
+        <w:spacing w:after="80"/>
+      </w:pPr>
+      <w:r>
+        <w:rPr>
+          <w:sz w:val="22"/>
+          <w:szCs w:val="22"/>
+        </w:rPr>
+        <w:t xml:space="preserve">7. Offering the four-colour biomedical-waste stream as identification and disposal of material not in use.</w:t>
+      </w:r>
+    </w:p>
+    <w:p>
+      <w:pPr>
+        <w:spacing w:after="80"/>
+      </w:pPr>
+      <w:r>
+        <w:rPr>
+          <w:sz w:val="22"/>
+          <w:szCs w:val="22"/>
+        </w:rPr>
+        <w:t xml:space="preserve">8. Leaving a condemned item in a patient bay, or putting a condemned bed or device back into clinical use.</w:t>
+      </w:r>
+    </w:p>
+    <w:p>
+      <w:pPr>
+        <w:spacing w:after="80"/>
+      </w:pPr>
+      <w:r>
+        <w:rPr>
+          <w:sz w:val="22"/>
+          <w:szCs w:val="22"/>
+        </w:rPr>
+        <w:t xml:space="preserve">9. Leaving a hazardous-material container unlabelled at the point of use, or keeping an SDS folder in quality while the jerry-can has no label.</w:t>
+      </w:r>
+    </w:p>
+    <w:p>
+      <w:pPr>
+        <w:spacing w:after="80"/>
+      </w:pPr>
+      <w:r>
+        <w:rPr>
+          <w:sz w:val="22"/>
+          <w:szCs w:val="22"/>
+        </w:rPr>
+        <w:t xml:space="preserve">10. Counting a blood or body-fluid spill, a cytotoxic bench spill, laboratory bench chemical hygiene, or biomedical-waste colours as this building hazardous-material list.</w:t>
+      </w:r>
+    </w:p>
+    <w:p>
+      <w:pPr>
+        <w:spacing w:after="80"/>
+      </w:pPr>
+      <w:r>
+        <w:rPr>
+          <w:sz w:val="22"/>
+          <w:szCs w:val="22"/>
+        </w:rPr>
+        <w:t xml:space="preserve">11. Leaving a failed earth, a missing residual-current device on a wet-area or patient-care circuit, or an unlocked live panel, in service. Isolation until repaired.</w:t>
+      </w:r>
+    </w:p>
+    <w:p>
+      <w:pPr>
+        <w:spacing w:after="80"/>
+      </w:pPr>
+      <w:r>
+        <w:rPr>
+          <w:sz w:val="22"/>
+          <w:szCs w:val="22"/>
+        </w:rPr>
+        <w:t xml:space="preserve">12. Treating the Hospital Safety Index as a mandated score this hospital must achieve.</w:t>
+      </w:r>
+    </w:p>
+    <w:p>
+      <w:pPr>
+        <w:spacing w:after="140"/>
+      </w:pPr>
+      <w:r>
+        <w:rPr>
+          <w:sz w:val="22"/>
+          <w:szCs w:val="22"/>
+        </w:rPr>
+        <w:t xml:space="preserve">A person who finds a blocked exit, an unlabelled chemical, a condemned bed in a patient bay, or a monthly register with no walk, reports it the same shift to the «Maintenance In-Charge».</w:t>
       </w:r>
     </w:p>
     <w:p>
@@ -953,43 +1237,67 @@
         <w:spacing w:after="100" w:before="220"/>
       </w:pPr>
       <w:r>
-        <w:t xml:space="preserve">5.1 Devices, access and extra security</w:t>
-      </w:r>
-    </w:p>
-    <w:p>
-      <w:pPr>
-        <w:spacing w:after="140"/>
-      </w:pPr>
-      <w:r>
-        <w:rPr>
-          <w:sz w:val="22"/>
-          <w:szCs w:val="22"/>
-        </w:rPr>
-        <w:t xml:space="preserve">The Maintenance In-Charge holds the installed-device list and inspects those devices «monthly», on the facility round. A grab rail that has pulled out of a wet-wall fixing, or a call bell that rings at the panel but not in the room, is withdrawn from reliance and repaired. Inspection from a purchase invoice is not inspection.</w:t>
-      </w:r>
-    </w:p>
-    <w:p>
-      <w:pPr>
-        <w:spacing w:after="140"/>
-      </w:pPr>
-      <w:r>
-        <w:rPr>
-          <w:sz w:val="22"/>
-          <w:szCs w:val="22"/>
-        </w:rPr>
-        <w:t xml:space="preserve">Differently-abled facilities this building has are walked on the same round and kept unblocked. A trolley bay on a ramp is a finding.</w:t>
-      </w:r>
-    </w:p>
-    <w:p>
-      <w:pPr>
-        <w:spacing w:after="140"/>
-      </w:pPr>
-      <w:r>
-        <w:rPr>
-          <w:sz w:val="22"/>
-          <w:szCs w:val="22"/>
-        </w:rPr>
-        <w:t xml:space="preserve">Extra-security areas are listed, with the access description for staff, patients and visitors. Security Supervisor holds the hardware (locks, access control, CCTV if installed) and the watch roster. A breach that meets the incident definition is also entered in the incident system.</w:t>
+        <w:t xml:space="preserve">5.1 Install and inspect patient-safety fabric</w:t>
+      </w:r>
+    </w:p>
+    <w:p>
+      <w:pPr>
+        <w:spacing w:after="140"/>
+      </w:pPr>
+      <w:r>
+        <w:rPr>
+          <w:sz w:val="22"/>
+          <w:szCs w:val="22"/>
+        </w:rPr>
+        <w:t xml:space="preserve">Patient-safety devices and infrastructure are the fabric that prevents a foreseeable harm in the building: grab rails in toilets and wet areas, anti-skid flooring where water is expected, window restrictors on upper floors, bumper guards on trolley routes, nurse-call or emergency-bell infrastructure as hardware, bed-rail hardware as furniture, and similar devices this hospital actually runs.</w:t>
+      </w:r>
+    </w:p>
+    <w:p>
+      <w:pPr>
+        <w:spacing w:after="140"/>
+      </w:pPr>
+      <w:r>
+        <w:rPr>
+          <w:sz w:val="22"/>
+          <w:szCs w:val="22"/>
+        </w:rPr>
+        <w:t xml:space="preserve">Bedside observation that uses a call bell, and the decision to raise a bed rail as a falls or restraint act, remain those care policies. This section owns that the bell exists and works, and that the rail as furniture is still attached.</w:t>
+      </w:r>
+    </w:p>
+    <w:p>
+      <w:pPr>
+        <w:spacing w:after="140"/>
+      </w:pPr>
+      <w:r>
+        <w:rPr>
+          <w:sz w:val="22"/>
+          <w:szCs w:val="22"/>
+        </w:rPr>
+        <w:t xml:space="preserve">Fire detection, alarms, extinguishers and suppression are fire provisions, inspected under the fire programme. They may be listed on a monthly round as found, blocked or failed; they are not this install-and-inspect programme counted twice.</w:t>
+      </w:r>
+    </w:p>
+    <w:p>
+      <w:pPr>
+        <w:spacing w:after="140"/>
+      </w:pPr>
+      <w:r>
+        <w:rPr>
+          <w:sz w:val="22"/>
+          <w:szCs w:val="22"/>
+        </w:rPr>
+        <w:t xml:space="preserve">NBC 2016 and the chapter's patient-safety infrastructure frameworks (Aggarwal et al.; Health Facilities Management) inform what this hospital installs; they are not a pasted device catalogue.</w:t>
+      </w:r>
+    </w:p>
+    <w:p>
+      <w:pPr>
+        <w:spacing w:after="140"/>
+      </w:pPr>
+      <w:r>
+        <w:rPr>
+          <w:sz w:val="22"/>
+          <w:szCs w:val="22"/>
+        </w:rPr>
+        <w:t xml:space="preserve">The «Maintenance In-Charge» holds the installed-device list and inspects «monthly». A grab rail that pulled out of a wet-wall fixing, or an inspection done from a purchase invoice, is a failure of this policy.</w:t>
       </w:r>
     </w:p>
     <w:p>
@@ -998,31 +1306,43 @@
         <w:spacing w:after="100" w:before="220"/>
       </w:pPr>
       <w:r>
-        <w:t xml:space="preserve">5.2 Monthly rounds and electrical safety audits</w:t>
-      </w:r>
-    </w:p>
-    <w:p>
-      <w:pPr>
-        <w:spacing w:after="140"/>
-      </w:pPr>
-      <w:r>
-        <w:rPr>
-          <w:sz w:val="22"/>
-          <w:szCs w:val="22"/>
-        </w:rPr>
-        <w:t xml:space="preserve">The «Maintenance In-Charge» walks occupied clinical and support spaces at least once a month. The circuit includes wards, theatre and labour if running, stores, plant rooms and extra-security areas. Findings — blocked exit, failed grab rail, wet floor without warning, unlabelled chemical, condemned item in a corridor, open electrical panel, missing extinguisher — are recorded, owned and closed. A missed month is a defect. A finding that caused harm is also an incident.</w:t>
-      </w:r>
-    </w:p>
-    <w:p>
-      <w:pPr>
-        <w:spacing w:after="140"/>
-      </w:pPr>
-      <w:r>
-        <w:rPr>
-          <w:sz w:val="22"/>
-          <w:szCs w:val="22"/>
-        </w:rPr>
-        <w:t xml:space="preserve">Electrical safety audits of the installation are done «annually» by a «competent in-house person or licensed contractor». Scope: earthing, residual-current protection, wet-area sockets, panel lockability, and OT isolated-power or equivalent if an OT exists. A failed earth or missing ELCB is isolated until repaired. This is not the loaded generator test and not device calibration.</w:t>
+        <w:t xml:space="preserve">5.2 Provide facilities for the differently-abled and keep them usable</w:t>
+      </w:r>
+    </w:p>
+    <w:p>
+      <w:pPr>
+        <w:spacing w:after="140"/>
+      </w:pPr>
+      <w:r>
+        <w:rPr>
+          <w:sz w:val="22"/>
+          <w:szCs w:val="22"/>
+        </w:rPr>
+        <w:t xml:space="preserve">Gudlavalleti is the South-Asian disability-access framework in the chapter bibliography. This section is the facilities this hospital actually provides: ramps or a working lift to the floors it uses for patients, an accessible toilet, wayfinding a wheelchair user can follow (consistent with the utilities programme's signs), and the other provisions this hospital has defined for the disabilities it can reasonably accommodate in this building.</w:t>
+      </w:r>
+    </w:p>
+    <w:p>
+      <w:pPr>
+        <w:spacing w:after="140"/>
+      </w:pPr>
+      <w:r>
+        <w:rPr>
+          <w:sz w:val="22"/>
+          <w:szCs w:val="22"/>
+        </w:rPr>
+        <w:t xml:space="preserve">A single ramp to a locked side door is not this provision. NBC 2016 access provisions apply insofar as the local authority applied them to this occupancy. This policy does not invent a NABH gradient or door-width figure for every small hospital.</w:t>
+      </w:r>
+    </w:p>
+    <w:p>
+      <w:pPr>
+        <w:spacing w:after="140"/>
+      </w:pPr>
+      <w:r>
+        <w:rPr>
+          <w:sz w:val="22"/>
+          <w:szCs w:val="22"/>
+        </w:rPr>
+        <w:t xml:space="preserve">Which facilities are in place, how they are kept usable (not blocked by a trolley bay), and how a failure is recorded, are held by the «Maintenance In-Charge». Facilities provided: «________».</w:t>
       </w:r>
     </w:p>
     <w:p>
@@ -1031,31 +1351,43 @@
         <w:spacing w:after="100" w:before="220"/>
       </w:pPr>
       <w:r>
-        <w:t xml:space="preserve">5.3 Unused material</w:t>
-      </w:r>
-    </w:p>
-    <w:p>
-      <w:pPr>
-        <w:spacing w:after="140"/>
-      </w:pPr>
-      <w:r>
-        <w:rPr>
-          <w:sz w:val="22"/>
-          <w:szCs w:val="22"/>
-        </w:rPr>
-        <w:t xml:space="preserve">Material not in use is identified with tag, location, date and owner. If the item is equipment, the equipment programme strikes it off the inventory before the carcass is moved. It is stored so it cannot be reused on a patient, then disposed of or sold. A tagged item still in a patient bay is a failure of this policy.</w:t>
-      </w:r>
-    </w:p>
-    <w:p>
-      <w:pPr>
-        <w:spacing w:after="140"/>
-      </w:pPr>
-      <w:r>
-        <w:rPr>
-          <w:sz w:val="22"/>
-          <w:szCs w:val="22"/>
-        </w:rPr>
-        <w:t xml:space="preserve">Biomedical waste stays the infection-control waste programme. WHO Safe Management of Wastes from Health-Care Activities is a waste framework only; it does not move colour-code ownership here.</w:t>
+        <w:t xml:space="preserve">5.3 Identify extra-security areas and describe who may enter</w:t>
+      </w:r>
+    </w:p>
+    <w:p>
+      <w:pPr>
+        <w:spacing w:after="140"/>
+      </w:pPr>
+      <w:r>
+        <w:rPr>
+          <w:sz w:val="22"/>
+          <w:szCs w:val="22"/>
+        </w:rPr>
+        <w:t xml:space="preserve">Extra-security areas typically include pharmacy stores, medical records if held on site, nursery and labour as the neonatal care policy uses them, server or plant rooms, the gas manifold, and any other area this hospital has named. Named extra-security areas: «________».</w:t>
+      </w:r>
+    </w:p>
+    <w:p>
+      <w:pPr>
+        <w:spacing w:after="140"/>
+      </w:pPr>
+      <w:r>
+        <w:rPr>
+          <w:sz w:val="22"/>
+          <w:szCs w:val="22"/>
+        </w:rPr>
+        <w:t xml:space="preserve">Matching and handing over a neonate, and the missing-child response, remain the neonatal care policy. Bedside observation of a vulnerable adult remains that care policy. This section owns locks, access-control hardware, cameras if installed, and the written description of who may enter which area.</w:t>
+      </w:r>
+    </w:p>
+    <w:p>
+      <w:pPr>
+        <w:spacing w:after="140"/>
+      </w:pPr>
+      <w:r>
+        <w:rPr>
+          <w:sz w:val="22"/>
+          <w:szCs w:val="22"/>
+        </w:rPr>
+        <w:t xml:space="preserve">A camera that is never watched is not extra security. Who may enter, as staff, patients and visitors, and the hardware that enforces it, are held by the «named security or administration lead». A breach that is also an incident is dual-entered in the incident system.</w:t>
       </w:r>
     </w:p>
     <w:p>
@@ -1064,43 +1396,202 @@
         <w:spacing w:after="100" w:before="220"/>
       </w:pPr>
       <w:r>
-        <w:t xml:space="preserve">5.4 Hazardous materials</w:t>
-      </w:r>
-    </w:p>
-    <w:p>
-      <w:pPr>
-        <w:spacing w:after="140"/>
-      </w:pPr>
-      <w:r>
-        <w:rPr>
-          <w:sz w:val="22"/>
-          <w:szCs w:val="22"/>
-        </w:rPr>
-        <w:t xml:space="preserve">The Maintenance In-Charge holds the inventory of classes this hospital actually holds — housekeeping and water-treatment chemicals, diesel and other fuels, mercury if a column still exists, engineering solvents, bulk stores outside the laboratory bench programme — or a recorded absence for a class not held.</w:t>
-      </w:r>
-    </w:p>
-    <w:p>
-      <w:pPr>
-        <w:spacing w:after="140"/>
-      </w:pPr>
-      <w:r>
-        <w:rPr>
-          <w:sz w:val="22"/>
-          <w:szCs w:val="22"/>
-        </w:rPr>
-        <w:t xml:space="preserve">Every container at the point of use is labelled. PPE and the spill method for building chemical, mercury and fuel are displayed at the store. Users are named. NBC 2016 storage provisions apply as the local authority applied them.</w:t>
-      </w:r>
-    </w:p>
-    <w:p>
-      <w:pPr>
-        <w:spacing w:after="140"/>
-      </w:pPr>
-      <w:r>
-        <w:rPr>
-          <w:sz w:val="22"/>
-          <w:szCs w:val="22"/>
-        </w:rPr>
-        <w:t xml:space="preserve">Blood and body-fluid spills, cytotoxic preparation spills, biomedical waste and laboratory bench hygiene remain those programmes. Dual entry when a spill meets two definitions.</w:t>
+        <w:t xml:space="preserve">5.4 Walk the facility inspection round every month</w:t>
+      </w:r>
+    </w:p>
+    <w:p>
+      <w:pPr>
+        <w:spacing w:after="140"/>
+      </w:pPr>
+      <w:r>
+        <w:rPr>
+          <w:sz w:val="22"/>
+          <w:szCs w:val="22"/>
+        </w:rPr>
+        <w:t xml:space="preserve">Facility inspection rounds to ensure safety are conducted at least once a month. That interval is in the requirement and is not hospital-optional.</w:t>
+      </w:r>
+    </w:p>
+    <w:p>
+      <w:pPr>
+        <w:spacing w:after="140"/>
+      </w:pPr>
+      <w:r>
+        <w:rPr>
+          <w:sz w:val="22"/>
+          <w:szCs w:val="22"/>
+        </w:rPr>
+        <w:t xml:space="preserve">The round is a walk of occupied clinical and support spaces that can find a blocked exit, a failed grab rail, a wet floor without warning, a chemical container without a label, a condemned item still in a corridor, an electrical panel left open, or a fire extinguisher missing (handed to the fire programme). The failure this walk exists to catch is a register signed on the last day of the month from the engineering office with no ward walk, or a round that only inspects the director's corridor.</w:t>
+      </w:r>
+    </w:p>
+    <w:p>
+      <w:pPr>
+        <w:spacing w:after="140"/>
+      </w:pPr>
+      <w:r>
+        <w:rPr>
+          <w:sz w:val="22"/>
+          <w:szCs w:val="22"/>
+        </w:rPr>
+        <w:t xml:space="preserve">Who walks: «Maintenance In-Charge with a clinical staff member from the area». The circuit: «________». A finding is recorded and closed; overdue closures are visible to the Medical Superintendent. The management-risk programme may use these as risk inputs; this remains the facility method. A missed month is a defect. A finding that is also an incident is dual-entered in the incident system.</w:t>
+      </w:r>
+    </w:p>
+    <w:p>
+      <w:pPr>
+        <w:pStyle w:val="Heading2"/>
+        <w:spacing w:after="100" w:before="220"/>
+      </w:pPr>
+      <w:r>
+        <w:t xml:space="preserve">5.5 Audit the electrical installation</w:t>
+      </w:r>
+    </w:p>
+    <w:p>
+      <w:pPr>
+        <w:spacing w:after="140"/>
+      </w:pPr>
+      <w:r>
+        <w:rPr>
+          <w:sz w:val="22"/>
+          <w:szCs w:val="22"/>
+        </w:rPr>
+        <w:t xml:space="preserve">This is not the utilities programme's loaded generator test and not the equipment programme's calibration of a medical device. It is an audit of the electrical installation as a facility: earthing continuity, residual-current / earth-leakage protection on wet-area and patient-care circuits, overload and discrimination, damaged flexible cords, socket outlets in wet areas, panel labelling and lockability, and isolated-power or equivalent provision in the operating theatre if this hospital runs one.</w:t>
+      </w:r>
+    </w:p>
+    <w:p>
+      <w:pPr>
+        <w:spacing w:after="140"/>
+      </w:pPr>
+      <w:r>
+        <w:rPr>
+          <w:sz w:val="22"/>
+          <w:szCs w:val="22"/>
+        </w:rPr>
+        <w:t xml:space="preserve">NBC 2016 is the building-code hook. IS 732 (wiring practice) and IS 3043 (earthing) are NBC-pointed frameworks, not extra disclaimer statutes. Central Electricity Authority electrical-supply regulations are not a numbered FMS chapter reference and are not imported into the disclaimer; the hospital's applicable-legislation register remains that legislation programme if that instrument actually applies to this occupancy.</w:t>
+      </w:r>
+    </w:p>
+    <w:p>
+      <w:pPr>
+        <w:spacing w:after="140"/>
+      </w:pPr>
+      <w:r>
+        <w:rPr>
+          <w:sz w:val="22"/>
+          <w:szCs w:val="22"/>
+        </w:rPr>
+        <w:t xml:space="preserve">The failure this audit exists to catch is a megger reading filed once at commissioning with no subsequent audit, or an audit that never enters the operating theatre because "biomedical owns it." Who audits: «in-house competent person or licensed contractor». Interval: «annually». A failed earth or a missing residual-current device is isolated until repaired. A failed medical device is still the equipment programme; a failed building circuit is this audit.</w:t>
+      </w:r>
+    </w:p>
+    <w:p>
+      <w:pPr>
+        <w:pStyle w:val="Heading2"/>
+        <w:spacing w:after="100" w:before="220"/>
+      </w:pPr>
+      <w:r>
+        <w:t xml:space="preserve">5.6 Identify and dispose of material not in use</w:t>
+      </w:r>
+    </w:p>
+    <w:p>
+      <w:pPr>
+        <w:spacing w:after="140"/>
+      </w:pPr>
+      <w:r>
+        <w:rPr>
+          <w:sz w:val="22"/>
+          <w:szCs w:val="22"/>
+        </w:rPr>
+        <w:t xml:space="preserve">Material not in use is condemned furniture, obsolete equipment that the equipment programme has struck off the inventory, unused building materials, and expired non-waste general stores. It is not the four-colour biomedical-waste stream. WHO Safe Management of Wastes from Health-Care Activities is a waste framework; it does not move biomedical-waste ownership here.</w:t>
+      </w:r>
+    </w:p>
+    <w:p>
+      <w:pPr>
+        <w:spacing w:after="140"/>
+      </w:pPr>
+      <w:r>
+        <w:rPr>
+          <w:sz w:val="22"/>
+          <w:szCs w:val="22"/>
+        </w:rPr>
+        <w:t xml:space="preserve">How material not in use is identified: tag, location, date, owner. Who authorises condemnation: «Maintenance In-Charge», including equipment-programme strike-off when the item is equipment. It is stored so it cannot be reused on a patient, then disposed of or sold.</w:t>
+      </w:r>
+    </w:p>
+    <w:p>
+      <w:pPr>
+        <w:spacing w:after="140"/>
+      </w:pPr>
+      <w:r>
+        <w:rPr>
+          <w:sz w:val="22"/>
+          <w:szCs w:val="22"/>
+        </w:rPr>
+        <w:t xml:space="preserve">A locked store-room with no identification step, a sale-to-scrap handshake with no tag, or a condemned ventilator left in a ward bay "until biomedical collects it," is not this procedure. A tagged item that is still in a patient bay is a failure of this policy.</w:t>
+      </w:r>
+    </w:p>
+    <w:p>
+      <w:pPr>
+        <w:pStyle w:val="Heading2"/>
+        <w:spacing w:after="100" w:before="220"/>
+      </w:pPr>
+      <w:r>
+        <w:t xml:space="preserve">5.7 Identify hazardous materials and use them safely</w:t>
+      </w:r>
+    </w:p>
+    <w:p>
+      <w:pPr>
+        <w:spacing w:after="140"/>
+      </w:pPr>
+      <w:r>
+        <w:rPr>
+          <w:sz w:val="22"/>
+          <w:szCs w:val="22"/>
+        </w:rPr>
+        <w:t xml:space="preserve">The chapter intent is that the organisation safely manages hazardous materials. Laboratory bench chemical hygiene and laboratory fire pointing at the fire programme remain those programmes. Blood and body-fluid spills remain the infection-control spill programme. Cytotoxic preparation and administration spills remain that medication programme. Biomedical waste remains the waste programme.</w:t>
+      </w:r>
+    </w:p>
+    <w:p>
+      <w:pPr>
+        <w:spacing w:after="140"/>
+      </w:pPr>
+      <w:r>
+        <w:rPr>
+          <w:sz w:val="22"/>
+          <w:szCs w:val="22"/>
+        </w:rPr>
+        <w:t xml:space="preserve">This section is the facility list: housekeeping chemicals, water-treatment chemicals, diesel and other fuels, mercury if a sphygmomanometer or thermometer stock still exists, engineering solvents, and laboratory bulk stores that sit outside the bench programme. Dual entry when a spill meets two definitions.</w:t>
+      </w:r>
+    </w:p>
+    <w:p>
+      <w:pPr>
+        <w:spacing w:after="140"/>
+      </w:pPr>
+      <w:r>
+        <w:rPr>
+          <w:sz w:val="22"/>
+          <w:szCs w:val="22"/>
+        </w:rPr>
+        <w:t xml:space="preserve">The inventory is of classes this hospital actually holds, or a recorded absence for a class it does not hold. Labels and segregation are on the container at the point of use, not only in an SDS folder in quality. PPE and the spill method for chemical, mercury and fuel are distinct from blood spill and cytotoxic bench spill. Who may use which material is named.</w:t>
+      </w:r>
+    </w:p>
+    <w:p>
+      <w:pPr>
+        <w:spacing w:after="140"/>
+      </w:pPr>
+      <w:r>
+        <w:rPr>
+          <w:sz w:val="22"/>
+          <w:szCs w:val="22"/>
+        </w:rPr>
+        <w:t xml:space="preserve">NBC 2016 storage provisions apply as the local authority applied them. Explosives and cylinder rules, if they apply, live on the applicable-legislation register and in the gas programme; they are not this chemical list counted twice.</w:t>
+      </w:r>
+    </w:p>
+    <w:p>
+      <w:pPr>
+        <w:spacing w:after="140"/>
+      </w:pPr>
+      <w:r>
+        <w:rPr>
+          <w:sz w:val="22"/>
+          <w:szCs w:val="22"/>
+        </w:rPr>
+        <w:t xml:space="preserve">An SDS folder with no label on the jerry-can, or a mercury spill kit that was never opened because "we went digital" while a mercury column still sits in a drawer, is a failure of this policy.</w:t>
       </w:r>
     </w:p>
     <w:p>
@@ -1121,19 +1612,99 @@
           <w:sz w:val="22"/>
           <w:szCs w:val="22"/>
         </w:rPr>
-        <w:t xml:space="preserve">Every person on the premises has the authority and the duty to stop an act that breaches a non-negotiable rule: a monthly round being paper-signed; a condemned bed in a patient bay; an unlabelled chemical in use; a blocked ramp or exit.</w:t>
-      </w:r>
-    </w:p>
-    <w:p>
-      <w:pPr>
-        <w:spacing w:after="140"/>
-      </w:pPr>
-      <w:r>
-        <w:rPr>
-          <w:sz w:val="22"/>
-          <w:szCs w:val="22"/>
-        </w:rPr>
-        <w:t xml:space="preserve">The person says "stop", makes the immediate safe condition they are competent to make (remove the trolley from the ramp, take the unlabelled jerry-can out of use), and reports the same shift to the «Maintenance In-Charge» or the Night Duty Officer. There is no retaliation for a good-faith stop-work.</w:t>
+        <w:t xml:space="preserve">A person who is about to do any of the following does not proceed:</w:t>
+      </w:r>
+    </w:p>
+    <w:p>
+      <w:pPr>
+        <w:pStyle w:val="ListParagraph"/>
+        <w:numPr>
+          <w:ilvl w:val="0"/>
+          <w:numId w:val="1"/>
+        </w:numPr>
+        <w:spacing w:after="60"/>
+      </w:pPr>
+      <w:r>
+        <w:rPr>
+          <w:sz w:val="22"/>
+          <w:szCs w:val="22"/>
+        </w:rPr>
+        <w:t xml:space="preserve">put a condemned bed, device or other tagged unused item back into a patient bay or into clinical use;</w:t>
+      </w:r>
+    </w:p>
+    <w:p>
+      <w:pPr>
+        <w:pStyle w:val="ListParagraph"/>
+        <w:numPr>
+          <w:ilvl w:val="0"/>
+          <w:numId w:val="1"/>
+        </w:numPr>
+        <w:spacing w:after="60"/>
+      </w:pPr>
+      <w:r>
+        <w:rPr>
+          <w:sz w:val="22"/>
+          <w:szCs w:val="22"/>
+        </w:rPr>
+        <w:t xml:space="preserve">pour, mix or store a chemical from an unlabelled container;</w:t>
+      </w:r>
+    </w:p>
+    <w:p>
+      <w:pPr>
+        <w:pStyle w:val="ListParagraph"/>
+        <w:numPr>
+          <w:ilvl w:val="0"/>
+          <w:numId w:val="1"/>
+        </w:numPr>
+        <w:spacing w:after="60"/>
+      </w:pPr>
+      <w:r>
+        <w:rPr>
+          <w:sz w:val="22"/>
+          <w:szCs w:val="22"/>
+        </w:rPr>
+        <w:t xml:space="preserve">restore a circuit that failed an electrical-safety audit — failed earth, missing residual-current device on a wet-area or patient-care circuit, unlocked live panel — until it has been repaired;</w:t>
+      </w:r>
+    </w:p>
+    <w:p>
+      <w:pPr>
+        <w:pStyle w:val="ListParagraph"/>
+        <w:numPr>
+          <w:ilvl w:val="0"/>
+          <w:numId w:val="1"/>
+        </w:numPr>
+        <w:spacing w:after="60"/>
+      </w:pPr>
+      <w:r>
+        <w:rPr>
+          <w:sz w:val="22"/>
+          <w:szCs w:val="22"/>
+        </w:rPr>
+        <w:t xml:space="preserve">sign the monthly round sheet without having walked the occupied clinical areas on the circuit.</w:t>
+      </w:r>
+    </w:p>
+    <w:p>
+      <w:pPr>
+        <w:spacing w:after="140"/>
+      </w:pPr>
+      <w:r>
+        <w:rPr>
+          <w:sz w:val="22"/>
+          <w:szCs w:val="22"/>
+        </w:rPr>
+        <w:t xml:space="preserve">They tag and quarantine the condemned item, cap and set aside the unlabelled container, leave the failed circuit isolated, or leave the round sheet unsigned, and tell the «Maintenance In-Charge» the same shift.</w:t>
+      </w:r>
+    </w:p>
+    <w:p>
+      <w:pPr>
+        <w:spacing w:after="140"/>
+      </w:pPr>
+      <w:r>
+        <w:rPr>
+          <w:sz w:val="22"/>
+          <w:szCs w:val="22"/>
+        </w:rPr>
+        <w:t xml:space="preserve">A good-faith refusal to sign a round that was not walked is not a disciplinary matter. The month is not recorded as inspected until the walk happened.</w:t>
       </w:r>
     </w:p>
     <w:p>
@@ -1154,194 +1725,160 @@
           <w:sz w:val="22"/>
           <w:szCs w:val="22"/>
         </w:rPr>
-        <w:t xml:space="preserve">Roles below are titles, not vacancies.</w:t>
-      </w:r>
-    </w:p>
-    <w:p>
-      <w:pPr>
-        <w:pStyle w:val="ListParagraph"/>
-        <w:numPr>
-          <w:ilvl w:val="0"/>
-          <w:numId w:val="1"/>
-        </w:numPr>
-        <w:spacing w:after="60"/>
-      </w:pPr>
-      <w:r>
-        <w:rPr>
-          <w:sz w:val="22"/>
-          <w:szCs w:val="22"/>
-        </w:rPr>
-        <w:t xml:space="preserve">Medical Superintendent</w:t>
-      </w:r>
-    </w:p>
-    <w:p>
-      <w:pPr>
-        <w:pStyle w:val="ListParagraph"/>
-        <w:numPr>
-          <w:ilvl w:val="0"/>
-          <w:numId w:val="1"/>
-        </w:numPr>
-        <w:spacing w:after="60"/>
-      </w:pPr>
-      <w:r>
-        <w:rPr>
-          <w:sz w:val="22"/>
-          <w:szCs w:val="22"/>
-        </w:rPr>
-        <w:t xml:space="preserve">Accountable that this policy is issued and followed.</w:t>
-      </w:r>
-    </w:p>
-    <w:p>
-      <w:pPr>
-        <w:pStyle w:val="ListParagraph"/>
-        <w:numPr>
-          <w:ilvl w:val="0"/>
-          <w:numId w:val="1"/>
-        </w:numPr>
-        <w:spacing w:after="60"/>
-      </w:pPr>
-      <w:r>
-        <w:rPr>
-          <w:sz w:val="22"/>
-          <w:szCs w:val="22"/>
-        </w:rPr>
-        <w:t xml:space="preserve">Names extra-security areas not already listed.</w:t>
-      </w:r>
-    </w:p>
-    <w:p>
-      <w:pPr>
-        <w:pStyle w:val="ListParagraph"/>
-        <w:numPr>
-          <w:ilvl w:val="0"/>
-          <w:numId w:val="1"/>
-        </w:numPr>
-        <w:spacing w:after="60"/>
-      </w:pPr>
-      <w:r>
-        <w:rPr>
-          <w:sz w:val="22"/>
-          <w:szCs w:val="22"/>
-        </w:rPr>
-        <w:t xml:space="preserve">Maintenance In-Charge</w:t>
-      </w:r>
-    </w:p>
-    <w:p>
-      <w:pPr>
-        <w:pStyle w:val="ListParagraph"/>
-        <w:numPr>
-          <w:ilvl w:val="0"/>
-          <w:numId w:val="1"/>
-        </w:numPr>
-        <w:spacing w:after="60"/>
-      </w:pPr>
-      <w:r>
-        <w:rPr>
-          <w:sz w:val="22"/>
-          <w:szCs w:val="22"/>
-        </w:rPr>
-        <w:t xml:space="preserve">Owns device inspection, monthly rounds, electrical-audit file, unused-material procedure and the hazardous-material inventory.</w:t>
-      </w:r>
-    </w:p>
-    <w:p>
-      <w:pPr>
-        <w:pStyle w:val="ListParagraph"/>
-        <w:numPr>
-          <w:ilvl w:val="0"/>
-          <w:numId w:val="1"/>
-        </w:numPr>
-        <w:spacing w:after="60"/>
-      </w:pPr>
-      <w:r>
-        <w:rPr>
-          <w:sz w:val="22"/>
-          <w:szCs w:val="22"/>
-        </w:rPr>
-        <w:t xml:space="preserve">Nursing Superintendent</w:t>
-      </w:r>
-    </w:p>
-    <w:p>
-      <w:pPr>
-        <w:pStyle w:val="ListParagraph"/>
-        <w:numPr>
-          <w:ilvl w:val="0"/>
-          <w:numId w:val="1"/>
-        </w:numPr>
-        <w:spacing w:after="60"/>
-      </w:pPr>
-      <w:r>
-        <w:rPr>
-          <w:sz w:val="22"/>
-          <w:szCs w:val="22"/>
-        </w:rPr>
-        <w:t xml:space="preserve">Keeps clinical areas walkable on the monthly round; does not park trolleys on ramps or in exits.</w:t>
-      </w:r>
-    </w:p>
-    <w:p>
-      <w:pPr>
-        <w:pStyle w:val="ListParagraph"/>
-        <w:numPr>
-          <w:ilvl w:val="0"/>
-          <w:numId w:val="1"/>
-        </w:numPr>
-        <w:spacing w:after="60"/>
-      </w:pPr>
-      <w:r>
-        <w:rPr>
-          <w:sz w:val="22"/>
-          <w:szCs w:val="22"/>
-        </w:rPr>
-        <w:t xml:space="preserve">Security Supervisor</w:t>
-      </w:r>
-    </w:p>
-    <w:p>
-      <w:pPr>
-        <w:pStyle w:val="ListParagraph"/>
-        <w:numPr>
-          <w:ilvl w:val="0"/>
-          <w:numId w:val="1"/>
-        </w:numPr>
-        <w:spacing w:after="60"/>
-      </w:pPr>
-      <w:r>
-        <w:rPr>
-          <w:sz w:val="22"/>
-          <w:szCs w:val="22"/>
-        </w:rPr>
-        <w:t xml:space="preserve">Owns extra-security hardware and the watch roster.</w:t>
-      </w:r>
-    </w:p>
-    <w:p>
-      <w:pPr>
-        <w:pStyle w:val="ListParagraph"/>
-        <w:numPr>
-          <w:ilvl w:val="0"/>
-          <w:numId w:val="1"/>
-        </w:numPr>
-        <w:spacing w:after="60"/>
-      </w:pPr>
-      <w:r>
-        <w:rPr>
-          <w:sz w:val="22"/>
-          <w:szCs w:val="22"/>
-        </w:rPr>
-        <w:t xml:space="preserve">Night Duty Officer</w:t>
-      </w:r>
-    </w:p>
-    <w:p>
-      <w:pPr>
-        <w:pStyle w:val="ListParagraph"/>
-        <w:numPr>
-          <w:ilvl w:val="0"/>
-          <w:numId w:val="1"/>
-        </w:numPr>
-        <w:spacing w:after="60"/>
-      </w:pPr>
-      <w:r>
-        <w:rPr>
-          <w:sz w:val="22"/>
-          <w:szCs w:val="22"/>
-        </w:rPr>
-        <w:t xml:space="preserve">Receives a night finding and does not leave a blocked exit or unlabelled chemical until morning.</w:t>
+        <w:t xml:space="preserve">These are the jobs this facility-safety policy needs. In a small hospital the facilities lead may also hold the utilities file; they still walk this round as a safety walk, not as a generator test.</w:t>
+      </w:r>
+    </w:p>
+    <w:p>
+      <w:pPr>
+        <w:pStyle w:val="ListParagraph"/>
+        <w:numPr>
+          <w:ilvl w:val="0"/>
+          <w:numId w:val="1"/>
+        </w:numPr>
+        <w:spacing w:after="60"/>
+      </w:pPr>
+      <w:r>
+        <w:rPr>
+          <w:sz w:val="22"/>
+          <w:szCs w:val="22"/>
+        </w:rPr>
+        <w:t xml:space="preserve">Medical Superintendent (head of the institution)</w:t>
+      </w:r>
+    </w:p>
+    <w:p>
+      <w:pPr>
+        <w:pStyle w:val="ListParagraph"/>
+        <w:numPr>
+          <w:ilvl w:val="0"/>
+          <w:numId w:val="1"/>
+        </w:numPr>
+        <w:spacing w:after="60"/>
+      </w:pPr>
+      <w:r>
+        <w:rPr>
+          <w:sz w:val="22"/>
+          <w:szCs w:val="22"/>
+        </w:rPr>
+        <w:t xml:space="preserve">Accountable that the facility operates so that patients, families, staff and visitors are safe as this policy requires.</w:t>
+      </w:r>
+    </w:p>
+    <w:p>
+      <w:pPr>
+        <w:pStyle w:val="ListParagraph"/>
+        <w:numPr>
+          <w:ilvl w:val="0"/>
+          <w:numId w:val="1"/>
+        </w:numPr>
+        <w:spacing w:after="60"/>
+      </w:pPr>
+      <w:r>
+        <w:rPr>
+          <w:sz w:val="22"/>
+          <w:szCs w:val="22"/>
+        </w:rPr>
+        <w:t xml:space="preserve">Sees overdue round closures.</w:t>
+      </w:r>
+    </w:p>
+    <w:p>
+      <w:pPr>
+        <w:pStyle w:val="ListParagraph"/>
+        <w:numPr>
+          <w:ilvl w:val="0"/>
+          <w:numId w:val="1"/>
+        </w:numPr>
+        <w:spacing w:after="60"/>
+      </w:pPr>
+      <w:r>
+        <w:rPr>
+          <w:sz w:val="22"/>
+          <w:szCs w:val="22"/>
+        </w:rPr>
+        <w:t xml:space="preserve">«Maintenance In-Charge» (named facilities or engineering lead)</w:t>
+      </w:r>
+    </w:p>
+    <w:p>
+      <w:pPr>
+        <w:pStyle w:val="ListParagraph"/>
+        <w:numPr>
+          <w:ilvl w:val="0"/>
+          <w:numId w:val="1"/>
+        </w:numPr>
+        <w:spacing w:after="60"/>
+      </w:pPr>
+      <w:r>
+        <w:rPr>
+          <w:sz w:val="22"/>
+          <w:szCs w:val="22"/>
+        </w:rPr>
+        <w:t xml:space="preserve">Holds device inspections, the monthly round, electrical-audit follow-up, unused-material records and the hazardous-material inventory.</w:t>
+      </w:r>
+    </w:p>
+    <w:p>
+      <w:pPr>
+        <w:pStyle w:val="ListParagraph"/>
+        <w:numPr>
+          <w:ilvl w:val="0"/>
+          <w:numId w:val="1"/>
+        </w:numPr>
+        <w:spacing w:after="60"/>
+      </w:pPr>
+      <w:r>
+        <w:rPr>
+          <w:sz w:val="22"/>
+          <w:szCs w:val="22"/>
+        </w:rPr>
+        <w:t xml:space="preserve">Isolates a failed building circuit until repaired.</w:t>
+      </w:r>
+    </w:p>
+    <w:p>
+      <w:pPr>
+        <w:pStyle w:val="ListParagraph"/>
+        <w:numPr>
+          <w:ilvl w:val="0"/>
+          <w:numId w:val="1"/>
+        </w:numPr>
+        <w:spacing w:after="60"/>
+      </w:pPr>
+      <w:r>
+        <w:rPr>
+          <w:sz w:val="22"/>
+          <w:szCs w:val="22"/>
+        </w:rPr>
+        <w:t xml:space="preserve">Authorises condemnation of material not in use.</w:t>
+      </w:r>
+    </w:p>
+    <w:p>
+      <w:pPr>
+        <w:pStyle w:val="ListParagraph"/>
+        <w:numPr>
+          <w:ilvl w:val="0"/>
+          <w:numId w:val="1"/>
+        </w:numPr>
+        <w:spacing w:after="60"/>
+      </w:pPr>
+      <w:r>
+        <w:rPr>
+          <w:sz w:val="22"/>
+          <w:szCs w:val="22"/>
+        </w:rPr>
+        <w:t xml:space="preserve">«named security or administration lead»</w:t>
+      </w:r>
+    </w:p>
+    <w:p>
+      <w:pPr>
+        <w:pStyle w:val="ListParagraph"/>
+        <w:numPr>
+          <w:ilvl w:val="0"/>
+          <w:numId w:val="1"/>
+        </w:numPr>
+        <w:spacing w:after="60"/>
+      </w:pPr>
+      <w:r>
+        <w:rPr>
+          <w:sz w:val="22"/>
+          <w:szCs w:val="22"/>
+        </w:rPr>
+        <w:t xml:space="preserve">Holds the extra-security list, the access description, and the hardware that enforces it, where that is not the engineering lead.</w:t>
       </w:r>
     </w:p>
     <w:p>
@@ -1375,17 +1912,97 @@
           <w:sz w:val="22"/>
           <w:szCs w:val="22"/>
         </w:rPr>
-        <w:t xml:space="preserve">Audits this policy «quarterly».</w:t>
-      </w:r>
-    </w:p>
-    <w:p>
-      <w:pPr>
-        <w:pStyle w:val="ListParagraph"/>
-        <w:numPr>
-          <w:ilvl w:val="0"/>
-          <w:numId w:val="1"/>
-        </w:numPr>
-        <w:spacing w:after="60"/>
+        <w:t xml:space="preserve">Audits the records in section 8.</w:t>
+      </w:r>
+    </w:p>
+    <w:p>
+      <w:pPr>
+        <w:pStyle w:val="ListParagraph"/>
+        <w:numPr>
+          <w:ilvl w:val="0"/>
+          <w:numId w:val="1"/>
+        </w:numPr>
+        <w:spacing w:after="60"/>
+      </w:pPr>
+      <w:r>
+        <w:rPr>
+          <w:sz w:val="22"/>
+          <w:szCs w:val="22"/>
+        </w:rPr>
+        <w:t xml:space="preserve">Department in-charges</w:t>
+      </w:r>
+    </w:p>
+    <w:p>
+      <w:pPr>
+        <w:pStyle w:val="ListParagraph"/>
+        <w:numPr>
+          <w:ilvl w:val="0"/>
+          <w:numId w:val="1"/>
+        </w:numPr>
+        <w:spacing w:after="60"/>
+      </w:pPr>
+      <w:r>
+        <w:rPr>
+          <w:sz w:val="22"/>
+          <w:szCs w:val="22"/>
+        </w:rPr>
+        <w:t xml:space="preserve">Keep ramps, accessible toilets and extra-security doors unblocked in their area.</w:t>
+      </w:r>
+    </w:p>
+    <w:p>
+      <w:pPr>
+        <w:pStyle w:val="ListParagraph"/>
+        <w:numPr>
+          <w:ilvl w:val="0"/>
+          <w:numId w:val="1"/>
+        </w:numPr>
+        <w:spacing w:after="60"/>
+      </w:pPr>
+      <w:r>
+        <w:rPr>
+          <w:sz w:val="22"/>
+          <w:szCs w:val="22"/>
+        </w:rPr>
+        <w:t xml:space="preserve">Report a failed grab rail, call bell, unlabelled chemical or condemned item still in a bay.</w:t>
+      </w:r>
+    </w:p>
+    <w:p>
+      <w:pPr>
+        <w:pStyle w:val="ListParagraph"/>
+        <w:numPr>
+          <w:ilvl w:val="0"/>
+          <w:numId w:val="1"/>
+        </w:numPr>
+        <w:spacing w:after="60"/>
+      </w:pPr>
+      <w:r>
+        <w:rPr>
+          <w:sz w:val="22"/>
+          <w:szCs w:val="22"/>
+        </w:rPr>
+        <w:t xml:space="preserve">All staff</w:t>
+      </w:r>
+    </w:p>
+    <w:p>
+      <w:pPr>
+        <w:pStyle w:val="ListParagraph"/>
+        <w:numPr>
+          <w:ilvl w:val="0"/>
+          <w:numId w:val="1"/>
+        </w:numPr>
+        <w:spacing w:after="60"/>
+      </w:pPr>
+      <w:r>
+        <w:rPr>
+          <w:sz w:val="22"/>
+          <w:szCs w:val="22"/>
+        </w:rPr>
+        <w:t xml:space="preserve">Report a blocked exit, an unlabelled chemical, a condemned bed in a patient bay, and a monthly register with no walk.</w:t>
+      </w:r>
+    </w:p>
+    <w:p>
+      <w:pPr>
+        <w:spacing w:after="140"/>
       </w:pPr>
       <w:r>
         <w:rPr>
@@ -1409,7 +2026,41 @@
           <w:sz w:val="22"/>
           <w:szCs w:val="22"/>
         </w:rPr>
-        <w:t xml:space="preserve">Device inspection: Maintenance In-Charge (R/A)</w:t>
+        <w:t xml:space="preserve">Patient-safety fabric: Maintenance In-Charge (R/A)</w:t>
+      </w:r>
+    </w:p>
+    <w:p>
+      <w:pPr>
+        <w:pStyle w:val="ListParagraph"/>
+        <w:numPr>
+          <w:ilvl w:val="0"/>
+          <w:numId w:val="1"/>
+        </w:numPr>
+        <w:spacing w:after="60"/>
+      </w:pPr>
+      <w:r>
+        <w:rPr>
+          <w:sz w:val="22"/>
+          <w:szCs w:val="22"/>
+        </w:rPr>
+        <w:t xml:space="preserve">Differently-abled facilities: Maintenance In-Charge (R/A)</w:t>
+      </w:r>
+    </w:p>
+    <w:p>
+      <w:pPr>
+        <w:pStyle w:val="ListParagraph"/>
+        <w:numPr>
+          <w:ilvl w:val="0"/>
+          <w:numId w:val="1"/>
+        </w:numPr>
+        <w:spacing w:after="60"/>
+      </w:pPr>
+      <w:r>
+        <w:rPr>
+          <w:sz w:val="22"/>
+          <w:szCs w:val="22"/>
+        </w:rPr>
+        <w:t xml:space="preserve">Extra-security and access: named security or administration lead (R); Medical Superintendent (A)</w:t>
       </w:r>
     </w:p>
     <w:p>
@@ -1443,24 +2094,24 @@
           <w:sz w:val="22"/>
           <w:szCs w:val="22"/>
         </w:rPr>
-        <w:t xml:space="preserve">Electrical audit: competent auditor (R); Maintenance In-Charge (A)</w:t>
-      </w:r>
-    </w:p>
-    <w:p>
-      <w:pPr>
-        <w:pStyle w:val="ListParagraph"/>
-        <w:numPr>
-          <w:ilvl w:val="0"/>
-          <w:numId w:val="1"/>
-        </w:numPr>
-        <w:spacing w:after="60"/>
-      </w:pPr>
-      <w:r>
-        <w:rPr>
-          <w:sz w:val="22"/>
-          <w:szCs w:val="22"/>
-        </w:rPr>
-        <w:t xml:space="preserve">Unused material: Maintenance In-Charge (R/A); equipment programme strikes devices off inventory</w:t>
+        <w:t xml:space="preserve">Electrical-installation audit: named competent auditor (R); Maintenance In-Charge (A for isolation-until-repaired)</w:t>
+      </w:r>
+    </w:p>
+    <w:p>
+      <w:pPr>
+        <w:pStyle w:val="ListParagraph"/>
+        <w:numPr>
+          <w:ilvl w:val="0"/>
+          <w:numId w:val="1"/>
+        </w:numPr>
+        <w:spacing w:after="60"/>
+      </w:pPr>
+      <w:r>
+        <w:rPr>
+          <w:sz w:val="22"/>
+          <w:szCs w:val="22"/>
+        </w:rPr>
+        <w:t xml:space="preserve">Unused material: Maintenance In-Charge (R/A); equipment programme (C for strike-off)</w:t>
       </w:r>
     </w:p>
     <w:p>
@@ -1494,24 +2145,7 @@
           <w:sz w:val="22"/>
           <w:szCs w:val="22"/>
         </w:rPr>
-        <w:t xml:space="preserve">Extra security: Security Supervisor (R); Medical Superintendent (A)</w:t>
-      </w:r>
-    </w:p>
-    <w:p>
-      <w:pPr>
-        <w:pStyle w:val="ListParagraph"/>
-        <w:numPr>
-          <w:ilvl w:val="0"/>
-          <w:numId w:val="1"/>
-        </w:numPr>
-        <w:spacing w:after="60"/>
-      </w:pPr>
-      <w:r>
-        <w:rPr>
-          <w:sz w:val="22"/>
-          <w:szCs w:val="22"/>
-        </w:rPr>
-        <w:t xml:space="preserve">Stop-work: all staff (R); Maintenance In-Charge (A for restart)</w:t>
+        <w:t xml:space="preserve">Audit: Quality Coordinator (R); Medical Superintendent (A)</w:t>
       </w:r>
     </w:p>
     <w:p>
@@ -1532,150 +2166,208 @@
           <w:sz w:val="22"/>
           <w:szCs w:val="22"/>
         </w:rPr>
-        <w:t xml:space="preserve">The Quality Coordinator audits this policy «quarterly».</w:t>
-      </w:r>
-    </w:p>
-    <w:p>
-      <w:pPr>
-        <w:pStyle w:val="ListParagraph"/>
-        <w:numPr>
-          <w:ilvl w:val="0"/>
-          <w:numId w:val="1"/>
-        </w:numPr>
-        <w:spacing w:after="60"/>
-      </w:pPr>
-      <w:r>
-        <w:rPr>
-          <w:sz w:val="22"/>
-          <w:szCs w:val="22"/>
-        </w:rPr>
-        <w:t xml:space="preserve">What is monitored:</w:t>
-      </w:r>
-    </w:p>
-    <w:p>
-      <w:pPr>
-        <w:pStyle w:val="ListParagraph"/>
-        <w:numPr>
-          <w:ilvl w:val="0"/>
-          <w:numId w:val="1"/>
-        </w:numPr>
-        <w:spacing w:after="60"/>
-      </w:pPr>
-      <w:r>
-        <w:rPr>
-          <w:sz w:val="22"/>
-          <w:szCs w:val="22"/>
-        </w:rPr>
-        <w:t xml:space="preserve">Device inspections that touched fabric, not invoices.</w:t>
-      </w:r>
-    </w:p>
-    <w:p>
-      <w:pPr>
-        <w:pStyle w:val="ListParagraph"/>
-        <w:numPr>
-          <w:ilvl w:val="0"/>
-          <w:numId w:val="1"/>
-        </w:numPr>
-        <w:spacing w:after="60"/>
-      </w:pPr>
-      <w:r>
-        <w:rPr>
-          <w:sz w:val="22"/>
-          <w:szCs w:val="22"/>
-        </w:rPr>
-        <w:t xml:space="preserve">Monthly rounds that walked clinical areas; no missed month.</w:t>
-      </w:r>
-    </w:p>
-    <w:p>
-      <w:pPr>
-        <w:pStyle w:val="ListParagraph"/>
-        <w:numPr>
-          <w:ilvl w:val="0"/>
-          <w:numId w:val="1"/>
-        </w:numPr>
-        <w:spacing w:after="60"/>
-      </w:pPr>
-      <w:r>
-        <w:rPr>
-          <w:sz w:val="22"/>
-          <w:szCs w:val="22"/>
-        </w:rPr>
-        <w:t xml:space="preserve">Electrical audit of the installation, not a generator-load test counted twice; isolation-until-repaired closed.</w:t>
-      </w:r>
-    </w:p>
-    <w:p>
-      <w:pPr>
-        <w:pStyle w:val="ListParagraph"/>
-        <w:numPr>
-          <w:ilvl w:val="0"/>
-          <w:numId w:val="1"/>
-        </w:numPr>
-        <w:spacing w:after="60"/>
-      </w:pPr>
-      <w:r>
-        <w:rPr>
-          <w:sz w:val="22"/>
-          <w:szCs w:val="22"/>
-        </w:rPr>
-        <w:t xml:space="preserve">Unused-material tags that left the clinical floor; not biomedical-waste colours.</w:t>
-      </w:r>
-    </w:p>
-    <w:p>
-      <w:pPr>
-        <w:pStyle w:val="ListParagraph"/>
-        <w:numPr>
-          <w:ilvl w:val="0"/>
-          <w:numId w:val="1"/>
-        </w:numPr>
-        <w:spacing w:after="60"/>
-      </w:pPr>
-      <w:r>
-        <w:rPr>
-          <w:sz w:val="22"/>
-          <w:szCs w:val="22"/>
-        </w:rPr>
-        <w:t xml:space="preserve">Hazardous-material labels at the point of use, not only an SDS folder.</w:t>
-      </w:r>
-    </w:p>
-    <w:p>
-      <w:pPr>
-        <w:pStyle w:val="ListParagraph"/>
-        <w:numPr>
-          <w:ilvl w:val="0"/>
-          <w:numId w:val="1"/>
-        </w:numPr>
-        <w:spacing w:after="60"/>
-      </w:pPr>
-      <w:r>
-        <w:rPr>
-          <w:sz w:val="22"/>
-          <w:szCs w:val="22"/>
-        </w:rPr>
-        <w:t xml:space="preserve">Extra-security watch actually rostered.</w:t>
-      </w:r>
-    </w:p>
-    <w:p>
-      <w:pPr>
-        <w:spacing w:after="140"/>
-      </w:pPr>
-      <w:r>
-        <w:rPr>
-          <w:sz w:val="22"/>
-          <w:szCs w:val="22"/>
-        </w:rPr>
-        <w:t xml:space="preserve">Root-cause analysis is required when: a month is missed; a condemned item is found in a patient bay on two successive rounds; an unlabelled chemical is found in use; a grab rail fails in service. CAPA older than «thirty days» is escalated to the Medical Superintendent.</w:t>
-      </w:r>
-    </w:p>
-    <w:p>
-      <w:pPr>
-        <w:spacing w:after="140"/>
-      </w:pPr>
-      <w:r>
-        <w:rPr>
-          <w:sz w:val="22"/>
-          <w:szCs w:val="22"/>
-        </w:rPr>
-        <w:t xml:space="preserve">This policy is reviewed «annually», and sooner after a missed month.</w:t>
+        <w:t xml:space="preserve">The Quality Coordinator audits this policy «quarterly». The audit looks at the fabric and the records, not at a binder.</w:t>
+      </w:r>
+    </w:p>
+    <w:p>
+      <w:pPr>
+        <w:spacing w:after="140"/>
+      </w:pPr>
+      <w:r>
+        <w:rPr>
+          <w:sz w:val="22"/>
+          <w:szCs w:val="22"/>
+        </w:rPr>
+        <w:t xml:space="preserve">What is monitored each quarter:</w:t>
+      </w:r>
+    </w:p>
+    <w:p>
+      <w:pPr>
+        <w:pStyle w:val="ListParagraph"/>
+        <w:numPr>
+          <w:ilvl w:val="0"/>
+          <w:numId w:val="1"/>
+        </w:numPr>
+        <w:spacing w:after="60"/>
+      </w:pPr>
+      <w:r>
+        <w:rPr>
+          <w:sz w:val="22"/>
+          <w:szCs w:val="22"/>
+        </w:rPr>
+        <w:t xml:space="preserve">Inspections that touched devices rather than invoices; grab rails, call bells and wet-area flooring still in place.</w:t>
+      </w:r>
+    </w:p>
+    <w:p>
+      <w:pPr>
+        <w:pStyle w:val="ListParagraph"/>
+        <w:numPr>
+          <w:ilvl w:val="0"/>
+          <w:numId w:val="1"/>
+        </w:numPr>
+        <w:spacing w:after="60"/>
+      </w:pPr>
+      <w:r>
+        <w:rPr>
+          <w:sz w:val="22"/>
+          <w:szCs w:val="22"/>
+        </w:rPr>
+        <w:t xml:space="preserve">Differently-abled facilities still unblocked.</w:t>
+      </w:r>
+    </w:p>
+    <w:p>
+      <w:pPr>
+        <w:pStyle w:val="ListParagraph"/>
+        <w:numPr>
+          <w:ilvl w:val="0"/>
+          <w:numId w:val="1"/>
+        </w:numPr>
+        <w:spacing w:after="60"/>
+      </w:pPr>
+      <w:r>
+        <w:rPr>
+          <w:sz w:val="22"/>
+          <w:szCs w:val="22"/>
+        </w:rPr>
+        <w:t xml:space="preserve">Extra-security list still matches the hardware; cameras, if installed, are watched as described.</w:t>
+      </w:r>
+    </w:p>
+    <w:p>
+      <w:pPr>
+        <w:pStyle w:val="ListParagraph"/>
+        <w:numPr>
+          <w:ilvl w:val="0"/>
+          <w:numId w:val="1"/>
+        </w:numPr>
+        <w:spacing w:after="60"/>
+      </w:pPr>
+      <w:r>
+        <w:rPr>
+          <w:sz w:val="22"/>
+          <w:szCs w:val="22"/>
+        </w:rPr>
+        <w:t xml:space="preserve">Monthly rounds that walked clinical areas at least once a month rather than a signed register. A missed month is a finding.</w:t>
+      </w:r>
+    </w:p>
+    <w:p>
+      <w:pPr>
+        <w:pStyle w:val="ListParagraph"/>
+        <w:numPr>
+          <w:ilvl w:val="0"/>
+          <w:numId w:val="1"/>
+        </w:numPr>
+        <w:spacing w:after="60"/>
+      </w:pPr>
+      <w:r>
+        <w:rPr>
+          <w:sz w:val="22"/>
+          <w:szCs w:val="22"/>
+        </w:rPr>
+        <w:t xml:space="preserve">Electrical audits of the building, not the utilities programme's generator tests counted twice; isolation-until-repaired still in force for a failed earth.</w:t>
+      </w:r>
+    </w:p>
+    <w:p>
+      <w:pPr>
+        <w:pStyle w:val="ListParagraph"/>
+        <w:numPr>
+          <w:ilvl w:val="0"/>
+          <w:numId w:val="1"/>
+        </w:numPr>
+        <w:spacing w:after="60"/>
+      </w:pPr>
+      <w:r>
+        <w:rPr>
+          <w:sz w:val="22"/>
+          <w:szCs w:val="22"/>
+        </w:rPr>
+        <w:t xml:space="preserve">Unused-material procedure that is not biomedical-waste colours; no condemned item in a patient bay.</w:t>
+      </w:r>
+    </w:p>
+    <w:p>
+      <w:pPr>
+        <w:pStyle w:val="ListParagraph"/>
+        <w:numPr>
+          <w:ilvl w:val="0"/>
+          <w:numId w:val="1"/>
+        </w:numPr>
+        <w:spacing w:after="60"/>
+      </w:pPr>
+      <w:r>
+        <w:rPr>
+          <w:sz w:val="22"/>
+          <w:szCs w:val="22"/>
+        </w:rPr>
+        <w:t xml:space="preserve">Hazardous-material identification on the container at the point of use, not an SDS folder offered as the whole list. Blood, cytotoxic, laboratory-bench and waste programmes left as those documents.</w:t>
+      </w:r>
+    </w:p>
+    <w:p>
+      <w:pPr>
+        <w:pStyle w:val="ListParagraph"/>
+        <w:numPr>
+          <w:ilvl w:val="0"/>
+          <w:numId w:val="1"/>
+        </w:numPr>
+        <w:spacing w:after="60"/>
+      </w:pPr>
+      <w:r>
+        <w:rPr>
+          <w:sz w:val="22"/>
+          <w:szCs w:val="22"/>
+        </w:rPr>
+        <w:t xml:space="preserve">Fire equipment left with the fire programme except as a round finding.</w:t>
+      </w:r>
+    </w:p>
+    <w:p>
+      <w:pPr>
+        <w:pStyle w:val="ListParagraph"/>
+        <w:numPr>
+          <w:ilvl w:val="0"/>
+          <w:numId w:val="1"/>
+        </w:numPr>
+        <w:spacing w:after="60"/>
+      </w:pPr>
+      <w:r>
+        <w:rPr>
+          <w:sz w:val="22"/>
+          <w:szCs w:val="22"/>
+        </w:rPr>
+        <w:t xml:space="preserve">Care-process matching and observation left with those care policies.</w:t>
+      </w:r>
+    </w:p>
+    <w:p>
+      <w:pPr>
+        <w:spacing w:after="140"/>
+      </w:pPr>
+      <w:r>
+        <w:rPr>
+          <w:sz w:val="22"/>
+          <w:szCs w:val="22"/>
+        </w:rPr>
+        <w:t xml:space="preserve">Any non-conformity is a finding. The Maintenance In-Charge owns corrective action for fabric, rounds, unused material and building chemicals. The named security or administration lead owns corrective action for extra-security hardware. Root-cause analysis is required when: a month was missed; a condemned item is found in a patient bay; an unlabelled chemical is found at the point of use; a failed earth was left in service; or a round was signed without a walk.</w:t>
+      </w:r>
+    </w:p>
+    <w:p>
+      <w:pPr>
+        <w:spacing w:after="140"/>
+      </w:pPr>
+      <w:r>
+        <w:rPr>
+          <w:sz w:val="22"/>
+          <w:szCs w:val="22"/>
+        </w:rPr>
+        <w:t xml:space="preserve">Corrective and preventive action is dated, has an owner, and is checked at the next quarterly audit. An open CAPA older than «thirty days» is escalated to the Medical Superintendent.</w:t>
+      </w:r>
+    </w:p>
+    <w:p>
+      <w:pPr>
+        <w:spacing w:after="140"/>
+      </w:pPr>
+      <w:r>
+        <w:rPr>
+          <w:sz w:val="22"/>
+          <w:szCs w:val="22"/>
+        </w:rPr>
+        <w:t xml:space="preserve">This policy is reviewed «annually», and sooner after a missed month, a hazardous-material spill in a building store, or a change to extra-security areas.</w:t>
       </w:r>
     </w:p>
     <w:p>
@@ -1696,7 +2388,7 @@
           <w:sz w:val="22"/>
           <w:szCs w:val="22"/>
         </w:rPr>
-        <w:t xml:space="preserve">Staff who walk rounds, handle building chemicals, or work on an occupied floor are trained against this policy at induction and «once a year» thereafter.</w:t>
+        <w:t xml:space="preserve">Staff who walk monthly rounds, inspect devices, handle building chemicals, condemn unused material, or hold extra-security access are trained against this policy at induction and «once a year» thereafter. Training covers: the monthly walk; not signing a round that was not walked; tagging unused material so it cannot be reused on a patient; labelling chemicals at the point of use; isolation of a failed building circuit; and the split that biomedical-waste colours, blood spills, cytotoxic bench spills and laboratory bench hygiene remain those other programmes.</w:t>
       </w:r>
     </w:p>
     <w:p>
@@ -1720,7 +2412,7 @@
           <w:sz w:val="22"/>
           <w:szCs w:val="22"/>
         </w:rPr>
-        <w:t xml:space="preserve">I have read this Safety of Patients, Families, Staff and Visitors policy of Preview Hospital. I will not sign a round I did not walk. I will not leave unused material in a patient bay. I will not use an unlabelled chemical.</w:t>
+        <w:t xml:space="preserve">I have read this Safety of Patients, Families, Staff and Visitors policy of Preview Hospital. I will not sign a monthly round I did not walk. I will not put a condemned item back into a patient bay. I will not use an unlabelled chemical.</w:t>
       </w:r>
     </w:p>
     <w:p>
@@ -2467,7 +3159,7 @@
           <w:sz w:val="20"/>
           <w:szCs w:val="20"/>
         </w:rPr>
-        <w:t xml:space="preserve">The Nursing Superintendent holds signed acknowledgements with the induction record.</w:t>
+        <w:t xml:space="preserve">The Maintenance In-Charge holds signed acknowledgements of staff who walk rounds, handle building chemicals, or condemn unused material, with the induction record.</w:t>
       </w:r>
     </w:p>
     <w:p>
@@ -2493,24 +3185,41 @@
           <w:sz w:val="22"/>
           <w:szCs w:val="22"/>
         </w:rPr>
-        <w:t xml:space="preserve">National Building Code of India, 2016 (Bureau of Indian Standards), building, access and electrical-installation framework as the local authority has applied it. IS 732, IS 3043 and IS 2190 are NBC-pointed practice, not extra disclaimer statutes.</w:t>
-      </w:r>
-    </w:p>
-    <w:p>
-      <w:pPr>
-        <w:pStyle w:val="ListParagraph"/>
-        <w:numPr>
-          <w:ilvl w:val="0"/>
-          <w:numId w:val="1"/>
-        </w:numPr>
-        <w:spacing w:after="60"/>
-      </w:pPr>
-      <w:r>
-        <w:rPr>
-          <w:sz w:val="22"/>
-          <w:szCs w:val="22"/>
-        </w:rPr>
-        <w:t xml:space="preserve">Gudlavalleti, V. (2018). Challenges in Accessing Health Care for People with Disability in the South Asian Context. Int J Environ Res Public Health — disability-access framework.</w:t>
+        <w:t xml:space="preserve">National Accreditation Board for Hospitals and Healthcare Providers (NABH), Standards for Small Healthcare Organisations, 3rd Edition — Chapter 8 FMS, standard FMS.2 (this policy is written so that those requirements are met in operation; it is not a commentary on the standard).</w:t>
+      </w:r>
+    </w:p>
+    <w:p>
+      <w:pPr>
+        <w:pStyle w:val="ListParagraph"/>
+        <w:numPr>
+          <w:ilvl w:val="0"/>
+          <w:numId w:val="1"/>
+        </w:numPr>
+        <w:spacing w:after="60"/>
+      </w:pPr>
+      <w:r>
+        <w:rPr>
+          <w:sz w:val="22"/>
+          <w:szCs w:val="22"/>
+        </w:rPr>
+        <w:t xml:space="preserve">National Building Code of India, 2016. Bureau of Indian Standards — building, access and electrical-installation framework as the local authority has applied it; IS 732, IS 3043 and IS 2190 are NBC-pointed practice, not extra disclaimer statutes.</w:t>
+      </w:r>
+    </w:p>
+    <w:p>
+      <w:pPr>
+        <w:pStyle w:val="ListParagraph"/>
+        <w:numPr>
+          <w:ilvl w:val="0"/>
+          <w:numId w:val="1"/>
+        </w:numPr>
+        <w:spacing w:after="60"/>
+      </w:pPr>
+      <w:r>
+        <w:rPr>
+          <w:sz w:val="22"/>
+          <w:szCs w:val="22"/>
+        </w:rPr>
+        <w:t xml:space="preserve">Gudlavalleti, V. (2018). Challenges in Accessing Health Care for People with Disability in the South Asian Context: A Review. Int J Environ Res Public Health, 15(11), 2366 — disability-access framework.</w:t>
       </w:r>
     </w:p>
     <w:p>
@@ -2561,41 +3270,41 @@
           <w:sz w:val="22"/>
           <w:szCs w:val="22"/>
         </w:rPr>
-        <w:t xml:space="preserve">Aggarwal, R., et al. (2010). Technology as applied to patient safety: an overview. Qual Saf Health Care — infrastructure framework.</w:t>
-      </w:r>
-    </w:p>
-    <w:p>
-      <w:pPr>
-        <w:pStyle w:val="ListParagraph"/>
-        <w:numPr>
-          <w:ilvl w:val="0"/>
-          <w:numId w:val="1"/>
-        </w:numPr>
-        <w:spacing w:after="60"/>
-      </w:pPr>
-      <w:r>
-        <w:rPr>
-          <w:sz w:val="22"/>
-          <w:szCs w:val="22"/>
-        </w:rPr>
-        <w:t xml:space="preserve">NABH Standards for Small Healthcare Organisations, 3rd Edition, Chapter 8, standard FMS.2 (this policy is written so that those requirements are met in operation; it is not a commentary on the standard).</w:t>
-      </w:r>
-    </w:p>
-    <w:p>
-      <w:pPr>
-        <w:pStyle w:val="ListParagraph"/>
-        <w:numPr>
-          <w:ilvl w:val="0"/>
-          <w:numId w:val="1"/>
-        </w:numPr>
-        <w:spacing w:after="60"/>
-      </w:pPr>
-      <w:r>
-        <w:rPr>
-          <w:sz w:val="22"/>
-          <w:szCs w:val="22"/>
-        </w:rPr>
-        <w:t xml:space="preserve">Internal: monthly round form; electrical audit; unused-material procedure; hazardous-material inventory; utilities, equipment, gas and fire programmes; incident system.</w:t>
+        <w:t xml:space="preserve">Aggarwal, R., et al. (2010). Technology as applied to patient safety: an overview. Qual Saf Health Care, 19(Suppl 2), i3-i8 — infrastructure framework.</w:t>
+      </w:r>
+    </w:p>
+    <w:p>
+      <w:pPr>
+        <w:pStyle w:val="ListParagraph"/>
+        <w:numPr>
+          <w:ilvl w:val="0"/>
+          <w:numId w:val="1"/>
+        </w:numPr>
+        <w:spacing w:after="60"/>
+      </w:pPr>
+      <w:r>
+        <w:rPr>
+          <w:sz w:val="22"/>
+          <w:szCs w:val="22"/>
+        </w:rPr>
+        <w:t xml:space="preserve">Infrastructures to improve patient safety. Health Facilities Management (2015) — framework.</w:t>
+      </w:r>
+    </w:p>
+    <w:p>
+      <w:pPr>
+        <w:pStyle w:val="ListParagraph"/>
+        <w:numPr>
+          <w:ilvl w:val="0"/>
+          <w:numId w:val="1"/>
+        </w:numPr>
+        <w:spacing w:after="60"/>
+      </w:pPr>
+      <w:r>
+        <w:rPr>
+          <w:sz w:val="22"/>
+          <w:szCs w:val="22"/>
+        </w:rPr>
+        <w:t xml:space="preserve">Internal documents of this hospital: monthly round form; electrical audit; unused-material procedure; hazardous-material inventory; utilities, equipment, gas and fire programmes; infection-control spill and waste programmes; laboratory safety programme; neonatal and vulnerable-adult care policies; incident system.</w:t>
       </w:r>
     </w:p>
     <w:p>
@@ -2616,43 +3325,43 @@
           <w:sz w:val="22"/>
           <w:szCs w:val="22"/>
         </w:rPr>
-        <w:t xml:space="preserve">Controlled master: office of the Medical Superintendent, Preview Hospital, with a working copy held by the Maintenance In-Charge and the Quality Coordinator.</w:t>
-      </w:r>
-    </w:p>
-    <w:p>
-      <w:pPr>
-        <w:spacing w:after="140"/>
-      </w:pPr>
-      <w:r>
-        <w:rPr>
-          <w:sz w:val="22"/>
-          <w:szCs w:val="22"/>
-        </w:rPr>
-        <w:t xml:space="preserve">Issued to: Security Supervisor, Nursing Superintendent, staff who walk the monthly round, department in-charges on the circuit.</w:t>
-      </w:r>
-    </w:p>
-    <w:p>
-      <w:pPr>
-        <w:spacing w:after="140"/>
-      </w:pPr>
-      <w:r>
-        <w:rPr>
-          <w:sz w:val="22"/>
-          <w:szCs w:val="22"/>
-        </w:rPr>
-        <w:t xml:space="preserve">Available to all staff at the «Nursing Station policy folder» and, if the hospital keeps an intranet, at the «staff intranet / policies».</w:t>
-      </w:r>
-    </w:p>
-    <w:p>
-      <w:pPr>
-        <w:spacing w:after="140"/>
-      </w:pPr>
-      <w:r>
-        <w:rPr>
-          <w:sz w:val="22"/>
-          <w:szCs w:val="22"/>
-        </w:rPr>
-        <w:t xml:space="preserve">On revision, every displayed copy is withdrawn the same day. One dated superseded copy is retained by the Quality Coordinator.</w:t>
+        <w:t xml:space="preserve">Controlled master copy: office of the Medical Superintendent, Preview Hospital, with the «Maintenance In-Charge» and the Quality Coordinator.</w:t>
+      </w:r>
+    </w:p>
+    <w:p>
+      <w:pPr>
+        <w:spacing w:after="140"/>
+      </w:pPr>
+      <w:r>
+        <w:rPr>
+          <w:sz w:val="22"/>
+          <w:szCs w:val="22"/>
+        </w:rPr>
+        <w:t xml:space="preserve">Copies issued to: staff who walk monthly rounds; the named security or administration lead where extra-security areas are defined; department heads whose areas are on the circuit.</w:t>
+      </w:r>
+    </w:p>
+    <w:p>
+      <w:pPr>
+        <w:spacing w:after="140"/>
+      </w:pPr>
+      <w:r>
+        <w:rPr>
+          <w:sz w:val="22"/>
+          <w:szCs w:val="22"/>
+        </w:rPr>
+        <w:t xml:space="preserve">The current version is available to all staff at the «engineering office policy file» and, if the hospital keeps an intranet, at the «staff intranet / policies».</w:t>
+      </w:r>
+    </w:p>
+    <w:p>
+      <w:pPr>
+        <w:spacing w:after="140"/>
+      </w:pPr>
+      <w:r>
+        <w:rPr>
+          <w:sz w:val="22"/>
+          <w:szCs w:val="22"/>
+        </w:rPr>
+        <w:t xml:space="preserve">Superseded versions are withdrawn from all points of use on issue of a revision. One dated copy of each is retained by the Quality Coordinator.</w:t>
       </w:r>
     </w:p>
     <w:p>
@@ -2678,22 +3387,11 @@
 RCCB — residual-current circuit breaker
 CCTV — closed-circuit television
 SDS — safety data sheet
+PPE — personal protective equipment
 CAPA — corrective and preventive action
-RCA — root-cause analysis</w:t>
-      </w:r>
-    </w:p>
-    <w:p>
-      <w:pPr>
-        <w:spacing w:after="140"/>
-      </w:pPr>
-      <w:r>
-        <w:rPr>
-          <w:sz w:val="22"/>
-          <w:szCs w:val="22"/>
-        </w:rPr>
-        <w:t xml:space="preserve">Night Duty Officer — the senior doctor or senior nurse holding emergency command overnight
-Maintenance In-Charge — the person accountable for rounds, devices and building hazardous materials under this policy
-Security Supervisor — the person accountable for extra-security hardware and the watch roster</w:t>
+RCA — root-cause analysis
+WHO — World Health Organization
+IS — Indian Standard</w:t>
       </w:r>
     </w:p>
     <w:p>
@@ -2894,7 +3592,7 @@
                 <w:sz w:val="18"/>
                 <w:szCs w:val="18"/>
               </w:rPr>
-              <w:t xml:space="preserve">Section 3; 5.1 Devices, access and extra security</w:t>
+              <w:t xml:space="preserve">Section 3; 5.1 Install and inspect patient-safety fabric</w:t>
             </w:r>
           </w:p>
         </w:tc>
@@ -2984,7 +3682,7 @@
                 <w:sz w:val="18"/>
                 <w:szCs w:val="18"/>
               </w:rPr>
-              <w:t xml:space="preserve">Section 3; 5.1 Devices, access and extra security</w:t>
+              <w:t xml:space="preserve">Section 3; 5.2 Provide facilities for the differently-abled and keep them usable</w:t>
             </w:r>
           </w:p>
         </w:tc>
@@ -3074,7 +3772,7 @@
                 <w:sz w:val="18"/>
                 <w:szCs w:val="18"/>
               </w:rPr>
-              <w:t xml:space="preserve">Section 3; 5.1 Devices, access and extra security</w:t>
+              <w:t xml:space="preserve">Section 3; 5.3 Identify extra-security areas and describe who may enter</w:t>
             </w:r>
           </w:p>
         </w:tc>
@@ -3096,7 +3794,7 @@
                 <w:sz w:val="18"/>
                 <w:szCs w:val="18"/>
               </w:rPr>
-              <w:t xml:space="preserve">Security Supervisor; Medical Superintendent (names the areas)</w:t>
+              <w:t xml:space="preserve">Named security or administration lead; Medical Superintendent (accountable)</w:t>
             </w:r>
           </w:p>
         </w:tc>
@@ -3164,7 +3862,7 @@
                 <w:sz w:val="18"/>
                 <w:szCs w:val="18"/>
               </w:rPr>
-              <w:t xml:space="preserve">Section 3; 5.2 Monthly rounds and electrical safety audits</w:t>
+              <w:t xml:space="preserve">Section 3; 5.4 Walk the facility inspection round every month</w:t>
             </w:r>
           </w:p>
         </w:tc>
@@ -3186,7 +3884,7 @@
                 <w:sz w:val="18"/>
                 <w:szCs w:val="18"/>
               </w:rPr>
-              <w:t xml:space="preserve">Maintenance In-Charge (walks); Medical Superintendent (accountable)</w:t>
+              <w:t xml:space="preserve">Maintenance In-Charge (walk); Medical Superintendent (overdue closures)</w:t>
             </w:r>
           </w:p>
         </w:tc>
@@ -3254,7 +3952,7 @@
                 <w:sz w:val="18"/>
                 <w:szCs w:val="18"/>
               </w:rPr>
-              <w:t xml:space="preserve">Section 3; 5.2 Monthly rounds and electrical safety audits</w:t>
+              <w:t xml:space="preserve">Section 3; 5.5 Audit the electrical installation</w:t>
             </w:r>
           </w:p>
         </w:tc>
@@ -3276,7 +3974,7 @@
                 <w:sz w:val="18"/>
                 <w:szCs w:val="18"/>
               </w:rPr>
-              <w:t xml:space="preserve">Maintenance In-Charge; named competent auditor</w:t>
+              <w:t xml:space="preserve">Named competent auditor; Maintenance In-Charge (isolation until repaired)</w:t>
             </w:r>
           </w:p>
         </w:tc>
@@ -3344,7 +4042,7 @@
                 <w:sz w:val="18"/>
                 <w:szCs w:val="18"/>
               </w:rPr>
-              <w:t xml:space="preserve">Section 3; 5.3 Unused material</w:t>
+              <w:t xml:space="preserve">Section 3; 5.6 Identify and dispose of material not in use</w:t>
             </w:r>
           </w:p>
         </w:tc>
@@ -3366,7 +4064,7 @@
                 <w:sz w:val="18"/>
                 <w:szCs w:val="18"/>
               </w:rPr>
-              <w:t xml:space="preserve">Maintenance In-Charge; equipment programme strikes devices off inventory</w:t>
+              <w:t xml:space="preserve">Maintenance In-Charge; equipment programme for strike-off when the item is equipment</w:t>
             </w:r>
           </w:p>
         </w:tc>
@@ -3434,7 +4132,7 @@
                 <w:sz w:val="18"/>
                 <w:szCs w:val="18"/>
               </w:rPr>
-              <w:t xml:space="preserve">Section 3; 5.4 Hazardous materials</w:t>
+              <w:t xml:space="preserve">Section 3; 5.7 Identify hazardous materials and use them safely</w:t>
             </w:r>
           </w:p>
         </w:tc>
@@ -3508,41 +4206,41 @@
           <w:sz w:val="22"/>
           <w:szCs w:val="22"/>
         </w:rPr>
-        <w:t xml:space="preserve">Installed-device list.</w:t>
-      </w:r>
-    </w:p>
-    <w:p>
-      <w:pPr>
-        <w:pStyle w:val="ListParagraph"/>
-        <w:numPr>
-          <w:ilvl w:val="0"/>
-          <w:numId w:val="1"/>
-        </w:numPr>
-        <w:spacing w:after="60"/>
-      </w:pPr>
-      <w:r>
-        <w:rPr>
-          <w:sz w:val="22"/>
-          <w:szCs w:val="22"/>
-        </w:rPr>
-        <w:t xml:space="preserve">Monthly inspection records of fabric (grab rails, wet-area flooring, window restrictors, call-bell hardware).</w:t>
-      </w:r>
-    </w:p>
-    <w:p>
-      <w:pPr>
-        <w:pStyle w:val="ListParagraph"/>
-        <w:numPr>
-          <w:ilvl w:val="0"/>
-          <w:numId w:val="1"/>
-        </w:numPr>
-        <w:spacing w:after="60"/>
-      </w:pPr>
-      <w:r>
-        <w:rPr>
-          <w:sz w:val="22"/>
-          <w:szCs w:val="22"/>
-        </w:rPr>
-        <w:t xml:space="preserve">Repair or withdrawal record for a failed device.</w:t>
+        <w:t xml:space="preserve">Installed-device list (grab rails, wet-area flooring, window restrictors, call-bell hardware, bed-rail furniture).</w:t>
+      </w:r>
+    </w:p>
+    <w:p>
+      <w:pPr>
+        <w:pStyle w:val="ListParagraph"/>
+        <w:numPr>
+          <w:ilvl w:val="0"/>
+          <w:numId w:val="1"/>
+        </w:numPr>
+        <w:spacing w:after="60"/>
+      </w:pPr>
+      <w:r>
+        <w:rPr>
+          <w:sz w:val="22"/>
+          <w:szCs w:val="22"/>
+        </w:rPr>
+        <w:t xml:space="preserve">Periodic inspection records that touched the device, not a purchase invoice.</w:t>
+      </w:r>
+    </w:p>
+    <w:p>
+      <w:pPr>
+        <w:pStyle w:val="ListParagraph"/>
+        <w:numPr>
+          <w:ilvl w:val="0"/>
+          <w:numId w:val="1"/>
+        </w:numPr>
+        <w:spacing w:after="60"/>
+      </w:pPr>
+      <w:r>
+        <w:rPr>
+          <w:sz w:val="22"/>
+          <w:szCs w:val="22"/>
+        </w:rPr>
+        <w:t xml:space="preserve">Record that fire extinguishers and detection remain the fire programme except as a round finding.</w:t>
       </w:r>
     </w:p>
     <w:p>
@@ -3568,41 +4266,41 @@
           <w:sz w:val="22"/>
           <w:szCs w:val="22"/>
         </w:rPr>
-        <w:t xml:space="preserve">List of facilities this building actually provides.</w:t>
-      </w:r>
-    </w:p>
-    <w:p>
-      <w:pPr>
-        <w:pStyle w:val="ListParagraph"/>
-        <w:numPr>
-          <w:ilvl w:val="0"/>
-          <w:numId w:val="1"/>
-        </w:numPr>
-        <w:spacing w:after="60"/>
-      </w:pPr>
-      <w:r>
-        <w:rPr>
-          <w:sz w:val="22"/>
-          <w:szCs w:val="22"/>
-        </w:rPr>
-        <w:t xml:space="preserve">Monthly round findings that ramps and accessible toilets were unblocked.</w:t>
-      </w:r>
-    </w:p>
-    <w:p>
-      <w:pPr>
-        <w:pStyle w:val="ListParagraph"/>
-        <w:numPr>
-          <w:ilvl w:val="0"/>
-          <w:numId w:val="1"/>
-        </w:numPr>
-        <w:spacing w:after="60"/>
-      </w:pPr>
-      <w:r>
-        <w:rPr>
-          <w:sz w:val="22"/>
-          <w:szCs w:val="22"/>
-        </w:rPr>
-        <w:t xml:space="preserve">Record that a ramp to a locked side door is not counted as the provision.</w:t>
+        <w:t xml:space="preserve">List of facilities actually provided (ramp or lift, accessible toilet, and others defined for this building).</w:t>
+      </w:r>
+    </w:p>
+    <w:p>
+      <w:pPr>
+        <w:pStyle w:val="ListParagraph"/>
+        <w:numPr>
+          <w:ilvl w:val="0"/>
+          <w:numId w:val="1"/>
+        </w:numPr>
+        <w:spacing w:after="60"/>
+      </w:pPr>
+      <w:r>
+        <w:rPr>
+          <w:sz w:val="22"/>
+          <w:szCs w:val="22"/>
+        </w:rPr>
+        <w:t xml:space="preserve">Record that they are kept unblocked.</w:t>
+      </w:r>
+    </w:p>
+    <w:p>
+      <w:pPr>
+        <w:pStyle w:val="ListParagraph"/>
+        <w:numPr>
+          <w:ilvl w:val="0"/>
+          <w:numId w:val="1"/>
+        </w:numPr>
+        <w:spacing w:after="60"/>
+      </w:pPr>
+      <w:r>
+        <w:rPr>
+          <w:sz w:val="22"/>
+          <w:szCs w:val="22"/>
+        </w:rPr>
+        <w:t xml:space="preserve">Failure and restoration record when a facility is blocked or unusable.</w:t>
       </w:r>
     </w:p>
     <w:p>
@@ -3628,41 +4326,41 @@
           <w:sz w:val="22"/>
           <w:szCs w:val="22"/>
         </w:rPr>
-        <w:t xml:space="preserve">Extra-security area list and access description.</w:t>
-      </w:r>
-    </w:p>
-    <w:p>
-      <w:pPr>
-        <w:pStyle w:val="ListParagraph"/>
-        <w:numPr>
-          <w:ilvl w:val="0"/>
-          <w:numId w:val="1"/>
-        </w:numPr>
-        <w:spacing w:after="60"/>
-      </w:pPr>
-      <w:r>
-        <w:rPr>
-          <w:sz w:val="22"/>
-          <w:szCs w:val="22"/>
-        </w:rPr>
-        <w:t xml:space="preserve">Watch roster for CCTV or door control if installed.</w:t>
-      </w:r>
-    </w:p>
-    <w:p>
-      <w:pPr>
-        <w:pStyle w:val="ListParagraph"/>
-        <w:numPr>
-          <w:ilvl w:val="0"/>
-          <w:numId w:val="1"/>
-        </w:numPr>
-        <w:spacing w:after="60"/>
-      </w:pPr>
-      <w:r>
-        <w:rPr>
-          <w:sz w:val="22"/>
-          <w:szCs w:val="22"/>
-        </w:rPr>
-        <w:t xml:space="preserve">Incident-file entry for a breach that met the incident definition.</w:t>
+        <w:t xml:space="preserve">Extra-security area list.</w:t>
+      </w:r>
+    </w:p>
+    <w:p>
+      <w:pPr>
+        <w:pStyle w:val="ListParagraph"/>
+        <w:numPr>
+          <w:ilvl w:val="0"/>
+          <w:numId w:val="1"/>
+        </w:numPr>
+        <w:spacing w:after="60"/>
+      </w:pPr>
+      <w:r>
+        <w:rPr>
+          <w:sz w:val="22"/>
+          <w:szCs w:val="22"/>
+        </w:rPr>
+        <w:t xml:space="preserve">Written access description for staff, patients and visitors, with the hardware that enforces it.</w:t>
+      </w:r>
+    </w:p>
+    <w:p>
+      <w:pPr>
+        <w:pStyle w:val="ListParagraph"/>
+        <w:numPr>
+          <w:ilvl w:val="0"/>
+          <w:numId w:val="1"/>
+        </w:numPr>
+        <w:spacing w:after="60"/>
+      </w:pPr>
+      <w:r>
+        <w:rPr>
+          <w:sz w:val="22"/>
+          <w:szCs w:val="22"/>
+        </w:rPr>
+        <w:t xml:space="preserve">Incident-file entry for a breach that is also an incident.</w:t>
       </w:r>
     </w:p>
     <w:p>
@@ -3688,41 +4386,58 @@
           <w:sz w:val="22"/>
           <w:szCs w:val="22"/>
         </w:rPr>
-        <w:t xml:space="preserve">Monthly round reports showing a walk of clinical areas.</w:t>
-      </w:r>
-    </w:p>
-    <w:p>
-      <w:pPr>
-        <w:pStyle w:val="ListParagraph"/>
-        <w:numPr>
-          <w:ilvl w:val="0"/>
-          <w:numId w:val="1"/>
-        </w:numPr>
-        <w:spacing w:after="60"/>
-      </w:pPr>
-      <w:r>
-        <w:rPr>
-          <w:sz w:val="22"/>
-          <w:szCs w:val="22"/>
-        </w:rPr>
-        <w:t xml:space="preserve">Closed findings with owner and date.</w:t>
-      </w:r>
-    </w:p>
-    <w:p>
-      <w:pPr>
-        <w:pStyle w:val="ListParagraph"/>
-        <w:numPr>
-          <w:ilvl w:val="0"/>
-          <w:numId w:val="1"/>
-        </w:numPr>
-        <w:spacing w:after="60"/>
-      </w:pPr>
-      <w:r>
-        <w:rPr>
-          <w:sz w:val="22"/>
-          <w:szCs w:val="22"/>
-        </w:rPr>
-        <w:t xml:space="preserve">Record of a missed month treated as a defect.</w:t>
+        <w:t xml:space="preserve">Monthly round reports showing a walk of occupied clinical and support spaces.</w:t>
+      </w:r>
+    </w:p>
+    <w:p>
+      <w:pPr>
+        <w:pStyle w:val="ListParagraph"/>
+        <w:numPr>
+          <w:ilvl w:val="0"/>
+          <w:numId w:val="1"/>
+        </w:numPr>
+        <w:spacing w:after="60"/>
+      </w:pPr>
+      <w:r>
+        <w:rPr>
+          <w:sz w:val="22"/>
+          <w:szCs w:val="22"/>
+        </w:rPr>
+        <w:t xml:space="preserve">Closed findings, including those handed to the utilities, equipment, gas or fire programme.</w:t>
+      </w:r>
+    </w:p>
+    <w:p>
+      <w:pPr>
+        <w:pStyle w:val="ListParagraph"/>
+        <w:numPr>
+          <w:ilvl w:val="0"/>
+          <w:numId w:val="1"/>
+        </w:numPr>
+        <w:spacing w:after="60"/>
+      </w:pPr>
+      <w:r>
+        <w:rPr>
+          <w:sz w:val="22"/>
+          <w:szCs w:val="22"/>
+        </w:rPr>
+        <w:t xml:space="preserve">Record of a missed month as a defect.</w:t>
+      </w:r>
+    </w:p>
+    <w:p>
+      <w:pPr>
+        <w:pStyle w:val="ListParagraph"/>
+        <w:numPr>
+          <w:ilvl w:val="0"/>
+          <w:numId w:val="1"/>
+        </w:numPr>
+        <w:spacing w:after="60"/>
+      </w:pPr>
+      <w:r>
+        <w:rPr>
+          <w:sz w:val="22"/>
+          <w:szCs w:val="22"/>
+        </w:rPr>
+        <w:t xml:space="preserve">Incident dual-entry where a finding caused harm.</w:t>
       </w:r>
     </w:p>
     <w:p>
@@ -3748,41 +4463,41 @@
           <w:sz w:val="22"/>
           <w:szCs w:val="22"/>
         </w:rPr>
-        <w:t xml:space="preserve">Electrical safety audit report at the defined interval.</w:t>
-      </w:r>
-    </w:p>
-    <w:p>
-      <w:pPr>
-        <w:pStyle w:val="ListParagraph"/>
-        <w:numPr>
-          <w:ilvl w:val="0"/>
-          <w:numId w:val="1"/>
-        </w:numPr>
-        <w:spacing w:after="60"/>
-      </w:pPr>
-      <w:r>
-        <w:rPr>
-          <w:sz w:val="22"/>
-          <w:szCs w:val="22"/>
-        </w:rPr>
-        <w:t xml:space="preserve">Isolation-until-repaired records for a failed earth or missing ELCB.</w:t>
-      </w:r>
-    </w:p>
-    <w:p>
-      <w:pPr>
-        <w:pStyle w:val="ListParagraph"/>
-        <w:numPr>
-          <w:ilvl w:val="0"/>
-          <w:numId w:val="1"/>
-        </w:numPr>
-        <w:spacing w:after="60"/>
-      </w:pPr>
-      <w:r>
-        <w:rPr>
-          <w:sz w:val="22"/>
-          <w:szCs w:val="22"/>
-        </w:rPr>
-        <w:t xml:space="preserve">Competence of the auditor (in-house or licensed contractor).</w:t>
+        <w:t xml:space="preserve">Electrical safety audit reports covering earthing, residual-current protection, wet-area sockets and panel lockability.</w:t>
+      </w:r>
+    </w:p>
+    <w:p>
+      <w:pPr>
+        <w:pStyle w:val="ListParagraph"/>
+        <w:numPr>
+          <w:ilvl w:val="0"/>
+          <w:numId w:val="1"/>
+        </w:numPr>
+        <w:spacing w:after="60"/>
+      </w:pPr>
+      <w:r>
+        <w:rPr>
+          <w:sz w:val="22"/>
+          <w:szCs w:val="22"/>
+        </w:rPr>
+        <w:t xml:space="preserve">Isolation-until-repaired records for a failed earth or missing residual-current device.</w:t>
+      </w:r>
+    </w:p>
+    <w:p>
+      <w:pPr>
+        <w:pStyle w:val="ListParagraph"/>
+        <w:numPr>
+          <w:ilvl w:val="0"/>
+          <w:numId w:val="1"/>
+        </w:numPr>
+        <w:spacing w:after="60"/>
+      </w:pPr>
+      <w:r>
+        <w:rPr>
+          <w:sz w:val="22"/>
+          <w:szCs w:val="22"/>
+        </w:rPr>
+        <w:t xml:space="preserve">Competence of the auditor (in-house or licensed contractor) and the defined interval.</w:t>
       </w:r>
     </w:p>
     <w:p>
@@ -3808,41 +4523,58 @@
           <w:sz w:val="22"/>
           <w:szCs w:val="22"/>
         </w:rPr>
-        <w:t xml:space="preserve">Identification tags (location, date, owner).</w:t>
-      </w:r>
-    </w:p>
-    <w:p>
-      <w:pPr>
-        <w:pStyle w:val="ListParagraph"/>
-        <w:numPr>
-          <w:ilvl w:val="0"/>
-          <w:numId w:val="1"/>
-        </w:numPr>
-        <w:spacing w:after="60"/>
-      </w:pPr>
-      <w:r>
-        <w:rPr>
-          <w:sz w:val="22"/>
-          <w:szCs w:val="22"/>
-        </w:rPr>
-        <w:t xml:space="preserve">Equipment strike-off before a device carcass is moved.</w:t>
-      </w:r>
-    </w:p>
-    <w:p>
-      <w:pPr>
-        <w:pStyle w:val="ListParagraph"/>
-        <w:numPr>
-          <w:ilvl w:val="0"/>
-          <w:numId w:val="1"/>
-        </w:numPr>
-        <w:spacing w:after="60"/>
-      </w:pPr>
-      <w:r>
-        <w:rPr>
-          <w:sz w:val="22"/>
-          <w:szCs w:val="22"/>
-        </w:rPr>
-        <w:t xml:space="preserve">Quarantine and disposal or sale record.</w:t>
+        <w:t xml:space="preserve">Written unused-material procedure (tag, location, date, owner, condemnation, quarantine, disposal or sale).</w:t>
+      </w:r>
+    </w:p>
+    <w:p>
+      <w:pPr>
+        <w:pStyle w:val="ListParagraph"/>
+        <w:numPr>
+          <w:ilvl w:val="0"/>
+          <w:numId w:val="1"/>
+        </w:numPr>
+        <w:spacing w:after="60"/>
+      </w:pPr>
+      <w:r>
+        <w:rPr>
+          <w:sz w:val="22"/>
+          <w:szCs w:val="22"/>
+        </w:rPr>
+        <w:t xml:space="preserve">Sample tagged items that left the clinical floor.</w:t>
+      </w:r>
+    </w:p>
+    <w:p>
+      <w:pPr>
+        <w:pStyle w:val="ListParagraph"/>
+        <w:numPr>
+          <w:ilvl w:val="0"/>
+          <w:numId w:val="1"/>
+        </w:numPr>
+        <w:spacing w:after="60"/>
+      </w:pPr>
+      <w:r>
+        <w:rPr>
+          <w:sz w:val="22"/>
+          <w:szCs w:val="22"/>
+        </w:rPr>
+        <w:t xml:space="preserve">Equipment-programme strike-off when the item is equipment.</w:t>
+      </w:r>
+    </w:p>
+    <w:p>
+      <w:pPr>
+        <w:pStyle w:val="ListParagraph"/>
+        <w:numPr>
+          <w:ilvl w:val="0"/>
+          <w:numId w:val="1"/>
+        </w:numPr>
+        <w:spacing w:after="60"/>
+      </w:pPr>
+      <w:r>
+        <w:rPr>
+          <w:sz w:val="22"/>
+          <w:szCs w:val="22"/>
+        </w:rPr>
+        <w:t xml:space="preserve">Record that biomedical-waste colours remain the infection-control waste programme.</w:t>
       </w:r>
     </w:p>
     <w:p>
@@ -3868,58 +4600,58 @@
           <w:sz w:val="22"/>
           <w:szCs w:val="22"/>
         </w:rPr>
-        <w:t xml:space="preserve">Inventory of classes actually held, or recorded absences.</w:t>
-      </w:r>
-    </w:p>
-    <w:p>
-      <w:pPr>
-        <w:pStyle w:val="ListParagraph"/>
-        <w:numPr>
-          <w:ilvl w:val="0"/>
-          <w:numId w:val="1"/>
-        </w:numPr>
-        <w:spacing w:after="60"/>
-      </w:pPr>
-      <w:r>
-        <w:rPr>
-          <w:sz w:val="22"/>
-          <w:szCs w:val="22"/>
-        </w:rPr>
-        <w:t xml:space="preserve">Labels at the point of use; PPE and spill method at the store.</w:t>
-      </w:r>
-    </w:p>
-    <w:p>
-      <w:pPr>
-        <w:pStyle w:val="ListParagraph"/>
-        <w:numPr>
-          <w:ilvl w:val="0"/>
-          <w:numId w:val="1"/>
-        </w:numPr>
-        <w:spacing w:after="60"/>
-      </w:pPr>
-      <w:r>
-        <w:rPr>
-          <w:sz w:val="22"/>
-          <w:szCs w:val="22"/>
-        </w:rPr>
-        <w:t xml:space="preserve">Named users.</w:t>
-      </w:r>
-    </w:p>
-    <w:p>
-      <w:pPr>
-        <w:pStyle w:val="ListParagraph"/>
-        <w:numPr>
-          <w:ilvl w:val="0"/>
-          <w:numId w:val="1"/>
-        </w:numPr>
-        <w:spacing w:after="60"/>
-      </w:pPr>
-      <w:r>
-        <w:rPr>
-          <w:sz w:val="22"/>
-          <w:szCs w:val="22"/>
-        </w:rPr>
-        <w:t xml:space="preserve">Spill record or drill for building chemical, mercury or fuel.</w:t>
+        <w:t xml:space="preserve">Hazardous-material inventory of classes this hospital actually holds, with recorded absences for classes not held.</w:t>
+      </w:r>
+    </w:p>
+    <w:p>
+      <w:pPr>
+        <w:pStyle w:val="ListParagraph"/>
+        <w:numPr>
+          <w:ilvl w:val="0"/>
+          <w:numId w:val="1"/>
+        </w:numPr>
+        <w:spacing w:after="60"/>
+      </w:pPr>
+      <w:r>
+        <w:rPr>
+          <w:sz w:val="22"/>
+          <w:szCs w:val="22"/>
+        </w:rPr>
+        <w:t xml:space="preserve">Labels and segregation at the point of use.</w:t>
+      </w:r>
+    </w:p>
+    <w:p>
+      <w:pPr>
+        <w:pStyle w:val="ListParagraph"/>
+        <w:numPr>
+          <w:ilvl w:val="0"/>
+          <w:numId w:val="1"/>
+        </w:numPr>
+        <w:spacing w:after="60"/>
+      </w:pPr>
+      <w:r>
+        <w:rPr>
+          <w:sz w:val="22"/>
+          <w:szCs w:val="22"/>
+        </w:rPr>
+        <w:t xml:space="preserve">PPE and spill method for building chemical, mercury and fuel, distinct from blood and cytotoxic bench spills.</w:t>
+      </w:r>
+    </w:p>
+    <w:p>
+      <w:pPr>
+        <w:pStyle w:val="ListParagraph"/>
+        <w:numPr>
+          <w:ilvl w:val="0"/>
+          <w:numId w:val="1"/>
+        </w:numPr>
+        <w:spacing w:after="60"/>
+      </w:pPr>
+      <w:r>
+        <w:rPr>
+          <w:sz w:val="22"/>
+          <w:szCs w:val="22"/>
+        </w:rPr>
+        <w:t xml:space="preserve">Induction or briefing of staff who may use which material.</w:t>
       </w:r>
     </w:p>
     <w:p>
@@ -4044,7 +4776,7 @@
         <w:sz w:val="16"/>
         <w:szCs w:val="16"/>
       </w:rPr>
-      <w:t xml:space="preserve">Preview Hospital  |  «FMS/POL/02»  |  Controlled document  |  Facility safety</w:t>
+      <w:t xml:space="preserve">Preview Hospital  |  «FMS/POL/02»  |  Controlled document  |  Facility safety of patients, staff and visitors</w:t>
     </w:r>
   </w:p>
 </w:ftr>

--- a/policies/build/preview/FMS.2_v2_preview.docx
+++ b/policies/build/preview/FMS.2_v2_preview.docx
@@ -44,7 +44,7 @@
           <w:sz w:val="20"/>
           <w:szCs w:val="20"/>
         </w:rPr>
-        <w:t xml:space="preserve">Standards for facility safety of people in the building.</w:t>
+        <w:t xml:space="preserve">How this hospital keeps the building safe for people on the premises.</w:t>
       </w:r>
     </w:p>
     <w:p>
@@ -175,7 +175,7 @@
                 <w:sz w:val="18"/>
                 <w:szCs w:val="18"/>
               </w:rPr>
-              <w:t xml:space="preserve">2.1</w:t>
+              <w:t xml:space="preserve">2.2</w:t>
             </w:r>
           </w:p>
         </w:tc>
@@ -660,7 +660,7 @@
                 <w:sz w:val="18"/>
                 <w:szCs w:val="18"/>
               </w:rPr>
-              <w:t xml:space="preserve">Monthly-round circuit</w:t>
+              <w:t xml:space="preserve">Monthly-round route</w:t>
             </w:r>
           </w:p>
         </w:tc>
@@ -751,7 +751,7 @@
           <w:sz w:val="22"/>
           <w:szCs w:val="22"/>
         </w:rPr>
-        <w:t xml:space="preserve">A grab rail that is still in the wall, a round that actually walked the ward, and a chemical that still has its label. A register signed from the engineering office is not a round.</w:t>
+        <w:t xml:space="preserve">Grab rails must stay fixed to the wall. The monthly round must walk the ward. Every chemical must have a label. Signing the register in the engineering office is not a round.</w:t>
       </w:r>
     </w:p>
     <w:p>
@@ -772,31 +772,162 @@
           <w:sz w:val="22"/>
           <w:szCs w:val="22"/>
         </w:rPr>
-        <w:t xml:space="preserve">This policy governs how Preview Hospital keeps the building safe for patients, their families, staff and visitors: how patient-safety devices and infrastructure are installed and inspected; how facilities for the differently-abled are provided and kept usable; how extra-security areas are named and access is described; how facility inspection rounds are walked at least once a month; how the electrical installation is audited; how material not in use is identified and disposed of; and how hazardous materials used in the building are identified and used safely.</w:t>
-      </w:r>
-    </w:p>
-    <w:p>
-      <w:pPr>
-        <w:spacing w:after="140"/>
-      </w:pPr>
-      <w:r>
-        <w:rPr>
-          <w:sz w:val="22"/>
-          <w:szCs w:val="22"/>
-        </w:rPr>
-        <w:t xml:space="preserve">It is facility safety of people in the building. It is not a fire-drill script, not biomedical-waste colour code, not the equipment preventive-maintenance programme, and not the care process for matching a neonate or observing a vulnerable adult.</w:t>
-      </w:r>
-    </w:p>
-    <w:p>
-      <w:pPr>
-        <w:spacing w:after="140"/>
-      </w:pPr>
-      <w:r>
-        <w:rPr>
-          <w:sz w:val="22"/>
-          <w:szCs w:val="22"/>
-        </w:rPr>
-        <w:t xml:space="preserve">Editable defaults in this document are marked «like this». A hospital that adopts the default keeps the wording. A hospital that needs a different owner, interval or arrangement replaces the marked text before issue. True blanks — «________» — have no sensible default and must be completed before this document is signed.</w:t>
+        <w:t xml:space="preserve">This policy says how Preview Hospital keeps the building safe for patients, their families, staff and visitors.</w:t>
+      </w:r>
+    </w:p>
+    <w:p>
+      <w:pPr>
+        <w:spacing w:after="140"/>
+      </w:pPr>
+      <w:r>
+        <w:rPr>
+          <w:sz w:val="22"/>
+          <w:szCs w:val="22"/>
+        </w:rPr>
+        <w:t xml:space="preserve">It covers seven jobs:</w:t>
+      </w:r>
+    </w:p>
+    <w:p>
+      <w:pPr>
+        <w:pStyle w:val="ListParagraph"/>
+        <w:numPr>
+          <w:ilvl w:val="0"/>
+          <w:numId w:val="1"/>
+        </w:numPr>
+        <w:spacing w:after="60"/>
+      </w:pPr>
+      <w:r>
+        <w:rPr>
+          <w:sz w:val="22"/>
+          <w:szCs w:val="22"/>
+        </w:rPr>
+        <w:t xml:space="preserve">install and check patient-safety devices (grab rails, non-slip floors, call bells and similar fittings);</w:t>
+      </w:r>
+    </w:p>
+    <w:p>
+      <w:pPr>
+        <w:pStyle w:val="ListParagraph"/>
+        <w:numPr>
+          <w:ilvl w:val="0"/>
+          <w:numId w:val="1"/>
+        </w:numPr>
+        <w:spacing w:after="60"/>
+      </w:pPr>
+      <w:r>
+        <w:rPr>
+          <w:sz w:val="22"/>
+          <w:szCs w:val="22"/>
+        </w:rPr>
+        <w:t xml:space="preserve">provide facilities for people with disabilities and keep them usable;</w:t>
+      </w:r>
+    </w:p>
+    <w:p>
+      <w:pPr>
+        <w:pStyle w:val="ListParagraph"/>
+        <w:numPr>
+          <w:ilvl w:val="0"/>
+          <w:numId w:val="1"/>
+        </w:numPr>
+        <w:spacing w:after="60"/>
+      </w:pPr>
+      <w:r>
+        <w:rPr>
+          <w:sz w:val="22"/>
+          <w:szCs w:val="22"/>
+        </w:rPr>
+        <w:t xml:space="preserve">name extra-security areas and say who may enter;</w:t>
+      </w:r>
+    </w:p>
+    <w:p>
+      <w:pPr>
+        <w:pStyle w:val="ListParagraph"/>
+        <w:numPr>
+          <w:ilvl w:val="0"/>
+          <w:numId w:val="1"/>
+        </w:numPr>
+        <w:spacing w:after="60"/>
+      </w:pPr>
+      <w:r>
+        <w:rPr>
+          <w:sz w:val="22"/>
+          <w:szCs w:val="22"/>
+        </w:rPr>
+        <w:t xml:space="preserve">walk a facility inspection round at least once every month;</w:t>
+      </w:r>
+    </w:p>
+    <w:p>
+      <w:pPr>
+        <w:pStyle w:val="ListParagraph"/>
+        <w:numPr>
+          <w:ilvl w:val="0"/>
+          <w:numId w:val="1"/>
+        </w:numPr>
+        <w:spacing w:after="60"/>
+      </w:pPr>
+      <w:r>
+        <w:rPr>
+          <w:sz w:val="22"/>
+          <w:szCs w:val="22"/>
+        </w:rPr>
+        <w:t xml:space="preserve">audit the building's electrical installation;</w:t>
+      </w:r>
+    </w:p>
+    <w:p>
+      <w:pPr>
+        <w:pStyle w:val="ListParagraph"/>
+        <w:numPr>
+          <w:ilvl w:val="0"/>
+          <w:numId w:val="1"/>
+        </w:numPr>
+        <w:spacing w:after="60"/>
+      </w:pPr>
+      <w:r>
+        <w:rPr>
+          <w:sz w:val="22"/>
+          <w:szCs w:val="22"/>
+        </w:rPr>
+        <w:t xml:space="preserve">identify unused or condemned items and get them off the clinical floor;</w:t>
+      </w:r>
+    </w:p>
+    <w:p>
+      <w:pPr>
+        <w:pStyle w:val="ListParagraph"/>
+        <w:numPr>
+          <w:ilvl w:val="0"/>
+          <w:numId w:val="1"/>
+        </w:numPr>
+        <w:spacing w:after="60"/>
+      </w:pPr>
+      <w:r>
+        <w:rPr>
+          <w:sz w:val="22"/>
+          <w:szCs w:val="22"/>
+        </w:rPr>
+        <w:t xml:space="preserve">identify hazardous materials used in the building and use them safely.</w:t>
+      </w:r>
+    </w:p>
+    <w:p>
+      <w:pPr>
+        <w:spacing w:after="140"/>
+      </w:pPr>
+      <w:r>
+        <w:rPr>
+          <w:sz w:val="22"/>
+          <w:szCs w:val="22"/>
+        </w:rPr>
+        <w:t xml:space="preserve">This is building safety for people on the premises. It is not a fire-drill script. It is not the biomedical-waste colour code. It is not the equipment maintenance programme. It is not the care process for tagging a baby or watching a confused patient.</w:t>
+      </w:r>
+    </w:p>
+    <w:p>
+      <w:pPr>
+        <w:spacing w:after="140"/>
+      </w:pPr>
+      <w:r>
+        <w:rPr>
+          <w:sz w:val="22"/>
+          <w:szCs w:val="22"/>
+        </w:rPr>
+        <w:t xml:space="preserve">Words marked «like this» are defaults a small hospital can keep. Change the marked text before issue if this hospital needs a different owner, interval or arrangement. A blank marked «________» has no sensible default. Fill it in before this document is signed.</w:t>
       </w:r>
     </w:p>
     <w:p>
@@ -817,127 +948,270 @@
           <w:sz w:val="22"/>
           <w:szCs w:val="22"/>
         </w:rPr>
-        <w:t xml:space="preserve">This policy applies to the buildings, grounds and occupied spaces of Preview Hospital, and to the people who install and inspect patient-safety fabric, keep access for the differently-abled usable, plan extra-security and access control, walk monthly facility inspection rounds, audit the electrical installation, condemn and dispose of material not in use, and identify and control hazardous materials used in the facility.</w:t>
-      </w:r>
-    </w:p>
-    <w:p>
-      <w:pPr>
-        <w:spacing w:after="140"/>
-      </w:pPr>
-      <w:r>
-        <w:rPr>
-          <w:sz w:val="22"/>
-          <w:szCs w:val="22"/>
-        </w:rPr>
-        <w:t xml:space="preserve">It covers: patient-safety devices and infrastructure and their periodic inspection; facilities for the differently-abled; extra-security areas and access by staff, patients and visitors; facility inspection rounds at least once a month; electrical safety audits; identification and disposal of material not in use; and identification and safe use of hazardous materials.</w:t>
-      </w:r>
-    </w:p>
-    <w:p>
-      <w:pPr>
-        <w:spacing w:after="140"/>
-      </w:pPr>
-      <w:r>
-        <w:rPr>
-          <w:sz w:val="22"/>
-          <w:szCs w:val="22"/>
-        </w:rPr>
-        <w:t xml:space="preserve">It does not govern planned space, drawings, wayfinding, round-the-clock water and electricity, backup testing or energy initiatives — those belong to the utilities programme. A backup-test failure found on a round is recorded here as a safety finding and handed back to that programme to fix the plant.</w:t>
-      </w:r>
-    </w:p>
-    <w:p>
-      <w:pPr>
-        <w:spacing w:after="140"/>
-      </w:pPr>
-      <w:r>
-        <w:rPr>
-          <w:sz w:val="22"/>
-          <w:szCs w:val="22"/>
-        </w:rPr>
-        <w:t xml:space="preserve">A broken grab-rail is this policy's infrastructure. A failed ventilator is the equipment programme. A leaking medical-gas cylinder found on a round is handed to the gas programme.</w:t>
-      </w:r>
-    </w:p>
-    <w:p>
-      <w:pPr>
-        <w:spacing w:after="140"/>
-      </w:pPr>
-      <w:r>
-        <w:rPr>
-          <w:sz w:val="22"/>
-          <w:szCs w:val="22"/>
-        </w:rPr>
-        <w:t xml:space="preserve">Fire detection, alarms, extinguishers and suppression are fire provisions, maintained under the fire programme. A blocked exit found on a monthly round is a finding here that the fire programme must close. Management's duty that proactive risk exists across the organisation remains that management-risk programme; this policy writes the monthly facility walk.</w:t>
-      </w:r>
-    </w:p>
-    <w:p>
-      <w:pPr>
-        <w:spacing w:after="140"/>
-      </w:pPr>
-      <w:r>
-        <w:rPr>
-          <w:sz w:val="22"/>
-          <w:szCs w:val="22"/>
-        </w:rPr>
-        <w:t xml:space="preserve">Laboratory result and imaging no-report rules for overdue calibrators remain those diagnostic programmes. Laboratory bench chemical hygiene remains the laboratory safety programme. This policy owns hospital-wide hazardous materials and the monthly facility walk. Building chemical stores, diesel, mercury if still present, and housekeeping chemicals are here.</w:t>
-      </w:r>
-    </w:p>
-    <w:p>
-      <w:pPr>
-        <w:spacing w:after="140"/>
-      </w:pPr>
-      <w:r>
-        <w:rPr>
-          <w:sz w:val="22"/>
-          <w:szCs w:val="22"/>
-        </w:rPr>
-        <w:t xml:space="preserve">Radiation and PC-PNDT signs remain the laboratory and imaging safety programme. Wayfinding is the utilities programme.</w:t>
-      </w:r>
-    </w:p>
-    <w:p>
-      <w:pPr>
-        <w:spacing w:after="140"/>
-      </w:pPr>
-      <w:r>
-        <w:rPr>
-          <w:sz w:val="22"/>
-          <w:szCs w:val="22"/>
-        </w:rPr>
-        <w:t xml:space="preserve">Matching, handing-over and missing-child response for a neonate, and bedside observation of a vulnerable adult, remain those care policies. This policy owns locks, cameras, door hardware and the written access description.</w:t>
-      </w:r>
-    </w:p>
-    <w:p>
-      <w:pPr>
-        <w:spacing w:after="140"/>
-      </w:pPr>
-      <w:r>
-        <w:rPr>
-          <w:sz w:val="22"/>
-          <w:szCs w:val="22"/>
-        </w:rPr>
-        <w:t xml:space="preserve">Blood and body-fluid spills remain the infection-control spill programme. Cytotoxic spill at preparation and administration remains that medication programme. Biomedical-waste colour, internal transport and authorisation remain the infection-control waste programme. Material not in use here is condemned furniture, obsolete non-device equipment, unused construction debris and expired non-waste stores — not the four-colour clinical waste stream.</w:t>
-      </w:r>
-    </w:p>
-    <w:p>
-      <w:pPr>
-        <w:spacing w:after="140"/>
-      </w:pPr>
-      <w:r>
-        <w:rPr>
-          <w:sz w:val="22"/>
-          <w:szCs w:val="22"/>
-        </w:rPr>
-        <w:t xml:space="preserve">WHO Safe Management of Wastes from Health-Care Activities is a waste framework only; colours stay the waste programme. Gudlavalleti is the disability-access framework, not a pasted accessibility-audit form. NBC 2016 is the building, access and electrical-installation framework as the local authority applied it. IS 732, IS 3043 and IS 2190 are NBC-pointed practice, not extra disclaimer statutes. Hospital Safety Index is an evaluator framework, not a mandated score.</w:t>
-      </w:r>
-    </w:p>
-    <w:p>
-      <w:pPr>
-        <w:spacing w:after="140"/>
-      </w:pPr>
-      <w:r>
-        <w:rPr>
-          <w:sz w:val="22"/>
-          <w:szCs w:val="22"/>
-        </w:rPr>
-        <w:t xml:space="preserve">Patient-facing expected cost is not a safety round. A safety finding that caused harm is also an incident; the round remains this policy.</w:t>
+        <w:t xml:space="preserve">This policy applies to the buildings, grounds and occupied spaces of Preview Hospital. It also applies to the people who install and check patient-safety fittings, keep access for people with disabilities usable, plan extra security, walk monthly facility inspection rounds, audit the electrical installation, condemn and dispose of unused items, and identify and control hazardous materials used in the building.</w:t>
+      </w:r>
+    </w:p>
+    <w:p>
+      <w:pPr>
+        <w:spacing w:after="140"/>
+      </w:pPr>
+      <w:r>
+        <w:rPr>
+          <w:sz w:val="22"/>
+          <w:szCs w:val="22"/>
+        </w:rPr>
+        <w:t xml:space="preserve">It covers:</w:t>
+      </w:r>
+    </w:p>
+    <w:p>
+      <w:pPr>
+        <w:pStyle w:val="ListParagraph"/>
+        <w:numPr>
+          <w:ilvl w:val="0"/>
+          <w:numId w:val="1"/>
+        </w:numPr>
+        <w:spacing w:after="60"/>
+      </w:pPr>
+      <w:r>
+        <w:rPr>
+          <w:sz w:val="22"/>
+          <w:szCs w:val="22"/>
+        </w:rPr>
+        <w:t xml:space="preserve">patient-safety devices and fittings, and regular checks of them;</w:t>
+      </w:r>
+    </w:p>
+    <w:p>
+      <w:pPr>
+        <w:pStyle w:val="ListParagraph"/>
+        <w:numPr>
+          <w:ilvl w:val="0"/>
+          <w:numId w:val="1"/>
+        </w:numPr>
+        <w:spacing w:after="60"/>
+      </w:pPr>
+      <w:r>
+        <w:rPr>
+          <w:sz w:val="22"/>
+          <w:szCs w:val="22"/>
+        </w:rPr>
+        <w:t xml:space="preserve">facilities for people with disabilities;</w:t>
+      </w:r>
+    </w:p>
+    <w:p>
+      <w:pPr>
+        <w:pStyle w:val="ListParagraph"/>
+        <w:numPr>
+          <w:ilvl w:val="0"/>
+          <w:numId w:val="1"/>
+        </w:numPr>
+        <w:spacing w:after="60"/>
+      </w:pPr>
+      <w:r>
+        <w:rPr>
+          <w:sz w:val="22"/>
+          <w:szCs w:val="22"/>
+        </w:rPr>
+        <w:t xml:space="preserve">extra-security areas and access by staff, patients and visitors;</w:t>
+      </w:r>
+    </w:p>
+    <w:p>
+      <w:pPr>
+        <w:pStyle w:val="ListParagraph"/>
+        <w:numPr>
+          <w:ilvl w:val="0"/>
+          <w:numId w:val="1"/>
+        </w:numPr>
+        <w:spacing w:after="60"/>
+      </w:pPr>
+      <w:r>
+        <w:rPr>
+          <w:sz w:val="22"/>
+          <w:szCs w:val="22"/>
+        </w:rPr>
+        <w:t xml:space="preserve">facility inspection rounds at least once every month;</w:t>
+      </w:r>
+    </w:p>
+    <w:p>
+      <w:pPr>
+        <w:pStyle w:val="ListParagraph"/>
+        <w:numPr>
+          <w:ilvl w:val="0"/>
+          <w:numId w:val="1"/>
+        </w:numPr>
+        <w:spacing w:after="60"/>
+      </w:pPr>
+      <w:r>
+        <w:rPr>
+          <w:sz w:val="22"/>
+          <w:szCs w:val="22"/>
+        </w:rPr>
+        <w:t xml:space="preserve">electrical safety audits of the building;</w:t>
+      </w:r>
+    </w:p>
+    <w:p>
+      <w:pPr>
+        <w:pStyle w:val="ListParagraph"/>
+        <w:numPr>
+          <w:ilvl w:val="0"/>
+          <w:numId w:val="1"/>
+        </w:numPr>
+        <w:spacing w:after="60"/>
+      </w:pPr>
+      <w:r>
+        <w:rPr>
+          <w:sz w:val="22"/>
+          <w:szCs w:val="22"/>
+        </w:rPr>
+        <w:t xml:space="preserve">identifying and disposing of material not in use;</w:t>
+      </w:r>
+    </w:p>
+    <w:p>
+      <w:pPr>
+        <w:pStyle w:val="ListParagraph"/>
+        <w:numPr>
+          <w:ilvl w:val="0"/>
+          <w:numId w:val="1"/>
+        </w:numPr>
+        <w:spacing w:after="60"/>
+      </w:pPr>
+      <w:r>
+        <w:rPr>
+          <w:sz w:val="22"/>
+          <w:szCs w:val="22"/>
+        </w:rPr>
+        <w:t xml:space="preserve">identifying hazardous materials and using them safely.</w:t>
+      </w:r>
+    </w:p>
+    <w:p>
+      <w:pPr>
+        <w:spacing w:after="140"/>
+      </w:pPr>
+      <w:r>
+        <w:rPr>
+          <w:sz w:val="22"/>
+          <w:szCs w:val="22"/>
+        </w:rPr>
+        <w:t xml:space="preserve">It does not cover planned space, drawings, direction signs, day-and-night water and electricity, backup testing, or energy projects. Those belong to the utilities policy. If a backup-test failure is found on a round, record it here as a safety finding and hand it back to the utilities policy to fix the plant.</w:t>
+      </w:r>
+    </w:p>
+    <w:p>
+      <w:pPr>
+        <w:spacing w:after="140"/>
+      </w:pPr>
+      <w:r>
+        <w:rPr>
+          <w:sz w:val="22"/>
+          <w:szCs w:val="22"/>
+        </w:rPr>
+        <w:t xml:space="preserve">A broken grab rail is this policy's fitting. A failed ventilator belongs to the equipment policy. A leaking medical-gas cylinder found on a round is handed to the gas policy.</w:t>
+      </w:r>
+    </w:p>
+    <w:p>
+      <w:pPr>
+        <w:spacing w:after="140"/>
+      </w:pPr>
+      <w:r>
+        <w:rPr>
+          <w:sz w:val="22"/>
+          <w:szCs w:val="22"/>
+        </w:rPr>
+        <w:t xml:space="preserve">Fire detection, alarms, extinguishers and suppression are fire equipment. They are maintained under the fire policy. A blocked exit found on a monthly round is a finding here. The fire policy must close it.</w:t>
+      </w:r>
+    </w:p>
+    <w:p>
+      <w:pPr>
+        <w:spacing w:after="140"/>
+      </w:pPr>
+      <w:r>
+        <w:rPr>
+          <w:sz w:val="22"/>
+          <w:szCs w:val="22"/>
+        </w:rPr>
+        <w:t xml:space="preserve">Management's duty to manage risk across the organisation stays with that management-risk policy. This policy writes the monthly facility walk.</w:t>
+      </w:r>
+    </w:p>
+    <w:p>
+      <w:pPr>
+        <w:spacing w:after="140"/>
+      </w:pPr>
+      <w:r>
+        <w:rPr>
+          <w:sz w:val="22"/>
+          <w:szCs w:val="22"/>
+        </w:rPr>
+        <w:t xml:space="preserve">Laboratory and imaging rules that say "do not issue a report from an overdue calibrator" stay with those diagnostic policies. Chemical safety at the laboratory bench stays with the laboratory safety policy. This policy covers hospital-wide hazardous materials and the monthly facility walk. Building chemical stores, diesel, mercury if still present, and housekeeping chemicals are here.</w:t>
+      </w:r>
+    </w:p>
+    <w:p>
+      <w:pPr>
+        <w:spacing w:after="140"/>
+      </w:pPr>
+      <w:r>
+        <w:rPr>
+          <w:sz w:val="22"/>
+          <w:szCs w:val="22"/>
+        </w:rPr>
+        <w:t xml:space="preserve">Radiation and PC-PNDT (Pre-Conception and Pre-Natal Diagnostic Techniques) signs stay with the laboratory and imaging safety policy. Direction signs belong to the utilities policy.</w:t>
+      </w:r>
+    </w:p>
+    <w:p>
+      <w:pPr>
+        <w:spacing w:after="140"/>
+      </w:pPr>
+      <w:r>
+        <w:rPr>
+          <w:sz w:val="22"/>
+          <w:szCs w:val="22"/>
+        </w:rPr>
+        <w:t xml:space="preserve">Baby-tagging, handover of a newborn, missing-child response, and watching a confused or vulnerable adult at the bedside stay with those care policies. This policy covers locks, cameras, door hardware and the written description of who may enter which area.</w:t>
+      </w:r>
+    </w:p>
+    <w:p>
+      <w:pPr>
+        <w:spacing w:after="140"/>
+      </w:pPr>
+      <w:r>
+        <w:rPr>
+          <w:sz w:val="22"/>
+          <w:szCs w:val="22"/>
+        </w:rPr>
+        <w:t xml:space="preserve">Blood and body-fluid spills stay with the infection-control spill policy. Spills of cytotoxic (chemotherapy) drugs at preparation and administration stay with that medication policy. Biomedical-waste colour, internal transport and authorisation stay with the infection-control waste policy.</w:t>
+      </w:r>
+    </w:p>
+    <w:p>
+      <w:pPr>
+        <w:spacing w:after="140"/>
+      </w:pPr>
+      <w:r>
+        <w:rPr>
+          <w:sz w:val="22"/>
+          <w:szCs w:val="22"/>
+        </w:rPr>
+        <w:t xml:space="preserve">Material not in use here means condemned furniture, obsolete equipment that is not clinical waste, unused building materials, and expired ordinary stores. It is not the coloured clinical-waste bins.</w:t>
+      </w:r>
+    </w:p>
+    <w:p>
+      <w:pPr>
+        <w:spacing w:after="140"/>
+      </w:pPr>
+      <w:r>
+        <w:rPr>
+          <w:sz w:val="22"/>
+          <w:szCs w:val="22"/>
+        </w:rPr>
+        <w:t xml:space="preserve">WHO (World Health Organization) Safe Management of Wastes from Health-Care Activities is a waste guide only. Colours stay with the waste policy. Gudlavalleti is the disability-access guide. It is not a pasted accessibility-audit form. The National Building Code of India, 2016 (NBC 2016) is the building, access and electrical-installation guide as the local authority applied it. Indian Standard (IS) 732, IS 3043 and IS 2190 are NBC-pointed practice. They are not extra laws in the disclaimer. The Hospital Safety Index is an evaluator guide. It is not a score this hospital must achieve.</w:t>
+      </w:r>
+    </w:p>
+    <w:p>
+      <w:pPr>
+        <w:spacing w:after="140"/>
+      </w:pPr>
+      <w:r>
+        <w:rPr>
+          <w:sz w:val="22"/>
+          <w:szCs w:val="22"/>
+        </w:rPr>
+        <w:t xml:space="preserve">What a patient is told about cost is not a safety round. If a safety finding caused harm, it is also an incident. The round still belongs to this policy.</w:t>
       </w:r>
     </w:p>
     <w:p>
@@ -958,55 +1232,55 @@
           <w:sz w:val="22"/>
           <w:szCs w:val="22"/>
         </w:rPr>
-        <w:t xml:space="preserve">Preview Hospital installs patient-safety devices and infrastructure across the organisation and inspects them periodically. Fabric that prevents a foreseeable harm in the building — grab rails, wet-area flooring, window restrictors, call-bell hardware, bed-rail hardware as furniture — exists and works. Fire extinguishers are not this install-and-inspect programme counted twice.</w:t>
-      </w:r>
-    </w:p>
-    <w:p>
-      <w:pPr>
-        <w:spacing w:after="140"/>
-      </w:pPr>
-      <w:r>
-        <w:rPr>
-          <w:sz w:val="22"/>
-          <w:szCs w:val="22"/>
-        </w:rPr>
-        <w:t xml:space="preserve">Preview Hospital has facilities for the differently-abled and keeps them usable. A single ramp to a locked side door is not that provision.</w:t>
-      </w:r>
-    </w:p>
-    <w:p>
-      <w:pPr>
-        <w:spacing w:after="140"/>
-      </w:pPr>
-      <w:r>
-        <w:rPr>
-          <w:sz w:val="22"/>
-          <w:szCs w:val="22"/>
-        </w:rPr>
-        <w:t xml:space="preserve">Preview Hospital identifies areas that need extra security and describes access to different areas by staff, patients and visitors, with the hardware that enforces it. A camera that is never watched is not extra security. Matching a neonate and observing a vulnerable adult remain those care policies.</w:t>
-      </w:r>
-    </w:p>
-    <w:p>
-      <w:pPr>
-        <w:spacing w:after="140"/>
-      </w:pPr>
-      <w:r>
-        <w:rPr>
-          <w:sz w:val="22"/>
-          <w:szCs w:val="22"/>
-        </w:rPr>
-        <w:t xml:space="preserve">Preview Hospital walks facility inspection rounds to ensure safety at least once a month. That interval is in the requirement and is not optional. A register signed from the engineering office with no ward walk is not a round.</w:t>
-      </w:r>
-    </w:p>
-    <w:p>
-      <w:pPr>
-        <w:spacing w:after="140"/>
-      </w:pPr>
-      <w:r>
-        <w:rPr>
-          <w:sz w:val="22"/>
-          <w:szCs w:val="22"/>
-        </w:rPr>
-        <w:t xml:space="preserve">Preview Hospital conducts electrical safety audits of the facility: earthing, residual-current protection, wet-area sockets, panel lockability. This is not the utilities programme's loaded generator test and not the equipment programme's device calibration.</w:t>
+        <w:t xml:space="preserve">Preview Hospital installs patient-safety devices and fittings across the organisation and checks them on a set timetable. Fittings that prevent a foreseeable harm in the building — grab rails, wet-area flooring, window restrictors, call-bell hardware, bed-rail hardware as furniture — exist and work. Fire extinguishers are not this install-and-check programme.</w:t>
+      </w:r>
+    </w:p>
+    <w:p>
+      <w:pPr>
+        <w:spacing w:after="140"/>
+      </w:pPr>
+      <w:r>
+        <w:rPr>
+          <w:sz w:val="22"/>
+          <w:szCs w:val="22"/>
+        </w:rPr>
+        <w:t xml:space="preserve">Preview Hospital has facilities for people with disabilities and keeps them usable. A single ramp to a locked side door does not meet this.</w:t>
+      </w:r>
+    </w:p>
+    <w:p>
+      <w:pPr>
+        <w:spacing w:after="140"/>
+      </w:pPr>
+      <w:r>
+        <w:rPr>
+          <w:sz w:val="22"/>
+          <w:szCs w:val="22"/>
+        </w:rPr>
+        <w:t xml:space="preserve">Preview Hospital names areas that need extra security and describes access by staff, patients and visitors, with the locks and cameras that enforce it. A camera that is never watched is not extra security. Baby-tagging and watching a confused patient stay with the care policies.</w:t>
+      </w:r>
+    </w:p>
+    <w:p>
+      <w:pPr>
+        <w:spacing w:after="140"/>
+      </w:pPr>
+      <w:r>
+        <w:rPr>
+          <w:sz w:val="22"/>
+          <w:szCs w:val="22"/>
+        </w:rPr>
+        <w:t xml:space="preserve">Preview Hospital walks facility inspection rounds to check safety at least once every month. That interval is in the requirement. It is not optional. A register signed from the engineering office with no ward walk is not a round.</w:t>
+      </w:r>
+    </w:p>
+    <w:p>
+      <w:pPr>
+        <w:spacing w:after="140"/>
+      </w:pPr>
+      <w:r>
+        <w:rPr>
+          <w:sz w:val="22"/>
+          <w:szCs w:val="22"/>
+        </w:rPr>
+        <w:t xml:space="preserve">Preview Hospital carries out electrical safety audits of the facility: earthing, residual-current protection (the switch that cuts power on an electrical fault), wet-area sockets, and whether panels can be locked. This is not the utilities policy's loaded generator test. It is not the equipment policy's device calibration.</w:t>
       </w:r>
     </w:p>
     <w:p>
@@ -1030,19 +1304,19 @@
           <w:sz w:val="22"/>
           <w:szCs w:val="22"/>
         </w:rPr>
-        <w:t xml:space="preserve">Preview Hospital identifies hazardous materials it actually holds and uses them safely, with labels, segregation, PPE and a spill method for building chemicals, fuels and mercury if still present. Blood spills, cytotoxic bench spills, laboratory bench hygiene and biomedical-waste colours remain those other programmes.</w:t>
-      </w:r>
-    </w:p>
-    <w:p>
-      <w:pPr>
-        <w:spacing w:after="140"/>
-      </w:pPr>
-      <w:r>
-        <w:rPr>
-          <w:sz w:val="22"/>
-          <w:szCs w:val="22"/>
-        </w:rPr>
-        <w:t xml:space="preserve">Preview Hospital does not treat a monthly register signed without a walk, biomedical-waste colours offered as unused-material disposal, or a chemical store with no identification, as that duty.</w:t>
+        <w:t xml:space="preserve">Preview Hospital identifies hazardous materials it actually holds and uses them safely, with labels, separation, personal protective equipment (PPE — gloves, goggles and similar), and a spill method for building chemicals, fuels and mercury if still present. Blood spills, chemotherapy-bench spills, laboratory-bench hygiene and biomedical-waste colours stay with those other policies.</w:t>
+      </w:r>
+    </w:p>
+    <w:p>
+      <w:pPr>
+        <w:spacing w:after="140"/>
+      </w:pPr>
+      <w:r>
+        <w:rPr>
+          <w:sz w:val="22"/>
+          <w:szCs w:val="22"/>
+        </w:rPr>
+        <w:t xml:space="preserve">Preview Hospital does not treat these as meeting this policy: a monthly register signed without a walk; biomedical-waste colours offered as unused-item disposal; a chemical store with no identification.</w:t>
       </w:r>
     </w:p>
     <w:p>
@@ -1063,7 +1337,7 @@
           <w:sz w:val="22"/>
           <w:szCs w:val="22"/>
         </w:rPr>
-        <w:t xml:space="preserve">The following are prohibited. There is no operational exception and no "until the vendor comes" exception.</w:t>
+        <w:t xml:space="preserve">These acts are banned. There is no operational exception. "Until the vendor comes" is not an exception.</w:t>
       </w:r>
     </w:p>
     <w:p>
@@ -1087,7 +1361,7 @@
           <w:sz w:val="22"/>
           <w:szCs w:val="22"/>
         </w:rPr>
-        <w:t xml:space="preserve">2. Missing a calendar month. At least once a month is the floor.</w:t>
+        <w:t xml:space="preserve">2. Skipping a month. The inspection round must be done at least once every month.</w:t>
       </w:r>
     </w:p>
     <w:p>
@@ -1099,7 +1373,7 @@
           <w:sz w:val="22"/>
           <w:szCs w:val="22"/>
         </w:rPr>
-        <w:t xml:space="preserve">3. Inspecting patient-safety fabric from a purchase invoice. A grab rail that has pulled out of a wet-wall fixing, or a call bell that rings at the panel but not in the room, is a failed device.</w:t>
+        <w:t xml:space="preserve">3. Inspecting patient-safety fittings from a purchase invoice. A grab rail that has pulled out of a wet-wall fixing, or a call bell that rings at the panel but not in the room, is a failed device.</w:t>
       </w:r>
     </w:p>
     <w:p>
@@ -1111,7 +1385,7 @@
           <w:sz w:val="22"/>
           <w:szCs w:val="22"/>
         </w:rPr>
-        <w:t xml:space="preserve">4. Blocking a ramp, accessible toilet, or other differently-abled facility with a trolley bay, stores or a parked vehicle.</w:t>
+        <w:t xml:space="preserve">4. Blocking a ramp, accessible toilet, or other facility for people with disabilities with a trolley bay, stores or a parked vehicle.</w:t>
       </w:r>
     </w:p>
     <w:p>
@@ -1123,7 +1397,7 @@
           <w:sz w:val="22"/>
           <w:szCs w:val="22"/>
         </w:rPr>
-        <w:t xml:space="preserve">5. Treating a camera that is never watched, or a lock whose key is on an open hook, as extra security.</w:t>
+        <w:t xml:space="preserve">5. Treating a camera that is never watched, or a lock whose key hangs on an open hook, as extra security.</w:t>
       </w:r>
     </w:p>
     <w:p>
@@ -1135,7 +1409,7 @@
           <w:sz w:val="22"/>
           <w:szCs w:val="22"/>
         </w:rPr>
-        <w:t xml:space="preserve">6. Absorbing neonatal matching, missing-child response, or bedside observation of a vulnerable adult into this hardware description. Those remain the care policies.</w:t>
+        <w:t xml:space="preserve">6. Adding baby-tagging, missing-child response, or watching a confused patient to this policy. This policy covers physical security only (cameras, locks, access). Those clinical tasks belong to the care policies, not here.</w:t>
       </w:r>
     </w:p>
     <w:p>
@@ -1147,7 +1421,7 @@
           <w:sz w:val="22"/>
           <w:szCs w:val="22"/>
         </w:rPr>
-        <w:t xml:space="preserve">7. Offering the four-colour biomedical-waste stream as identification and disposal of material not in use.</w:t>
+        <w:t xml:space="preserve">7. Using the coloured biomedical-waste bins as the way to identify and get rid of unused or condemned items. Waste bins are for clinical waste. Unused and condemned items follow a separate disposal process.</w:t>
       </w:r>
     </w:p>
     <w:p>
@@ -1171,7 +1445,7 @@
           <w:sz w:val="22"/>
           <w:szCs w:val="22"/>
         </w:rPr>
-        <w:t xml:space="preserve">9. Leaving a hazardous-material container unlabelled at the point of use, or keeping an SDS folder in quality while the jerry-can has no label.</w:t>
+        <w:t xml:space="preserve">9. Leaving a hazardous-material container unlabelled at the point of use, or keeping a Safety Data Sheet (SDS) folder in quality while the jerry-can has no label.</w:t>
       </w:r>
     </w:p>
     <w:p>
@@ -1183,7 +1457,7 @@
           <w:sz w:val="22"/>
           <w:szCs w:val="22"/>
         </w:rPr>
-        <w:t xml:space="preserve">10. Counting a blood or body-fluid spill, a cytotoxic bench spill, laboratory bench chemical hygiene, or biomedical-waste colours as this building hazardous-material list.</w:t>
+        <w:t xml:space="preserve">10. Counting a blood or body-fluid spill, a chemotherapy-bench spill, laboratory-bench chemical hygiene, or biomedical-waste colours as this building hazardous-material list.</w:t>
       </w:r>
     </w:p>
     <w:p>
@@ -1195,7 +1469,7 @@
           <w:sz w:val="22"/>
           <w:szCs w:val="22"/>
         </w:rPr>
-        <w:t xml:space="preserve">11. Leaving a failed earth, a missing residual-current device on a wet-area or patient-care circuit, or an unlocked live panel, in service. Isolation until repaired.</w:t>
+        <w:t xml:space="preserve">11. Leaving in service a failed earth, a missing residual-current device (RCD — the switch that cuts power on an electrical fault) on a wet-area or patient-care circuit, or an unlocked live panel. Isolate until repaired.</w:t>
       </w:r>
     </w:p>
     <w:p>
@@ -1207,19 +1481,19 @@
           <w:sz w:val="22"/>
           <w:szCs w:val="22"/>
         </w:rPr>
-        <w:t xml:space="preserve">12. Treating the Hospital Safety Index as a mandated score this hospital must achieve.</w:t>
-      </w:r>
-    </w:p>
-    <w:p>
-      <w:pPr>
-        <w:spacing w:after="140"/>
-      </w:pPr>
-      <w:r>
-        <w:rPr>
-          <w:sz w:val="22"/>
-          <w:szCs w:val="22"/>
-        </w:rPr>
-        <w:t xml:space="preserve">A person who finds a blocked exit, an unlabelled chemical, a condemned bed in a patient bay, or a monthly register with no walk, reports it the same shift to the «Maintenance In-Charge».</w:t>
+        <w:t xml:space="preserve">12. Treating the Hospital Safety Index as a score this hospital must achieve.</w:t>
+      </w:r>
+    </w:p>
+    <w:p>
+      <w:pPr>
+        <w:spacing w:after="140"/>
+      </w:pPr>
+      <w:r>
+        <w:rPr>
+          <w:sz w:val="22"/>
+          <w:szCs w:val="22"/>
+        </w:rPr>
+        <w:t xml:space="preserve">If you find a blocked exit, an unlabelled chemical, a condemned bed in a patient bay, or a monthly register with no walk, report it the same shift to the «Maintenance In-Charge».</w:t>
       </w:r>
     </w:p>
     <w:p>
@@ -1249,55 +1523,55 @@
           <w:sz w:val="22"/>
           <w:szCs w:val="22"/>
         </w:rPr>
-        <w:t xml:space="preserve">Patient-safety devices and infrastructure are the fabric that prevents a foreseeable harm in the building: grab rails in toilets and wet areas, anti-skid flooring where water is expected, window restrictors on upper floors, bumper guards on trolley routes, nurse-call or emergency-bell infrastructure as hardware, bed-rail hardware as furniture, and similar devices this hospital actually runs.</w:t>
-      </w:r>
-    </w:p>
-    <w:p>
-      <w:pPr>
-        <w:spacing w:after="140"/>
-      </w:pPr>
-      <w:r>
-        <w:rPr>
-          <w:sz w:val="22"/>
-          <w:szCs w:val="22"/>
-        </w:rPr>
-        <w:t xml:space="preserve">Bedside observation that uses a call bell, and the decision to raise a bed rail as a falls or restraint act, remain those care policies. This section owns that the bell exists and works, and that the rail as furniture is still attached.</w:t>
-      </w:r>
-    </w:p>
-    <w:p>
-      <w:pPr>
-        <w:spacing w:after="140"/>
-      </w:pPr>
-      <w:r>
-        <w:rPr>
-          <w:sz w:val="22"/>
-          <w:szCs w:val="22"/>
-        </w:rPr>
-        <w:t xml:space="preserve">Fire detection, alarms, extinguishers and suppression are fire provisions, inspected under the fire programme. They may be listed on a monthly round as found, blocked or failed; they are not this install-and-inspect programme counted twice.</w:t>
-      </w:r>
-    </w:p>
-    <w:p>
-      <w:pPr>
-        <w:spacing w:after="140"/>
-      </w:pPr>
-      <w:r>
-        <w:rPr>
-          <w:sz w:val="22"/>
-          <w:szCs w:val="22"/>
-        </w:rPr>
-        <w:t xml:space="preserve">NBC 2016 and the chapter's patient-safety infrastructure frameworks (Aggarwal et al.; Health Facilities Management) inform what this hospital installs; they are not a pasted device catalogue.</w:t>
-      </w:r>
-    </w:p>
-    <w:p>
-      <w:pPr>
-        <w:spacing w:after="140"/>
-      </w:pPr>
-      <w:r>
-        <w:rPr>
-          <w:sz w:val="22"/>
-          <w:szCs w:val="22"/>
-        </w:rPr>
-        <w:t xml:space="preserve">The «Maintenance In-Charge» holds the installed-device list and inspects «monthly». A grab rail that pulled out of a wet-wall fixing, or an inspection done from a purchase invoice, is a failure of this policy.</w:t>
+        <w:t xml:space="preserve">Patient-safety devices and fittings are the hardware that prevents a foreseeable harm in the building. Examples: grab rails in toilets and wet areas; non-slip flooring where water is expected; window restrictors on upper floors; bumper guards on trolley routes; nurse-call or emergency-bell hardware; bed-rail hardware as furniture; and similar devices this hospital actually runs.</w:t>
+      </w:r>
+    </w:p>
+    <w:p>
+      <w:pPr>
+        <w:spacing w:after="140"/>
+      </w:pPr>
+      <w:r>
+        <w:rPr>
+          <w:sz w:val="22"/>
+          <w:szCs w:val="22"/>
+        </w:rPr>
+        <w:t xml:space="preserve">Watching a patient at the bedside using a call bell, and the decision to raise a bed rail because of a fall risk, stay with those care policies. This section covers that the bell exists and works, and that the rail as furniture is still attached.</w:t>
+      </w:r>
+    </w:p>
+    <w:p>
+      <w:pPr>
+        <w:spacing w:after="140"/>
+      </w:pPr>
+      <w:r>
+        <w:rPr>
+          <w:sz w:val="22"/>
+          <w:szCs w:val="22"/>
+        </w:rPr>
+        <w:t xml:space="preserve">Fire detection, alarms, extinguishers and suppression are fire equipment. They are checked under the fire policy. They may be listed on a monthly round as found, blocked or failed. They are not this install-and-check programme.</w:t>
+      </w:r>
+    </w:p>
+    <w:p>
+      <w:pPr>
+        <w:spacing w:after="140"/>
+      </w:pPr>
+      <w:r>
+        <w:rPr>
+          <w:sz w:val="22"/>
+          <w:szCs w:val="22"/>
+        </w:rPr>
+        <w:t xml:space="preserve">NBC 2016 and the chapter's patient-safety infrastructure guides (Aggarwal et al.; Health Facilities Management) inform what this hospital installs. They are not a pasted device catalogue.</w:t>
+      </w:r>
+    </w:p>
+    <w:p>
+      <w:pPr>
+        <w:spacing w:after="140"/>
+      </w:pPr>
+      <w:r>
+        <w:rPr>
+          <w:sz w:val="22"/>
+          <w:szCs w:val="22"/>
+        </w:rPr>
+        <w:t xml:space="preserve">The «Maintenance In-Charge» holds the installed-device list and inspects «monthly». A grab rail that pulled out of a wet-wall fixing is a failure of this policy. An inspection done from a purchase invoice is a failure of this policy.</w:t>
       </w:r>
     </w:p>
     <w:p>
@@ -1318,31 +1592,31 @@
           <w:sz w:val="22"/>
           <w:szCs w:val="22"/>
         </w:rPr>
-        <w:t xml:space="preserve">Gudlavalleti is the South-Asian disability-access framework in the chapter bibliography. This section is the facilities this hospital actually provides: ramps or a working lift to the floors it uses for patients, an accessible toilet, wayfinding a wheelchair user can follow (consistent with the utilities programme's signs), and the other provisions this hospital has defined for the disabilities it can reasonably accommodate in this building.</w:t>
-      </w:r>
-    </w:p>
-    <w:p>
-      <w:pPr>
-        <w:spacing w:after="140"/>
-      </w:pPr>
-      <w:r>
-        <w:rPr>
-          <w:sz w:val="22"/>
-          <w:szCs w:val="22"/>
-        </w:rPr>
-        <w:t xml:space="preserve">A single ramp to a locked side door is not this provision. NBC 2016 access provisions apply insofar as the local authority applied them to this occupancy. This policy does not invent a NABH gradient or door-width figure for every small hospital.</w:t>
-      </w:r>
-    </w:p>
-    <w:p>
-      <w:pPr>
-        <w:spacing w:after="140"/>
-      </w:pPr>
-      <w:r>
-        <w:rPr>
-          <w:sz w:val="22"/>
-          <w:szCs w:val="22"/>
-        </w:rPr>
-        <w:t xml:space="preserve">Which facilities are in place, how they are kept usable (not blocked by a trolley bay), and how a failure is recorded, are held by the «Maintenance In-Charge». Facilities provided: «________».</w:t>
+        <w:t xml:space="preserve">Gudlavalleti is the South-Asian disability-access guide in the chapter bibliography. This section is the facilities this hospital actually provides: ramps or a working lift to the floors it uses for patients; an accessible toilet; direction signs a wheelchair user can follow (consistent with the utilities policy's signs); and the other provisions this hospital has defined for the disabilities it can reasonably accommodate in this building.</w:t>
+      </w:r>
+    </w:p>
+    <w:p>
+      <w:pPr>
+        <w:spacing w:after="140"/>
+      </w:pPr>
+      <w:r>
+        <w:rPr>
+          <w:sz w:val="22"/>
+          <w:szCs w:val="22"/>
+        </w:rPr>
+        <w:t xml:space="preserve">A single ramp to a locked side door does not meet this. NBC 2016 access provisions apply as the local authority applied them to this occupancy. This policy does not invent a NABH ramp gradient or door-width figure for every small hospital.</w:t>
+      </w:r>
+    </w:p>
+    <w:p>
+      <w:pPr>
+        <w:spacing w:after="140"/>
+      </w:pPr>
+      <w:r>
+        <w:rPr>
+          <w:sz w:val="22"/>
+          <w:szCs w:val="22"/>
+        </w:rPr>
+        <w:t xml:space="preserve">The «Maintenance In-Charge» holds the list of facilities in place, how they are kept usable (not blocked by a trolley bay), and how a failure is recorded. Facilities provided: «________».</w:t>
       </w:r>
     </w:p>
     <w:p>
@@ -1363,31 +1637,31 @@
           <w:sz w:val="22"/>
           <w:szCs w:val="22"/>
         </w:rPr>
-        <w:t xml:space="preserve">Extra-security areas typically include pharmacy stores, medical records if held on site, nursery and labour as the neonatal care policy uses them, server or plant rooms, the gas manifold, and any other area this hospital has named. Named extra-security areas: «________».</w:t>
-      </w:r>
-    </w:p>
-    <w:p>
-      <w:pPr>
-        <w:spacing w:after="140"/>
-      </w:pPr>
-      <w:r>
-        <w:rPr>
-          <w:sz w:val="22"/>
-          <w:szCs w:val="22"/>
-        </w:rPr>
-        <w:t xml:space="preserve">Matching and handing over a neonate, and the missing-child response, remain the neonatal care policy. Bedside observation of a vulnerable adult remains that care policy. This section owns locks, access-control hardware, cameras if installed, and the written description of who may enter which area.</w:t>
-      </w:r>
-    </w:p>
-    <w:p>
-      <w:pPr>
-        <w:spacing w:after="140"/>
-      </w:pPr>
-      <w:r>
-        <w:rPr>
-          <w:sz w:val="22"/>
-          <w:szCs w:val="22"/>
-        </w:rPr>
-        <w:t xml:space="preserve">A camera that is never watched is not extra security. Who may enter, as staff, patients and visitors, and the hardware that enforces it, are held by the «named security or administration lead». A breach that is also an incident is dual-entered in the incident system.</w:t>
+        <w:t xml:space="preserve">Extra-security areas typically include pharmacy stores, medical records if held on site, nursery and labour as the newborn-care policy uses them, server or plant rooms, the gas manifold, and any other area this hospital has named. Named extra-security areas: «________».</w:t>
+      </w:r>
+    </w:p>
+    <w:p>
+      <w:pPr>
+        <w:spacing w:after="140"/>
+      </w:pPr>
+      <w:r>
+        <w:rPr>
+          <w:sz w:val="22"/>
+          <w:szCs w:val="22"/>
+        </w:rPr>
+        <w:t xml:space="preserve">Baby-tagging, handover of a newborn, and the missing-child response stay with the newborn-care policy. Watching a confused or vulnerable adult at the bedside stays with that care policy. This section covers locks, access-control hardware, cameras (closed-circuit television, CCTV) if installed, and the written description of who may enter which area.</w:t>
+      </w:r>
+    </w:p>
+    <w:p>
+      <w:pPr>
+        <w:spacing w:after="140"/>
+      </w:pPr>
+      <w:r>
+        <w:rPr>
+          <w:sz w:val="22"/>
+          <w:szCs w:val="22"/>
+        </w:rPr>
+        <w:t xml:space="preserve">A camera that is never watched is not extra security. The «named security or administration lead» holds who may enter, as staff, patients and visitors, and the hardware that enforces it. If a breach is also an incident, enter it in the incident system as well.</w:t>
       </w:r>
     </w:p>
     <w:p>
@@ -1408,31 +1682,43 @@
           <w:sz w:val="22"/>
           <w:szCs w:val="22"/>
         </w:rPr>
-        <w:t xml:space="preserve">Facility inspection rounds to ensure safety are conducted at least once a month. That interval is in the requirement and is not hospital-optional.</w:t>
-      </w:r>
-    </w:p>
-    <w:p>
-      <w:pPr>
-        <w:spacing w:after="140"/>
-      </w:pPr>
-      <w:r>
-        <w:rPr>
-          <w:sz w:val="22"/>
-          <w:szCs w:val="22"/>
-        </w:rPr>
-        <w:t xml:space="preserve">The round is a walk of occupied clinical and support spaces that can find a blocked exit, a failed grab rail, a wet floor without warning, a chemical container without a label, a condemned item still in a corridor, an electrical panel left open, or a fire extinguisher missing (handed to the fire programme). The failure this walk exists to catch is a register signed on the last day of the month from the engineering office with no ward walk, or a round that only inspects the director's corridor.</w:t>
-      </w:r>
-    </w:p>
-    <w:p>
-      <w:pPr>
-        <w:spacing w:after="140"/>
-      </w:pPr>
-      <w:r>
-        <w:rPr>
-          <w:sz w:val="22"/>
-          <w:szCs w:val="22"/>
-        </w:rPr>
-        <w:t xml:space="preserve">Who walks: «Maintenance In-Charge with a clinical staff member from the area». The circuit: «________». A finding is recorded and closed; overdue closures are visible to the Medical Superintendent. The management-risk programme may use these as risk inputs; this remains the facility method. A missed month is a defect. A finding that is also an incident is dual-entered in the incident system.</w:t>
+        <w:t xml:space="preserve">Facility inspection rounds to check safety are done at least once every month. That interval is in the requirement. It is not optional.</w:t>
+      </w:r>
+    </w:p>
+    <w:p>
+      <w:pPr>
+        <w:spacing w:after="140"/>
+      </w:pPr>
+      <w:r>
+        <w:rPr>
+          <w:sz w:val="22"/>
+          <w:szCs w:val="22"/>
+        </w:rPr>
+        <w:t xml:space="preserve">The round is a walk of occupied clinical and support spaces. It can find a blocked exit, a failed grab rail, a wet floor without warning, a chemical container without a label, a condemned item still in a corridor, an electrical panel left open, or a missing fire extinguisher (handed to the fire policy).</w:t>
+      </w:r>
+    </w:p>
+    <w:p>
+      <w:pPr>
+        <w:spacing w:after="140"/>
+      </w:pPr>
+      <w:r>
+        <w:rPr>
+          <w:sz w:val="22"/>
+          <w:szCs w:val="22"/>
+        </w:rPr>
+        <w:t xml:space="preserve">Watch for: a register signed on the last day of the month from the engineering office with no ward walk; or a round that only inspects the director's corridor.</w:t>
+      </w:r>
+    </w:p>
+    <w:p>
+      <w:pPr>
+        <w:spacing w:after="140"/>
+      </w:pPr>
+      <w:r>
+        <w:rPr>
+          <w:sz w:val="22"/>
+          <w:szCs w:val="22"/>
+        </w:rPr>
+        <w:t xml:space="preserve">Who walks: «Maintenance In-Charge with a clinical staff member from the area». The route: «________». Record a finding and close it. Overdue closures are visible to the Medical Superintendent. The management-risk policy may use these as risk inputs. This remains the facility walk. A missed month is a defect. If a finding caused harm, enter it in the incident system as well.</w:t>
       </w:r>
     </w:p>
     <w:p>
@@ -1453,31 +1739,31 @@
           <w:sz w:val="22"/>
           <w:szCs w:val="22"/>
         </w:rPr>
-        <w:t xml:space="preserve">This is not the utilities programme's loaded generator test and not the equipment programme's calibration of a medical device. It is an audit of the electrical installation as a facility: earthing continuity, residual-current / earth-leakage protection on wet-area and patient-care circuits, overload and discrimination, damaged flexible cords, socket outlets in wet areas, panel labelling and lockability, and isolated-power or equivalent provision in the operating theatre if this hospital runs one.</w:t>
-      </w:r>
-    </w:p>
-    <w:p>
-      <w:pPr>
-        <w:spacing w:after="140"/>
-      </w:pPr>
-      <w:r>
-        <w:rPr>
-          <w:sz w:val="22"/>
-          <w:szCs w:val="22"/>
-        </w:rPr>
-        <w:t xml:space="preserve">NBC 2016 is the building-code hook. IS 732 (wiring practice) and IS 3043 (earthing) are NBC-pointed frameworks, not extra disclaimer statutes. Central Electricity Authority electrical-supply regulations are not a numbered FMS chapter reference and are not imported into the disclaimer; the hospital's applicable-legislation register remains that legislation programme if that instrument actually applies to this occupancy.</w:t>
-      </w:r>
-    </w:p>
-    <w:p>
-      <w:pPr>
-        <w:spacing w:after="140"/>
-      </w:pPr>
-      <w:r>
-        <w:rPr>
-          <w:sz w:val="22"/>
-          <w:szCs w:val="22"/>
-        </w:rPr>
-        <w:t xml:space="preserve">The failure this audit exists to catch is a megger reading filed once at commissioning with no subsequent audit, or an audit that never enters the operating theatre because "biomedical owns it." Who audits: «in-house competent person or licensed contractor». Interval: «annually». A failed earth or a missing residual-current device is isolated until repaired. A failed medical device is still the equipment programme; a failed building circuit is this audit.</w:t>
+        <w:t xml:space="preserve">This is not the utilities policy's loaded generator test. It is not the equipment policy's calibration of a medical device. It is an audit of the electrical installation as a building: earthing continuity; residual-current / earth-leakage protection on wet-area and patient-care circuits; overload and discrimination; damaged flexible cords; socket outlets in wet areas; panel labelling and whether panels can be locked; and isolated-power or equivalent provision in the operating theatre if this hospital runs one.</w:t>
+      </w:r>
+    </w:p>
+    <w:p>
+      <w:pPr>
+        <w:spacing w:after="140"/>
+      </w:pPr>
+      <w:r>
+        <w:rPr>
+          <w:sz w:val="22"/>
+          <w:szCs w:val="22"/>
+        </w:rPr>
+        <w:t xml:space="preserve">NBC 2016 is the building-code starting point. IS 732 (wiring practice) and IS 3043 (earthing) are NBC-pointed guides. They are not extra laws in the disclaimer. Central Electricity Authority electrical-supply regulations are not a numbered FMS chapter reference. They are not imported into the disclaimer. If that instrument actually applies to this occupancy, it sits on the hospital's applicable-legislation register.</w:t>
+      </w:r>
+    </w:p>
+    <w:p>
+      <w:pPr>
+        <w:spacing w:after="140"/>
+      </w:pPr>
+      <w:r>
+        <w:rPr>
+          <w:sz w:val="22"/>
+          <w:szCs w:val="22"/>
+        </w:rPr>
+        <w:t xml:space="preserve">Watch for: a megger (insulation-test) reading filed once when the building opened, with no later audit; or an audit that never enters the operating theatre because "biomedical owns it." Who audits: «in-house competent person or licensed contractor». Interval: «annually» (once a year). Isolate a failed earth or a missing residual-current device until it is repaired. A failed medical device still belongs to the equipment policy. A failed building circuit belongs to this audit.</w:t>
       </w:r>
     </w:p>
     <w:p>
@@ -1498,31 +1784,31 @@
           <w:sz w:val="22"/>
           <w:szCs w:val="22"/>
         </w:rPr>
-        <w:t xml:space="preserve">Material not in use is condemned furniture, obsolete equipment that the equipment programme has struck off the inventory, unused building materials, and expired non-waste general stores. It is not the four-colour biomedical-waste stream. WHO Safe Management of Wastes from Health-Care Activities is a waste framework; it does not move biomedical-waste ownership here.</w:t>
-      </w:r>
-    </w:p>
-    <w:p>
-      <w:pPr>
-        <w:spacing w:after="140"/>
-      </w:pPr>
-      <w:r>
-        <w:rPr>
-          <w:sz w:val="22"/>
-          <w:szCs w:val="22"/>
-        </w:rPr>
-        <w:t xml:space="preserve">How material not in use is identified: tag, location, date, owner. Who authorises condemnation: «Maintenance In-Charge», including equipment-programme strike-off when the item is equipment. It is stored so it cannot be reused on a patient, then disposed of or sold.</w:t>
-      </w:r>
-    </w:p>
-    <w:p>
-      <w:pPr>
-        <w:spacing w:after="140"/>
-      </w:pPr>
-      <w:r>
-        <w:rPr>
-          <w:sz w:val="22"/>
-          <w:szCs w:val="22"/>
-        </w:rPr>
-        <w:t xml:space="preserve">A locked store-room with no identification step, a sale-to-scrap handshake with no tag, or a condemned ventilator left in a ward bay "until biomedical collects it," is not this procedure. A tagged item that is still in a patient bay is a failure of this policy.</w:t>
+        <w:t xml:space="preserve">Material not in use is condemned furniture, obsolete equipment that the equipment policy has struck off the inventory, unused building materials, and expired ordinary stores. It is not the coloured biomedical-waste stream. WHO Safe Management of Wastes from Health-Care Activities is a waste guide. It does not move biomedical-waste ownership here.</w:t>
+      </w:r>
+    </w:p>
+    <w:p>
+      <w:pPr>
+        <w:spacing w:after="140"/>
+      </w:pPr>
+      <w:r>
+        <w:rPr>
+          <w:sz w:val="22"/>
+          <w:szCs w:val="22"/>
+        </w:rPr>
+        <w:t xml:space="preserve">How unused material is identified: tag, location, date, owner. Who authorises condemnation: «Maintenance In-Charge», including equipment-policy strike-off when the item is equipment. Store it so it cannot be reused on a patient. Then dispose of it or sell it.</w:t>
+      </w:r>
+    </w:p>
+    <w:p>
+      <w:pPr>
+        <w:spacing w:after="140"/>
+      </w:pPr>
+      <w:r>
+        <w:rPr>
+          <w:sz w:val="22"/>
+          <w:szCs w:val="22"/>
+        </w:rPr>
+        <w:t xml:space="preserve">A locked store-room with no identification step is not this procedure. A sale-to-scrap handshake with no tag is not this procedure. A condemned ventilator left in a ward bay "until biomedical collects it" is not this procedure. A tagged item that is still in a patient bay is a failure of this policy.</w:t>
       </w:r>
     </w:p>
     <w:p>
@@ -1543,55 +1829,55 @@
           <w:sz w:val="22"/>
           <w:szCs w:val="22"/>
         </w:rPr>
-        <w:t xml:space="preserve">The chapter intent is that the organisation safely manages hazardous materials. Laboratory bench chemical hygiene and laboratory fire pointing at the fire programme remain those programmes. Blood and body-fluid spills remain the infection-control spill programme. Cytotoxic preparation and administration spills remain that medication programme. Biomedical waste remains the waste programme.</w:t>
-      </w:r>
-    </w:p>
-    <w:p>
-      <w:pPr>
-        <w:spacing w:after="140"/>
-      </w:pPr>
-      <w:r>
-        <w:rPr>
-          <w:sz w:val="22"/>
-          <w:szCs w:val="22"/>
-        </w:rPr>
-        <w:t xml:space="preserve">This section is the facility list: housekeeping chemicals, water-treatment chemicals, diesel and other fuels, mercury if a sphygmomanometer or thermometer stock still exists, engineering solvents, and laboratory bulk stores that sit outside the bench programme. Dual entry when a spill meets two definitions.</w:t>
-      </w:r>
-    </w:p>
-    <w:p>
-      <w:pPr>
-        <w:spacing w:after="140"/>
-      </w:pPr>
-      <w:r>
-        <w:rPr>
-          <w:sz w:val="22"/>
-          <w:szCs w:val="22"/>
-        </w:rPr>
-        <w:t xml:space="preserve">The inventory is of classes this hospital actually holds, or a recorded absence for a class it does not hold. Labels and segregation are on the container at the point of use, not only in an SDS folder in quality. PPE and the spill method for chemical, mercury and fuel are distinct from blood spill and cytotoxic bench spill. Who may use which material is named.</w:t>
-      </w:r>
-    </w:p>
-    <w:p>
-      <w:pPr>
-        <w:spacing w:after="140"/>
-      </w:pPr>
-      <w:r>
-        <w:rPr>
-          <w:sz w:val="22"/>
-          <w:szCs w:val="22"/>
-        </w:rPr>
-        <w:t xml:space="preserve">NBC 2016 storage provisions apply as the local authority applied them. Explosives and cylinder rules, if they apply, live on the applicable-legislation register and in the gas programme; they are not this chemical list counted twice.</w:t>
-      </w:r>
-    </w:p>
-    <w:p>
-      <w:pPr>
-        <w:spacing w:after="140"/>
-      </w:pPr>
-      <w:r>
-        <w:rPr>
-          <w:sz w:val="22"/>
-          <w:szCs w:val="22"/>
-        </w:rPr>
-        <w:t xml:space="preserve">An SDS folder with no label on the jerry-can, or a mercury spill kit that was never opened because "we went digital" while a mercury column still sits in a drawer, is a failure of this policy.</w:t>
+        <w:t xml:space="preserve">The organisation must manage hazardous materials safely. Chemical safety at the laboratory bench stays with the laboratory safety policy. Laboratory fire follows the fire policy. Blood and body-fluid spills stay with the infection-control spill policy. Chemotherapy preparation and administration spills stay with that medication policy. Biomedical waste stays with the waste policy.</w:t>
+      </w:r>
+    </w:p>
+    <w:p>
+      <w:pPr>
+        <w:spacing w:after="140"/>
+      </w:pPr>
+      <w:r>
+        <w:rPr>
+          <w:sz w:val="22"/>
+          <w:szCs w:val="22"/>
+        </w:rPr>
+        <w:t xml:space="preserve">This section is the facility list: housekeeping chemicals; water-treatment chemicals; diesel and other fuels; mercury if a sphygmomanometer or thermometer stock still exists; engineering solvents; and laboratory bulk stores that sit outside the bench programme. If a spill meets two definitions, enter it in both places.</w:t>
+      </w:r>
+    </w:p>
+    <w:p>
+      <w:pPr>
+        <w:spacing w:after="140"/>
+      </w:pPr>
+      <w:r>
+        <w:rPr>
+          <w:sz w:val="22"/>
+          <w:szCs w:val="22"/>
+        </w:rPr>
+        <w:t xml:space="preserve">The inventory is of classes this hospital actually holds. Write down a class it does not hold. Labels and separation are on the container at the point of use, not only in an SDS folder in quality. PPE and the spill method for chemical, mercury and fuel are separate from blood spill and chemotherapy-bench spill. Name who may use which material.</w:t>
+      </w:r>
+    </w:p>
+    <w:p>
+      <w:pPr>
+        <w:spacing w:after="140"/>
+      </w:pPr>
+      <w:r>
+        <w:rPr>
+          <w:sz w:val="22"/>
+          <w:szCs w:val="22"/>
+        </w:rPr>
+        <w:t xml:space="preserve">NBC 2016 storage provisions apply as the local authority applied them. Explosives and cylinder rules, if they apply, live on the applicable-legislation register and in the gas policy. They are not this chemical list used as a substitute.</w:t>
+      </w:r>
+    </w:p>
+    <w:p>
+      <w:pPr>
+        <w:spacing w:after="140"/>
+      </w:pPr>
+      <w:r>
+        <w:rPr>
+          <w:sz w:val="22"/>
+          <w:szCs w:val="22"/>
+        </w:rPr>
+        <w:t xml:space="preserve">An SDS folder with no label on the jerry-can is a failure of this policy. A mercury spill kit that was never opened because "we went digital," while a mercury column still sits in a drawer, is a failure of this policy.</w:t>
       </w:r>
     </w:p>
     <w:p>
@@ -1612,7 +1898,7 @@
           <w:sz w:val="22"/>
           <w:szCs w:val="22"/>
         </w:rPr>
-        <w:t xml:space="preserve">A person who is about to do any of the following does not proceed:</w:t>
+        <w:t xml:space="preserve">Do not go ahead if you are about to do any of the following:</w:t>
       </w:r>
     </w:p>
     <w:p>
@@ -1663,48 +1949,48 @@
           <w:sz w:val="22"/>
           <w:szCs w:val="22"/>
         </w:rPr>
-        <w:t xml:space="preserve">restore a circuit that failed an electrical-safety audit — failed earth, missing residual-current device on a wet-area or patient-care circuit, unlocked live panel — until it has been repaired;</w:t>
-      </w:r>
-    </w:p>
-    <w:p>
-      <w:pPr>
-        <w:pStyle w:val="ListParagraph"/>
-        <w:numPr>
-          <w:ilvl w:val="0"/>
-          <w:numId w:val="1"/>
-        </w:numPr>
-        <w:spacing w:after="60"/>
-      </w:pPr>
-      <w:r>
-        <w:rPr>
-          <w:sz w:val="22"/>
-          <w:szCs w:val="22"/>
-        </w:rPr>
-        <w:t xml:space="preserve">sign the monthly round sheet without having walked the occupied clinical areas on the circuit.</w:t>
-      </w:r>
-    </w:p>
-    <w:p>
-      <w:pPr>
-        <w:spacing w:after="140"/>
-      </w:pPr>
-      <w:r>
-        <w:rPr>
-          <w:sz w:val="22"/>
-          <w:szCs w:val="22"/>
-        </w:rPr>
-        <w:t xml:space="preserve">They tag and quarantine the condemned item, cap and set aside the unlabelled container, leave the failed circuit isolated, or leave the round sheet unsigned, and tell the «Maintenance In-Charge» the same shift.</w:t>
-      </w:r>
-    </w:p>
-    <w:p>
-      <w:pPr>
-        <w:spacing w:after="140"/>
-      </w:pPr>
-      <w:r>
-        <w:rPr>
-          <w:sz w:val="22"/>
-          <w:szCs w:val="22"/>
-        </w:rPr>
-        <w:t xml:space="preserve">A good-faith refusal to sign a round that was not walked is not a disciplinary matter. The month is not recorded as inspected until the walk happened.</w:t>
+        <w:t xml:space="preserve">restore a circuit that failed an electrical-safety audit (failed earth, missing residual-current device on a wet-area or patient-care circuit, unlocked live panel) until it has been repaired;</w:t>
+      </w:r>
+    </w:p>
+    <w:p>
+      <w:pPr>
+        <w:pStyle w:val="ListParagraph"/>
+        <w:numPr>
+          <w:ilvl w:val="0"/>
+          <w:numId w:val="1"/>
+        </w:numPr>
+        <w:spacing w:after="60"/>
+      </w:pPr>
+      <w:r>
+        <w:rPr>
+          <w:sz w:val="22"/>
+          <w:szCs w:val="22"/>
+        </w:rPr>
+        <w:t xml:space="preserve">sign the monthly round sheet without having walked the occupied clinical areas on the route.</w:t>
+      </w:r>
+    </w:p>
+    <w:p>
+      <w:pPr>
+        <w:spacing w:after="140"/>
+      </w:pPr>
+      <w:r>
+        <w:rPr>
+          <w:sz w:val="22"/>
+          <w:szCs w:val="22"/>
+        </w:rPr>
+        <w:t xml:space="preserve">Tag and quarantine the condemned item. Cap and set aside the unlabelled container. Leave the failed circuit isolated. Leave the round sheet unsigned. Tell the «Maintenance In-Charge» the same shift.</w:t>
+      </w:r>
+    </w:p>
+    <w:p>
+      <w:pPr>
+        <w:spacing w:after="140"/>
+      </w:pPr>
+      <w:r>
+        <w:rPr>
+          <w:sz w:val="22"/>
+          <w:szCs w:val="22"/>
+        </w:rPr>
+        <w:t xml:space="preserve">Refusing in good faith to sign a round that was not walked is not a disciplinary matter. Do not record the month as inspected until the walk happened.</w:t>
       </w:r>
     </w:p>
     <w:p>
@@ -1725,7 +2011,19 @@
           <w:sz w:val="22"/>
           <w:szCs w:val="22"/>
         </w:rPr>
-        <w:t xml:space="preserve">These are the jobs this facility-safety policy needs. In a small hospital the facilities lead may also hold the utilities file; they still walk this round as a safety walk, not as a generator test.</w:t>
+        <w:t xml:space="preserve">These are the jobs this facility-safety policy needs. In a small hospital the facilities lead may also hold the utilities file. They still walk this round as a safety walk. It is not a generator test.</w:t>
+      </w:r>
+    </w:p>
+    <w:p>
+      <w:pPr>
+        <w:spacing w:after="140"/>
+      </w:pPr>
+      <w:r>
+        <w:rPr>
+          <w:sz w:val="22"/>
+          <w:szCs w:val="22"/>
+        </w:rPr>
+        <w:t xml:space="preserve">RACI in the snapshot below means: R = does the work; A = accountable (the person who must make sure it is done); C = consulted.</w:t>
       </w:r>
     </w:p>
     <w:p>
@@ -2026,24 +2324,24 @@
           <w:sz w:val="22"/>
           <w:szCs w:val="22"/>
         </w:rPr>
-        <w:t xml:space="preserve">Patient-safety fabric: Maintenance In-Charge (R/A)</w:t>
-      </w:r>
-    </w:p>
-    <w:p>
-      <w:pPr>
-        <w:pStyle w:val="ListParagraph"/>
-        <w:numPr>
-          <w:ilvl w:val="0"/>
-          <w:numId w:val="1"/>
-        </w:numPr>
-        <w:spacing w:after="60"/>
-      </w:pPr>
-      <w:r>
-        <w:rPr>
-          <w:sz w:val="22"/>
-          <w:szCs w:val="22"/>
-        </w:rPr>
-        <w:t xml:space="preserve">Differently-abled facilities: Maintenance In-Charge (R/A)</w:t>
+        <w:t xml:space="preserve">Patient-safety fittings: Maintenance In-Charge (R/A)</w:t>
+      </w:r>
+    </w:p>
+    <w:p>
+      <w:pPr>
+        <w:pStyle w:val="ListParagraph"/>
+        <w:numPr>
+          <w:ilvl w:val="0"/>
+          <w:numId w:val="1"/>
+        </w:numPr>
+        <w:spacing w:after="60"/>
+      </w:pPr>
+      <w:r>
+        <w:rPr>
+          <w:sz w:val="22"/>
+          <w:szCs w:val="22"/>
+        </w:rPr>
+        <w:t xml:space="preserve">Facilities for people with disabilities: Maintenance In-Charge (R/A)</w:t>
       </w:r>
     </w:p>
     <w:p>
@@ -2094,24 +2392,24 @@
           <w:sz w:val="22"/>
           <w:szCs w:val="22"/>
         </w:rPr>
-        <w:t xml:space="preserve">Electrical-installation audit: named competent auditor (R); Maintenance In-Charge (A for isolation-until-repaired)</w:t>
-      </w:r>
-    </w:p>
-    <w:p>
-      <w:pPr>
-        <w:pStyle w:val="ListParagraph"/>
-        <w:numPr>
-          <w:ilvl w:val="0"/>
-          <w:numId w:val="1"/>
-        </w:numPr>
-        <w:spacing w:after="60"/>
-      </w:pPr>
-      <w:r>
-        <w:rPr>
-          <w:sz w:val="22"/>
-          <w:szCs w:val="22"/>
-        </w:rPr>
-        <w:t xml:space="preserve">Unused material: Maintenance In-Charge (R/A); equipment programme (C for strike-off)</w:t>
+        <w:t xml:space="preserve">Electrical-installation audit: named competent auditor (R); Maintenance In-Charge (A for isolation until repaired)</w:t>
+      </w:r>
+    </w:p>
+    <w:p>
+      <w:pPr>
+        <w:pStyle w:val="ListParagraph"/>
+        <w:numPr>
+          <w:ilvl w:val="0"/>
+          <w:numId w:val="1"/>
+        </w:numPr>
+        <w:spacing w:after="60"/>
+      </w:pPr>
+      <w:r>
+        <w:rPr>
+          <w:sz w:val="22"/>
+          <w:szCs w:val="22"/>
+        </w:rPr>
+        <w:t xml:space="preserve">Unused material: Maintenance In-Charge (R/A); equipment policy (C for strike-off)</w:t>
       </w:r>
     </w:p>
     <w:p>
@@ -2166,208 +2464,220 @@
           <w:sz w:val="22"/>
           <w:szCs w:val="22"/>
         </w:rPr>
-        <w:t xml:space="preserve">The Quality Coordinator audits this policy «quarterly». The audit looks at the fabric and the records, not at a binder.</w:t>
-      </w:r>
-    </w:p>
-    <w:p>
-      <w:pPr>
-        <w:spacing w:after="140"/>
-      </w:pPr>
-      <w:r>
-        <w:rPr>
-          <w:sz w:val="22"/>
-          <w:szCs w:val="22"/>
-        </w:rPr>
-        <w:t xml:space="preserve">What is monitored each quarter:</w:t>
-      </w:r>
-    </w:p>
-    <w:p>
-      <w:pPr>
-        <w:pStyle w:val="ListParagraph"/>
-        <w:numPr>
-          <w:ilvl w:val="0"/>
-          <w:numId w:val="1"/>
-        </w:numPr>
-        <w:spacing w:after="60"/>
-      </w:pPr>
-      <w:r>
-        <w:rPr>
-          <w:sz w:val="22"/>
-          <w:szCs w:val="22"/>
-        </w:rPr>
-        <w:t xml:space="preserve">Inspections that touched devices rather than invoices; grab rails, call bells and wet-area flooring still in place.</w:t>
-      </w:r>
-    </w:p>
-    <w:p>
-      <w:pPr>
-        <w:pStyle w:val="ListParagraph"/>
-        <w:numPr>
-          <w:ilvl w:val="0"/>
-          <w:numId w:val="1"/>
-        </w:numPr>
-        <w:spacing w:after="60"/>
-      </w:pPr>
-      <w:r>
-        <w:rPr>
-          <w:sz w:val="22"/>
-          <w:szCs w:val="22"/>
-        </w:rPr>
-        <w:t xml:space="preserve">Differently-abled facilities still unblocked.</w:t>
-      </w:r>
-    </w:p>
-    <w:p>
-      <w:pPr>
-        <w:pStyle w:val="ListParagraph"/>
-        <w:numPr>
-          <w:ilvl w:val="0"/>
-          <w:numId w:val="1"/>
-        </w:numPr>
-        <w:spacing w:after="60"/>
-      </w:pPr>
-      <w:r>
-        <w:rPr>
-          <w:sz w:val="22"/>
-          <w:szCs w:val="22"/>
-        </w:rPr>
-        <w:t xml:space="preserve">Extra-security list still matches the hardware; cameras, if installed, are watched as described.</w:t>
-      </w:r>
-    </w:p>
-    <w:p>
-      <w:pPr>
-        <w:pStyle w:val="ListParagraph"/>
-        <w:numPr>
-          <w:ilvl w:val="0"/>
-          <w:numId w:val="1"/>
-        </w:numPr>
-        <w:spacing w:after="60"/>
-      </w:pPr>
-      <w:r>
-        <w:rPr>
-          <w:sz w:val="22"/>
-          <w:szCs w:val="22"/>
-        </w:rPr>
-        <w:t xml:space="preserve">Monthly rounds that walked clinical areas at least once a month rather than a signed register. A missed month is a finding.</w:t>
-      </w:r>
-    </w:p>
-    <w:p>
-      <w:pPr>
-        <w:pStyle w:val="ListParagraph"/>
-        <w:numPr>
-          <w:ilvl w:val="0"/>
-          <w:numId w:val="1"/>
-        </w:numPr>
-        <w:spacing w:after="60"/>
-      </w:pPr>
-      <w:r>
-        <w:rPr>
-          <w:sz w:val="22"/>
-          <w:szCs w:val="22"/>
-        </w:rPr>
-        <w:t xml:space="preserve">Electrical audits of the building, not the utilities programme's generator tests counted twice; isolation-until-repaired still in force for a failed earth.</w:t>
-      </w:r>
-    </w:p>
-    <w:p>
-      <w:pPr>
-        <w:pStyle w:val="ListParagraph"/>
-        <w:numPr>
-          <w:ilvl w:val="0"/>
-          <w:numId w:val="1"/>
-        </w:numPr>
-        <w:spacing w:after="60"/>
-      </w:pPr>
-      <w:r>
-        <w:rPr>
-          <w:sz w:val="22"/>
-          <w:szCs w:val="22"/>
-        </w:rPr>
-        <w:t xml:space="preserve">Unused-material procedure that is not biomedical-waste colours; no condemned item in a patient bay.</w:t>
-      </w:r>
-    </w:p>
-    <w:p>
-      <w:pPr>
-        <w:pStyle w:val="ListParagraph"/>
-        <w:numPr>
-          <w:ilvl w:val="0"/>
-          <w:numId w:val="1"/>
-        </w:numPr>
-        <w:spacing w:after="60"/>
-      </w:pPr>
-      <w:r>
-        <w:rPr>
-          <w:sz w:val="22"/>
-          <w:szCs w:val="22"/>
-        </w:rPr>
-        <w:t xml:space="preserve">Hazardous-material identification on the container at the point of use, not an SDS folder offered as the whole list. Blood, cytotoxic, laboratory-bench and waste programmes left as those documents.</w:t>
-      </w:r>
-    </w:p>
-    <w:p>
-      <w:pPr>
-        <w:pStyle w:val="ListParagraph"/>
-        <w:numPr>
-          <w:ilvl w:val="0"/>
-          <w:numId w:val="1"/>
-        </w:numPr>
-        <w:spacing w:after="60"/>
-      </w:pPr>
-      <w:r>
-        <w:rPr>
-          <w:sz w:val="22"/>
-          <w:szCs w:val="22"/>
-        </w:rPr>
-        <w:t xml:space="preserve">Fire equipment left with the fire programme except as a round finding.</w:t>
-      </w:r>
-    </w:p>
-    <w:p>
-      <w:pPr>
-        <w:pStyle w:val="ListParagraph"/>
-        <w:numPr>
-          <w:ilvl w:val="0"/>
-          <w:numId w:val="1"/>
-        </w:numPr>
-        <w:spacing w:after="60"/>
-      </w:pPr>
-      <w:r>
-        <w:rPr>
-          <w:sz w:val="22"/>
-          <w:szCs w:val="22"/>
-        </w:rPr>
-        <w:t xml:space="preserve">Care-process matching and observation left with those care policies.</w:t>
-      </w:r>
-    </w:p>
-    <w:p>
-      <w:pPr>
-        <w:spacing w:after="140"/>
-      </w:pPr>
-      <w:r>
-        <w:rPr>
-          <w:sz w:val="22"/>
-          <w:szCs w:val="22"/>
-        </w:rPr>
-        <w:t xml:space="preserve">Any non-conformity is a finding. The Maintenance In-Charge owns corrective action for fabric, rounds, unused material and building chemicals. The named security or administration lead owns corrective action for extra-security hardware. Root-cause analysis is required when: a month was missed; a condemned item is found in a patient bay; an unlabelled chemical is found at the point of use; a failed earth was left in service; or a round was signed without a walk.</w:t>
-      </w:r>
-    </w:p>
-    <w:p>
-      <w:pPr>
-        <w:spacing w:after="140"/>
-      </w:pPr>
-      <w:r>
-        <w:rPr>
-          <w:sz w:val="22"/>
-          <w:szCs w:val="22"/>
-        </w:rPr>
-        <w:t xml:space="preserve">Corrective and preventive action is dated, has an owner, and is checked at the next quarterly audit. An open CAPA older than «thirty days» is escalated to the Medical Superintendent.</w:t>
-      </w:r>
-    </w:p>
-    <w:p>
-      <w:pPr>
-        <w:spacing w:after="140"/>
-      </w:pPr>
-      <w:r>
-        <w:rPr>
-          <w:sz w:val="22"/>
-          <w:szCs w:val="22"/>
-        </w:rPr>
-        <w:t xml:space="preserve">This policy is reviewed «annually», and sooner after a missed month, a hazardous-material spill in a building store, or a change to extra-security areas.</w:t>
+        <w:t xml:space="preserve">The Quality Coordinator audits this policy «quarterly» (four times a year). The audit looks at the fittings and the records. Looking only at a binder is not enough.</w:t>
+      </w:r>
+    </w:p>
+    <w:p>
+      <w:pPr>
+        <w:spacing w:after="140"/>
+      </w:pPr>
+      <w:r>
+        <w:rPr>
+          <w:sz w:val="22"/>
+          <w:szCs w:val="22"/>
+        </w:rPr>
+        <w:t xml:space="preserve">What is checked each quarter:</w:t>
+      </w:r>
+    </w:p>
+    <w:p>
+      <w:pPr>
+        <w:pStyle w:val="ListParagraph"/>
+        <w:numPr>
+          <w:ilvl w:val="0"/>
+          <w:numId w:val="1"/>
+        </w:numPr>
+        <w:spacing w:after="60"/>
+      </w:pPr>
+      <w:r>
+        <w:rPr>
+          <w:sz w:val="22"/>
+          <w:szCs w:val="22"/>
+        </w:rPr>
+        <w:t xml:space="preserve">Inspections that touched devices rather than invoices. Grab rails, call bells and wet-area flooring still in place.</w:t>
+      </w:r>
+    </w:p>
+    <w:p>
+      <w:pPr>
+        <w:pStyle w:val="ListParagraph"/>
+        <w:numPr>
+          <w:ilvl w:val="0"/>
+          <w:numId w:val="1"/>
+        </w:numPr>
+        <w:spacing w:after="60"/>
+      </w:pPr>
+      <w:r>
+        <w:rPr>
+          <w:sz w:val="22"/>
+          <w:szCs w:val="22"/>
+        </w:rPr>
+        <w:t xml:space="preserve">Facilities for people with disabilities still unblocked.</w:t>
+      </w:r>
+    </w:p>
+    <w:p>
+      <w:pPr>
+        <w:pStyle w:val="ListParagraph"/>
+        <w:numPr>
+          <w:ilvl w:val="0"/>
+          <w:numId w:val="1"/>
+        </w:numPr>
+        <w:spacing w:after="60"/>
+      </w:pPr>
+      <w:r>
+        <w:rPr>
+          <w:sz w:val="22"/>
+          <w:szCs w:val="22"/>
+        </w:rPr>
+        <w:t xml:space="preserve">Extra-security list still matches the hardware. Cameras, if installed, are watched as described.</w:t>
+      </w:r>
+    </w:p>
+    <w:p>
+      <w:pPr>
+        <w:pStyle w:val="ListParagraph"/>
+        <w:numPr>
+          <w:ilvl w:val="0"/>
+          <w:numId w:val="1"/>
+        </w:numPr>
+        <w:spacing w:after="60"/>
+      </w:pPr>
+      <w:r>
+        <w:rPr>
+          <w:sz w:val="22"/>
+          <w:szCs w:val="22"/>
+        </w:rPr>
+        <w:t xml:space="preserve">Monthly rounds that walked clinical areas at least once every month, rather than a signed register. A missed month is a finding.</w:t>
+      </w:r>
+    </w:p>
+    <w:p>
+      <w:pPr>
+        <w:pStyle w:val="ListParagraph"/>
+        <w:numPr>
+          <w:ilvl w:val="0"/>
+          <w:numId w:val="1"/>
+        </w:numPr>
+        <w:spacing w:after="60"/>
+      </w:pPr>
+      <w:r>
+        <w:rPr>
+          <w:sz w:val="22"/>
+          <w:szCs w:val="22"/>
+        </w:rPr>
+        <w:t xml:space="preserve">Electrical audits of the building, not the utilities policy's generator tests used in place of this audit. Isolation until repaired still in force for a failed earth.</w:t>
+      </w:r>
+    </w:p>
+    <w:p>
+      <w:pPr>
+        <w:pStyle w:val="ListParagraph"/>
+        <w:numPr>
+          <w:ilvl w:val="0"/>
+          <w:numId w:val="1"/>
+        </w:numPr>
+        <w:spacing w:after="60"/>
+      </w:pPr>
+      <w:r>
+        <w:rPr>
+          <w:sz w:val="22"/>
+          <w:szCs w:val="22"/>
+        </w:rPr>
+        <w:t xml:space="preserve">Unused-material procedure that is not biomedical-waste colours. No condemned item in a patient bay.</w:t>
+      </w:r>
+    </w:p>
+    <w:p>
+      <w:pPr>
+        <w:pStyle w:val="ListParagraph"/>
+        <w:numPr>
+          <w:ilvl w:val="0"/>
+          <w:numId w:val="1"/>
+        </w:numPr>
+        <w:spacing w:after="60"/>
+      </w:pPr>
+      <w:r>
+        <w:rPr>
+          <w:sz w:val="22"/>
+          <w:szCs w:val="22"/>
+        </w:rPr>
+        <w:t xml:space="preserve">Hazardous-material identification on the container at the point of use, not an SDS folder used in place of labels on the cans. Blood, chemotherapy, laboratory-bench and waste policies left as those documents.</w:t>
+      </w:r>
+    </w:p>
+    <w:p>
+      <w:pPr>
+        <w:pStyle w:val="ListParagraph"/>
+        <w:numPr>
+          <w:ilvl w:val="0"/>
+          <w:numId w:val="1"/>
+        </w:numPr>
+        <w:spacing w:after="60"/>
+      </w:pPr>
+      <w:r>
+        <w:rPr>
+          <w:sz w:val="22"/>
+          <w:szCs w:val="22"/>
+        </w:rPr>
+        <w:t xml:space="preserve">Fire equipment left with the fire policy except as a round finding.</w:t>
+      </w:r>
+    </w:p>
+    <w:p>
+      <w:pPr>
+        <w:pStyle w:val="ListParagraph"/>
+        <w:numPr>
+          <w:ilvl w:val="0"/>
+          <w:numId w:val="1"/>
+        </w:numPr>
+        <w:spacing w:after="60"/>
+      </w:pPr>
+      <w:r>
+        <w:rPr>
+          <w:sz w:val="22"/>
+          <w:szCs w:val="22"/>
+        </w:rPr>
+        <w:t xml:space="preserve">Baby-tagging and bedside watching left with those care policies.</w:t>
+      </w:r>
+    </w:p>
+    <w:p>
+      <w:pPr>
+        <w:spacing w:after="140"/>
+      </w:pPr>
+      <w:r>
+        <w:rPr>
+          <w:sz w:val="22"/>
+          <w:szCs w:val="22"/>
+        </w:rPr>
+        <w:t xml:space="preserve">Any failure to meet this policy is a finding. The Maintenance In-Charge owns corrective action for fittings, rounds, unused material and building chemicals. The named security or administration lead owns corrective action for extra-security hardware.</w:t>
+      </w:r>
+    </w:p>
+    <w:p>
+      <w:pPr>
+        <w:spacing w:after="140"/>
+      </w:pPr>
+      <w:r>
+        <w:rPr>
+          <w:sz w:val="22"/>
+          <w:szCs w:val="22"/>
+        </w:rPr>
+        <w:t xml:space="preserve">Root-cause analysis (RCA — finding why something went wrong) is required when: a month was missed; a condemned item is found in a patient bay; an unlabelled chemical is found at the point of use; a failed earth was left in service; or a round was signed without a walk.</w:t>
+      </w:r>
+    </w:p>
+    <w:p>
+      <w:pPr>
+        <w:spacing w:after="140"/>
+      </w:pPr>
+      <w:r>
+        <w:rPr>
+          <w:sz w:val="22"/>
+          <w:szCs w:val="22"/>
+        </w:rPr>
+        <w:t xml:space="preserve">Corrective and preventive action (CAPA — the fix and the step that stops it happening again) is dated, has an owner, and is checked at the next quarterly audit. An open CAPA older than «thirty days» is escalated to the Medical Superintendent.</w:t>
+      </w:r>
+    </w:p>
+    <w:p>
+      <w:pPr>
+        <w:spacing w:after="140"/>
+      </w:pPr>
+      <w:r>
+        <w:rPr>
+          <w:sz w:val="22"/>
+          <w:szCs w:val="22"/>
+        </w:rPr>
+        <w:t xml:space="preserve">This policy is reviewed «annually» (once a year), and sooner after a missed month, a hazardous-material spill in a building store, or a change to extra-security areas.</w:t>
       </w:r>
     </w:p>
     <w:p>
@@ -2388,7 +2698,7 @@
           <w:sz w:val="22"/>
           <w:szCs w:val="22"/>
         </w:rPr>
-        <w:t xml:space="preserve">Staff who walk monthly rounds, inspect devices, handle building chemicals, condemn unused material, or hold extra-security access are trained against this policy at induction and «once a year» thereafter. Training covers: the monthly walk; not signing a round that was not walked; tagging unused material so it cannot be reused on a patient; labelling chemicals at the point of use; isolation of a failed building circuit; and the split that biomedical-waste colours, blood spills, cytotoxic bench spills and laboratory bench hygiene remain those other programmes.</w:t>
+        <w:t xml:space="preserve">Staff who walk monthly rounds, inspect devices, handle building chemicals, condemn unused material, or hold extra-security access are trained on this policy at induction and «once a year» after that. Training covers: the monthly walk; not signing a round that was not walked; tagging unused material so it cannot be reused on a patient; labelling chemicals at the point of use; isolation of a failed building circuit; and the split that biomedical-waste colours, blood spills, chemotherapy-bench spills and laboratory-bench hygiene stay with those other policies.</w:t>
       </w:r>
     </w:p>
     <w:p>
@@ -3159,7 +3469,7 @@
           <w:sz w:val="20"/>
           <w:szCs w:val="20"/>
         </w:rPr>
-        <w:t xml:space="preserve">The Maintenance In-Charge holds signed acknowledgements of staff who walk rounds, handle building chemicals, or condemn unused material, with the induction record.</w:t>
+        <w:t xml:space="preserve">The Maintenance In-Charge keeps signed acknowledgements of staff who walk rounds, handle building chemicals, or condemn unused material, with the induction record.</w:t>
       </w:r>
     </w:p>
     <w:p>
@@ -3185,126 +3495,126 @@
           <w:sz w:val="22"/>
           <w:szCs w:val="22"/>
         </w:rPr>
-        <w:t xml:space="preserve">National Accreditation Board for Hospitals and Healthcare Providers (NABH), Standards for Small Healthcare Organisations, 3rd Edition — Chapter 8 FMS, standard FMS.2 (this policy is written so that those requirements are met in operation; it is not a commentary on the standard).</w:t>
-      </w:r>
-    </w:p>
-    <w:p>
-      <w:pPr>
-        <w:pStyle w:val="ListParagraph"/>
-        <w:numPr>
-          <w:ilvl w:val="0"/>
-          <w:numId w:val="1"/>
-        </w:numPr>
-        <w:spacing w:after="60"/>
-      </w:pPr>
-      <w:r>
-        <w:rPr>
-          <w:sz w:val="22"/>
-          <w:szCs w:val="22"/>
-        </w:rPr>
-        <w:t xml:space="preserve">National Building Code of India, 2016. Bureau of Indian Standards — building, access and electrical-installation framework as the local authority has applied it; IS 732, IS 3043 and IS 2190 are NBC-pointed practice, not extra disclaimer statutes.</w:t>
-      </w:r>
-    </w:p>
-    <w:p>
-      <w:pPr>
-        <w:pStyle w:val="ListParagraph"/>
-        <w:numPr>
-          <w:ilvl w:val="0"/>
-          <w:numId w:val="1"/>
-        </w:numPr>
-        <w:spacing w:after="60"/>
-      </w:pPr>
-      <w:r>
-        <w:rPr>
-          <w:sz w:val="22"/>
-          <w:szCs w:val="22"/>
-        </w:rPr>
-        <w:t xml:space="preserve">Gudlavalleti, V. (2018). Challenges in Accessing Health Care for People with Disability in the South Asian Context: A Review. Int J Environ Res Public Health, 15(11), 2366 — disability-access framework.</w:t>
-      </w:r>
-    </w:p>
-    <w:p>
-      <w:pPr>
-        <w:pStyle w:val="ListParagraph"/>
-        <w:numPr>
-          <w:ilvl w:val="0"/>
-          <w:numId w:val="1"/>
-        </w:numPr>
-        <w:spacing w:after="60"/>
-      </w:pPr>
-      <w:r>
-        <w:rPr>
-          <w:sz w:val="22"/>
-          <w:szCs w:val="22"/>
-        </w:rPr>
-        <w:t xml:space="preserve">Safe Management of Wastes from Health-Care Activities (2nd ed.). World Health Organization (2014) — waste framework only; biomedical-waste colour and authorisation remain the infection-control waste programme.</w:t>
-      </w:r>
-    </w:p>
-    <w:p>
-      <w:pPr>
-        <w:pStyle w:val="ListParagraph"/>
-        <w:numPr>
-          <w:ilvl w:val="0"/>
-          <w:numId w:val="1"/>
-        </w:numPr>
-        <w:spacing w:after="60"/>
-      </w:pPr>
-      <w:r>
-        <w:rPr>
-          <w:sz w:val="22"/>
-          <w:szCs w:val="22"/>
-        </w:rPr>
-        <w:t xml:space="preserve">Hospital safety index: guide for evaluators – 2nd ed. World Health Organization (2015) — evaluator framework, not a mandated score.</w:t>
-      </w:r>
-    </w:p>
-    <w:p>
-      <w:pPr>
-        <w:pStyle w:val="ListParagraph"/>
-        <w:numPr>
-          <w:ilvl w:val="0"/>
-          <w:numId w:val="1"/>
-        </w:numPr>
-        <w:spacing w:after="60"/>
-      </w:pPr>
-      <w:r>
-        <w:rPr>
-          <w:sz w:val="22"/>
-          <w:szCs w:val="22"/>
-        </w:rPr>
-        <w:t xml:space="preserve">Aggarwal, R., et al. (2010). Technology as applied to patient safety: an overview. Qual Saf Health Care, 19(Suppl 2), i3-i8 — infrastructure framework.</w:t>
-      </w:r>
-    </w:p>
-    <w:p>
-      <w:pPr>
-        <w:pStyle w:val="ListParagraph"/>
-        <w:numPr>
-          <w:ilvl w:val="0"/>
-          <w:numId w:val="1"/>
-        </w:numPr>
-        <w:spacing w:after="60"/>
-      </w:pPr>
-      <w:r>
-        <w:rPr>
-          <w:sz w:val="22"/>
-          <w:szCs w:val="22"/>
-        </w:rPr>
-        <w:t xml:space="preserve">Infrastructures to improve patient safety. Health Facilities Management (2015) — framework.</w:t>
-      </w:r>
-    </w:p>
-    <w:p>
-      <w:pPr>
-        <w:pStyle w:val="ListParagraph"/>
-        <w:numPr>
-          <w:ilvl w:val="0"/>
-          <w:numId w:val="1"/>
-        </w:numPr>
-        <w:spacing w:after="60"/>
-      </w:pPr>
-      <w:r>
-        <w:rPr>
-          <w:sz w:val="22"/>
-          <w:szCs w:val="22"/>
-        </w:rPr>
-        <w:t xml:space="preserve">Internal documents of this hospital: monthly round form; electrical audit; unused-material procedure; hazardous-material inventory; utilities, equipment, gas and fire programmes; infection-control spill and waste programmes; laboratory safety programme; neonatal and vulnerable-adult care policies; incident system.</w:t>
+        <w:t xml:space="preserve">National Accreditation Board for Hospitals and Healthcare Providers (NABH), Standards for Small Healthcare Organisations, 3rd Edition — Chapter 8 FMS, standard FMS.2 (this policy is written so those requirements are met in day-to-day work; it is not a commentary on the standard).</w:t>
+      </w:r>
+    </w:p>
+    <w:p>
+      <w:pPr>
+        <w:pStyle w:val="ListParagraph"/>
+        <w:numPr>
+          <w:ilvl w:val="0"/>
+          <w:numId w:val="1"/>
+        </w:numPr>
+        <w:spacing w:after="60"/>
+      </w:pPr>
+      <w:r>
+        <w:rPr>
+          <w:sz w:val="22"/>
+          <w:szCs w:val="22"/>
+        </w:rPr>
+        <w:t xml:space="preserve">National Building Code of India, 2016. Bureau of Indian Standards — building, access and electrical-installation guide as the local authority has applied it; IS 732, IS 3043 and IS 2190 are NBC-pointed practice, not extra disclaimer statutes.</w:t>
+      </w:r>
+    </w:p>
+    <w:p>
+      <w:pPr>
+        <w:pStyle w:val="ListParagraph"/>
+        <w:numPr>
+          <w:ilvl w:val="0"/>
+          <w:numId w:val="1"/>
+        </w:numPr>
+        <w:spacing w:after="60"/>
+      </w:pPr>
+      <w:r>
+        <w:rPr>
+          <w:sz w:val="22"/>
+          <w:szCs w:val="22"/>
+        </w:rPr>
+        <w:t xml:space="preserve">Gudlavalleti, V. (2018). Challenges in Accessing Health Care for People with Disability in the South Asian Context: A Review. Int J Environ Res Public Health, 15(11), 2366 — disability-access guide.</w:t>
+      </w:r>
+    </w:p>
+    <w:p>
+      <w:pPr>
+        <w:pStyle w:val="ListParagraph"/>
+        <w:numPr>
+          <w:ilvl w:val="0"/>
+          <w:numId w:val="1"/>
+        </w:numPr>
+        <w:spacing w:after="60"/>
+      </w:pPr>
+      <w:r>
+        <w:rPr>
+          <w:sz w:val="22"/>
+          <w:szCs w:val="22"/>
+        </w:rPr>
+        <w:t xml:space="preserve">Safe Management of Wastes from Health-Care Activities (2nd ed.). World Health Organization (2014) — waste guide only; biomedical-waste colour and authorisation remain with the infection-control waste policy.</w:t>
+      </w:r>
+    </w:p>
+    <w:p>
+      <w:pPr>
+        <w:pStyle w:val="ListParagraph"/>
+        <w:numPr>
+          <w:ilvl w:val="0"/>
+          <w:numId w:val="1"/>
+        </w:numPr>
+        <w:spacing w:after="60"/>
+      </w:pPr>
+      <w:r>
+        <w:rPr>
+          <w:sz w:val="22"/>
+          <w:szCs w:val="22"/>
+        </w:rPr>
+        <w:t xml:space="preserve">Hospital safety index: guide for evaluators – 2nd ed. World Health Organization (2015) — evaluator guide, not a score this hospital must achieve.</w:t>
+      </w:r>
+    </w:p>
+    <w:p>
+      <w:pPr>
+        <w:pStyle w:val="ListParagraph"/>
+        <w:numPr>
+          <w:ilvl w:val="0"/>
+          <w:numId w:val="1"/>
+        </w:numPr>
+        <w:spacing w:after="60"/>
+      </w:pPr>
+      <w:r>
+        <w:rPr>
+          <w:sz w:val="22"/>
+          <w:szCs w:val="22"/>
+        </w:rPr>
+        <w:t xml:space="preserve">Aggarwal, R., et al. (2010). Technology as applied to patient safety: an overview. Qual Saf Health Care, 19(Suppl 2), i3-i8 — infrastructure guide.</w:t>
+      </w:r>
+    </w:p>
+    <w:p>
+      <w:pPr>
+        <w:pStyle w:val="ListParagraph"/>
+        <w:numPr>
+          <w:ilvl w:val="0"/>
+          <w:numId w:val="1"/>
+        </w:numPr>
+        <w:spacing w:after="60"/>
+      </w:pPr>
+      <w:r>
+        <w:rPr>
+          <w:sz w:val="22"/>
+          <w:szCs w:val="22"/>
+        </w:rPr>
+        <w:t xml:space="preserve">Infrastructures to improve patient safety. Health Facilities Management (2015) — guide.</w:t>
+      </w:r>
+    </w:p>
+    <w:p>
+      <w:pPr>
+        <w:pStyle w:val="ListParagraph"/>
+        <w:numPr>
+          <w:ilvl w:val="0"/>
+          <w:numId w:val="1"/>
+        </w:numPr>
+        <w:spacing w:after="60"/>
+      </w:pPr>
+      <w:r>
+        <w:rPr>
+          <w:sz w:val="22"/>
+          <w:szCs w:val="22"/>
+        </w:rPr>
+        <w:t xml:space="preserve">Internal documents of this hospital: monthly round form; electrical audit; unused-material procedure; hazardous-material inventory; utilities, equipment, gas and fire policies; infection-control spill and waste policies; laboratory safety policy; newborn and vulnerable-adult care policies; incident system.</w:t>
       </w:r>
     </w:p>
     <w:p>
@@ -3325,19 +3635,19 @@
           <w:sz w:val="22"/>
           <w:szCs w:val="22"/>
         </w:rPr>
-        <w:t xml:space="preserve">Controlled master copy: office of the Medical Superintendent, Preview Hospital, with the «Maintenance In-Charge» and the Quality Coordinator.</w:t>
-      </w:r>
-    </w:p>
-    <w:p>
-      <w:pPr>
-        <w:spacing w:after="140"/>
-      </w:pPr>
-      <w:r>
-        <w:rPr>
-          <w:sz w:val="22"/>
-          <w:szCs w:val="22"/>
-        </w:rPr>
-        <w:t xml:space="preserve">Copies issued to: staff who walk monthly rounds; the named security or administration lead where extra-security areas are defined; department heads whose areas are on the circuit.</w:t>
+        <w:t xml:space="preserve">Official master copy: office of the Medical Superintendent, Preview Hospital, with the «Maintenance In-Charge» and the Quality Coordinator.</w:t>
+      </w:r>
+    </w:p>
+    <w:p>
+      <w:pPr>
+        <w:spacing w:after="140"/>
+      </w:pPr>
+      <w:r>
+        <w:rPr>
+          <w:sz w:val="22"/>
+          <w:szCs w:val="22"/>
+        </w:rPr>
+        <w:t xml:space="preserve">Copies issued to: staff who walk monthly rounds; the named security or administration lead where extra-security areas are defined; department heads whose areas are on the route.</w:t>
       </w:r>
     </w:p>
     <w:p>
@@ -3361,7 +3671,7 @@
           <w:sz w:val="22"/>
           <w:szCs w:val="22"/>
         </w:rPr>
-        <w:t xml:space="preserve">Superseded versions are withdrawn from all points of use on issue of a revision. One dated copy of each is retained by the Quality Coordinator.</w:t>
+        <w:t xml:space="preserve">When a new version is issued, take old copies out of use. The Quality Coordinator keeps one dated copy of each old version.</w:t>
       </w:r>
     </w:p>
     <w:p>
@@ -3383,15 +3693,16 @@
           <w:szCs w:val="22"/>
         </w:rPr>
         <w:t xml:space="preserve">NBC — National Building Code of India, 2016
-ELCB — earth-leakage circuit breaker
-RCCB — residual-current circuit breaker
+PC-PNDT — Pre-Conception and Pre-Natal Diagnostic Techniques
+RCD — residual-current device
 CCTV — closed-circuit television
 SDS — safety data sheet
 PPE — personal protective equipment
 CAPA — corrective and preventive action
 RCA — root-cause analysis
 WHO — World Health Organization
-IS — Indian Standard</w:t>
+IS — Indian Standard
+RACI — Responsible, Accountable, Consulted, Informed</w:t>
       </w:r>
     </w:p>
     <w:p>
@@ -4064,7 +4375,7 @@
                 <w:sz w:val="18"/>
                 <w:szCs w:val="18"/>
               </w:rPr>
-              <w:t xml:space="preserve">Maintenance In-Charge; equipment programme for strike-off when the item is equipment</w:t>
+              <w:t xml:space="preserve">Maintenance In-Charge; equipment policy for strike-off when the item is equipment</w:t>
             </w:r>
           </w:p>
         </w:tc>
@@ -4223,24 +4534,24 @@
           <w:sz w:val="22"/>
           <w:szCs w:val="22"/>
         </w:rPr>
-        <w:t xml:space="preserve">Periodic inspection records that touched the device, not a purchase invoice.</w:t>
-      </w:r>
-    </w:p>
-    <w:p>
-      <w:pPr>
-        <w:pStyle w:val="ListParagraph"/>
-        <w:numPr>
-          <w:ilvl w:val="0"/>
-          <w:numId w:val="1"/>
-        </w:numPr>
-        <w:spacing w:after="60"/>
-      </w:pPr>
-      <w:r>
-        <w:rPr>
-          <w:sz w:val="22"/>
-          <w:szCs w:val="22"/>
-        </w:rPr>
-        <w:t xml:space="preserve">Record that fire extinguishers and detection remain the fire programme except as a round finding.</w:t>
+        <w:t xml:space="preserve">Regular inspection records that touched the device, not a purchase invoice.</w:t>
+      </w:r>
+    </w:p>
+    <w:p>
+      <w:pPr>
+        <w:pStyle w:val="ListParagraph"/>
+        <w:numPr>
+          <w:ilvl w:val="0"/>
+          <w:numId w:val="1"/>
+        </w:numPr>
+        <w:spacing w:after="60"/>
+      </w:pPr>
+      <w:r>
+        <w:rPr>
+          <w:sz w:val="22"/>
+          <w:szCs w:val="22"/>
+        </w:rPr>
+        <w:t xml:space="preserve">Note that fire extinguishers and detection remain with the fire policy except as a round finding.</w:t>
       </w:r>
     </w:p>
     <w:p>
@@ -4403,7 +4714,7 @@
           <w:sz w:val="22"/>
           <w:szCs w:val="22"/>
         </w:rPr>
-        <w:t xml:space="preserve">Closed findings, including those handed to the utilities, equipment, gas or fire programme.</w:t>
+        <w:t xml:space="preserve">Closed findings, including those handed to the utilities, equipment, gas or fire policy.</w:t>
       </w:r>
     </w:p>
     <w:p>
@@ -4437,7 +4748,7 @@
           <w:sz w:val="22"/>
           <w:szCs w:val="22"/>
         </w:rPr>
-        <w:t xml:space="preserve">Incident dual-entry where a finding caused harm.</w:t>
+        <w:t xml:space="preserve">Incident entry as well where a finding caused harm.</w:t>
       </w:r>
     </w:p>
     <w:p>
@@ -4557,24 +4868,24 @@
           <w:sz w:val="22"/>
           <w:szCs w:val="22"/>
         </w:rPr>
-        <w:t xml:space="preserve">Equipment-programme strike-off when the item is equipment.</w:t>
-      </w:r>
-    </w:p>
-    <w:p>
-      <w:pPr>
-        <w:pStyle w:val="ListParagraph"/>
-        <w:numPr>
-          <w:ilvl w:val="0"/>
-          <w:numId w:val="1"/>
-        </w:numPr>
-        <w:spacing w:after="60"/>
-      </w:pPr>
-      <w:r>
-        <w:rPr>
-          <w:sz w:val="22"/>
-          <w:szCs w:val="22"/>
-        </w:rPr>
-        <w:t xml:space="preserve">Record that biomedical-waste colours remain the infection-control waste programme.</w:t>
+        <w:t xml:space="preserve">Equipment-policy strike-off when the item is equipment.</w:t>
+      </w:r>
+    </w:p>
+    <w:p>
+      <w:pPr>
+        <w:pStyle w:val="ListParagraph"/>
+        <w:numPr>
+          <w:ilvl w:val="0"/>
+          <w:numId w:val="1"/>
+        </w:numPr>
+        <w:spacing w:after="60"/>
+      </w:pPr>
+      <w:r>
+        <w:rPr>
+          <w:sz w:val="22"/>
+          <w:szCs w:val="22"/>
+        </w:rPr>
+        <w:t xml:space="preserve">Note that biomedical-waste colours remain with the infection-control waste policy.</w:t>
       </w:r>
     </w:p>
     <w:p>
@@ -4600,41 +4911,41 @@
           <w:sz w:val="22"/>
           <w:szCs w:val="22"/>
         </w:rPr>
-        <w:t xml:space="preserve">Hazardous-material inventory of classes this hospital actually holds, with recorded absences for classes not held.</w:t>
-      </w:r>
-    </w:p>
-    <w:p>
-      <w:pPr>
-        <w:pStyle w:val="ListParagraph"/>
-        <w:numPr>
-          <w:ilvl w:val="0"/>
-          <w:numId w:val="1"/>
-        </w:numPr>
-        <w:spacing w:after="60"/>
-      </w:pPr>
-      <w:r>
-        <w:rPr>
-          <w:sz w:val="22"/>
-          <w:szCs w:val="22"/>
-        </w:rPr>
-        <w:t xml:space="preserve">Labels and segregation at the point of use.</w:t>
-      </w:r>
-    </w:p>
-    <w:p>
-      <w:pPr>
-        <w:pStyle w:val="ListParagraph"/>
-        <w:numPr>
-          <w:ilvl w:val="0"/>
-          <w:numId w:val="1"/>
-        </w:numPr>
-        <w:spacing w:after="60"/>
-      </w:pPr>
-      <w:r>
-        <w:rPr>
-          <w:sz w:val="22"/>
-          <w:szCs w:val="22"/>
-        </w:rPr>
-        <w:t xml:space="preserve">PPE and spill method for building chemical, mercury and fuel, distinct from blood and cytotoxic bench spills.</w:t>
+        <w:t xml:space="preserve">Hazardous-material inventory of classes this hospital actually holds, with written notes for classes not held.</w:t>
+      </w:r>
+    </w:p>
+    <w:p>
+      <w:pPr>
+        <w:pStyle w:val="ListParagraph"/>
+        <w:numPr>
+          <w:ilvl w:val="0"/>
+          <w:numId w:val="1"/>
+        </w:numPr>
+        <w:spacing w:after="60"/>
+      </w:pPr>
+      <w:r>
+        <w:rPr>
+          <w:sz w:val="22"/>
+          <w:szCs w:val="22"/>
+        </w:rPr>
+        <w:t xml:space="preserve">Labels and separation at the point of use.</w:t>
+      </w:r>
+    </w:p>
+    <w:p>
+      <w:pPr>
+        <w:pStyle w:val="ListParagraph"/>
+        <w:numPr>
+          <w:ilvl w:val="0"/>
+          <w:numId w:val="1"/>
+        </w:numPr>
+        <w:spacing w:after="60"/>
+      </w:pPr>
+      <w:r>
+        <w:rPr>
+          <w:sz w:val="22"/>
+          <w:szCs w:val="22"/>
+        </w:rPr>
+        <w:t xml:space="preserve">PPE and spill method for building chemical, mercury and fuel, separate from blood and chemotherapy-bench spills.</w:t>
       </w:r>
     </w:p>
     <w:p>
